--- a/DIPLOMA_REQUIREMENTS.docx
+++ b/DIPLOMA_REQUIREMENTS.docx
@@ -4,96 +4,502 @@
   <w:body>
     <w:p>
       <w:pPr>
-        <w:pStyle w:val="Heading1"/>
+        <w:pStyle w:val="Title"/>
+        <w:jc w:val="center"/>
       </w:pPr>
       <w:r>
-        <w:t>DIPLOMA_REQUIREMENTS — Raport spełnienia wymagań pracy dyplomowej</w:t>
-      </w:r>
-    </w:p>
-    <w:p>
-      <w:r/>
-      <w:r>
-        <w:rPr>
-          <w:b/>
-        </w:rPr>
-        <w:t>Projekt:</w:t>
-      </w:r>
-      <w:r>
-        <w:t xml:space="preserve"> ZelaznaCRM</w:t>
-      </w:r>
-    </w:p>
-    <w:p>
-      <w:r/>
-      <w:r>
-        <w:rPr>
-          <w:b/>
-        </w:rPr>
-        <w:t>Autor:</w:t>
-      </w:r>
-      <w:r>
-        <w:t xml:space="preserve"> Waldemar Żelazny</w:t>
-      </w:r>
-    </w:p>
-    <w:p>
-      <w:r/>
-      <w:r>
-        <w:rPr>
-          <w:b/>
-        </w:rPr>
-        <w:t>Data raportu:</w:t>
-      </w:r>
-      <w:r>
-        <w:t xml:space="preserve"> Kwiecień 2026</w:t>
-      </w:r>
-    </w:p>
-    <w:p>
-      <w:r/>
-      <w:r>
-        <w:rPr>
-          <w:b/>
-        </w:rPr>
-        <w:t>Wersja kodu:</w:t>
-      </w:r>
-      <w:r>
-        <w:t xml:space="preserve"> commit </w:t>
-      </w:r>
-      <w:r>
-        <w:rPr>
-          <w:rFonts w:ascii="Courier New" w:hAnsi="Courier New"/>
-          <w:sz w:val="18"/>
-        </w:rPr>
-        <w:t>06cbed1</w:t>
-      </w:r>
-      <w:r>
-        <w:t xml:space="preserve"> (2026-04-21)</w:t>
-      </w:r>
-    </w:p>
-    <w:p>
-      <w:r/>
-      <w:r>
-        <w:rPr>
-          <w:b/>
-        </w:rPr>
-        <w:t>Łączna liczba testów:</w:t>
-      </w:r>
-      <w:r>
-        <w:t xml:space="preserve"> 664 (100% passing)</w:t>
+        <w:t>DIPLOMA_REQUIREMENTS</w:t>
       </w:r>
     </w:p>
     <w:p>
       <w:pPr>
-        <w:spacing w:before="80" w:after="80"/>
-        <w:pBdr>
-          <w:bottom w:val="single" w:sz="6" w:space="1" w:color="CCCCCC"/>
-        </w:pBdr>
+        <w:jc w:val="center"/>
       </w:pPr>
+      <w:r>
+        <w:rPr>
+          <w:sz w:val="26"/>
+        </w:rPr>
+        <w:t>Raport spelnienia wymagan pracy dyplomowej</w:t>
+      </w:r>
+    </w:p>
+    <w:p/>
+    <w:p>
+      <w:pPr>
+        <w:spacing w:after="40"/>
+      </w:pPr>
+      <w:r>
+        <w:rPr>
+          <w:b/>
+          <w:sz w:val="22"/>
+        </w:rPr>
+        <w:t xml:space="preserve">Projekt: </w:t>
+      </w:r>
+      <w:r>
+        <w:rPr>
+          <w:sz w:val="22"/>
+        </w:rPr>
+        <w:t>ZelaznaCRM</w:t>
+      </w:r>
     </w:p>
     <w:p>
       <w:pPr>
-        <w:pStyle w:val="Heading2"/>
+        <w:spacing w:after="40"/>
       </w:pPr>
       <w:r>
-        <w:t>Podsumowanie ogólne</w:t>
+        <w:rPr>
+          <w:b/>
+          <w:sz w:val="22"/>
+        </w:rPr>
+        <w:t xml:space="preserve">Autor: </w:t>
+      </w:r>
+      <w:r>
+        <w:rPr>
+          <w:sz w:val="22"/>
+        </w:rPr>
+        <w:t>Waldemar Zelazny</w:t>
+      </w:r>
+    </w:p>
+    <w:p>
+      <w:pPr>
+        <w:spacing w:after="40"/>
+      </w:pPr>
+      <w:r>
+        <w:rPr>
+          <w:b/>
+          <w:sz w:val="22"/>
+        </w:rPr>
+        <w:t xml:space="preserve">Data raportu: </w:t>
+      </w:r>
+      <w:r>
+        <w:rPr>
+          <w:sz w:val="22"/>
+        </w:rPr>
+        <w:t>Kwiecien 2026</w:t>
+      </w:r>
+    </w:p>
+    <w:p>
+      <w:pPr>
+        <w:spacing w:after="40"/>
+      </w:pPr>
+      <w:r>
+        <w:rPr>
+          <w:b/>
+          <w:sz w:val="22"/>
+        </w:rPr>
+        <w:t xml:space="preserve">Wersja kodu: </w:t>
+      </w:r>
+      <w:r>
+        <w:rPr>
+          <w:sz w:val="22"/>
+        </w:rPr>
+        <w:t>commit de7c5f5 (2026-04-22)</w:t>
+      </w:r>
+    </w:p>
+    <w:p>
+      <w:pPr>
+        <w:spacing w:after="40"/>
+      </w:pPr>
+      <w:r>
+        <w:rPr>
+          <w:b/>
+          <w:sz w:val="22"/>
+        </w:rPr>
+        <w:t xml:space="preserve">Laczna liczba testow: </w:t>
+      </w:r>
+      <w:r>
+        <w:rPr>
+          <w:sz w:val="22"/>
+        </w:rPr>
+        <w:t>664 (100% passing)</w:t>
+      </w:r>
+    </w:p>
+    <w:p/>
+    <w:p>
+      <w:pPr>
+        <w:pStyle w:val="Heading1"/>
+        <w:jc w:val="left"/>
+      </w:pPr>
+      <w:r>
+        <w:t>Statystyki projektu</w:t>
+      </w:r>
+    </w:p>
+    <w:tbl>
+      <w:tblPr>
+        <w:tblStyle w:val="TableGrid"/>
+        <w:tblW w:type="auto" w:w="0"/>
+        <w:jc w:val="left"/>
+        <w:tblLook w:firstColumn="1" w:firstRow="1" w:lastColumn="0" w:lastRow="0" w:noHBand="0" w:noVBand="1" w:val="04A0"/>
+      </w:tblPr>
+      <w:tblGrid>
+        <w:gridCol w:w="2880"/>
+        <w:gridCol w:w="2880"/>
+        <w:gridCol w:w="2880"/>
+      </w:tblGrid>
+      <w:tr>
+        <w:tc>
+          <w:tcPr>
+            <w:tcW w:type="dxa" w:w="2880"/>
+            <w:shd w:val="clear" w:color="auto" w:fill="2E75B6"/>
+            <w:shd w:val="clear" w:color="auto" w:fill="2E75B6"/>
+            <w:shd w:val="clear" w:color="auto" w:fill="2E75B6"/>
+            <w:shd w:val="clear" w:color="auto" w:fill="2E75B6"/>
+            <w:shd w:val="clear" w:color="auto" w:fill="2E75B6"/>
+          </w:tcPr>
+          <w:p>
+            <w:r/>
+            <w:r>
+              <w:rPr>
+                <w:b/>
+                <w:color w:val="FFFFFF"/>
+                <w:sz w:val="20"/>
+              </w:rPr>
+              <w:t>Kategoria</w:t>
+            </w:r>
+          </w:p>
+        </w:tc>
+        <w:tc>
+          <w:tcPr>
+            <w:tcW w:type="dxa" w:w="2880"/>
+            <w:shd w:val="clear" w:color="auto" w:fill="2E75B6"/>
+            <w:shd w:val="clear" w:color="auto" w:fill="2E75B6"/>
+            <w:shd w:val="clear" w:color="auto" w:fill="2E75B6"/>
+            <w:shd w:val="clear" w:color="auto" w:fill="2E75B6"/>
+            <w:shd w:val="clear" w:color="auto" w:fill="2E75B6"/>
+          </w:tcPr>
+          <w:p>
+            <w:r/>
+            <w:r>
+              <w:rPr>
+                <w:b/>
+                <w:color w:val="FFFFFF"/>
+                <w:sz w:val="20"/>
+              </w:rPr>
+              <w:t>Pliki</w:t>
+            </w:r>
+          </w:p>
+        </w:tc>
+        <w:tc>
+          <w:tcPr>
+            <w:tcW w:type="dxa" w:w="2880"/>
+            <w:shd w:val="clear" w:color="auto" w:fill="2E75B6"/>
+            <w:shd w:val="clear" w:color="auto" w:fill="2E75B6"/>
+            <w:shd w:val="clear" w:color="auto" w:fill="2E75B6"/>
+            <w:shd w:val="clear" w:color="auto" w:fill="2E75B6"/>
+            <w:shd w:val="clear" w:color="auto" w:fill="2E75B6"/>
+          </w:tcPr>
+          <w:p>
+            <w:r/>
+            <w:r>
+              <w:rPr>
+                <w:b/>
+                <w:color w:val="FFFFFF"/>
+                <w:sz w:val="20"/>
+              </w:rPr>
+              <w:t>Linie kodu</w:t>
+            </w:r>
+          </w:p>
+        </w:tc>
+      </w:tr>
+      <w:tr>
+        <w:tc>
+          <w:tcPr>
+            <w:tcW w:type="dxa" w:w="2880"/>
+            <w:shd w:val="clear" w:color="auto" w:fill="D6E4F0"/>
+          </w:tcPr>
+          <w:p>
+            <w:r>
+              <w:rPr>
+                <w:b w:val="0"/>
+                <w:sz w:val="20"/>
+              </w:rPr>
+              <w:t>Python - kod aplikacji</w:t>
+            </w:r>
+          </w:p>
+        </w:tc>
+        <w:tc>
+          <w:tcPr>
+            <w:tcW w:type="dxa" w:w="2880"/>
+            <w:shd w:val="clear" w:color="auto" w:fill="D6E4F0"/>
+          </w:tcPr>
+          <w:p>
+            <w:r>
+              <w:rPr>
+                <w:b w:val="0"/>
+                <w:sz w:val="20"/>
+              </w:rPr>
+              <w:t>93</w:t>
+            </w:r>
+          </w:p>
+        </w:tc>
+        <w:tc>
+          <w:tcPr>
+            <w:tcW w:type="dxa" w:w="2880"/>
+            <w:shd w:val="clear" w:color="auto" w:fill="D6E4F0"/>
+          </w:tcPr>
+          <w:p>
+            <w:r>
+              <w:rPr>
+                <w:b w:val="0"/>
+                <w:sz w:val="20"/>
+              </w:rPr>
+              <w:t>~8 500</w:t>
+            </w:r>
+          </w:p>
+        </w:tc>
+      </w:tr>
+      <w:tr>
+        <w:tc>
+          <w:tcPr>
+            <w:tcW w:type="dxa" w:w="2880"/>
+            <w:shd w:val="clear" w:color="auto" w:fill="EBF4FB"/>
+          </w:tcPr>
+          <w:p>
+            <w:r>
+              <w:rPr>
+                <w:b w:val="0"/>
+                <w:sz w:val="20"/>
+              </w:rPr>
+              <w:t>Python - testy</w:t>
+            </w:r>
+          </w:p>
+        </w:tc>
+        <w:tc>
+          <w:tcPr>
+            <w:tcW w:type="dxa" w:w="2880"/>
+            <w:shd w:val="clear" w:color="auto" w:fill="EBF4FB"/>
+          </w:tcPr>
+          <w:p>
+            <w:r>
+              <w:rPr>
+                <w:b w:val="0"/>
+                <w:sz w:val="20"/>
+              </w:rPr>
+              <w:t>36</w:t>
+            </w:r>
+          </w:p>
+        </w:tc>
+        <w:tc>
+          <w:tcPr>
+            <w:tcW w:type="dxa" w:w="2880"/>
+            <w:shd w:val="clear" w:color="auto" w:fill="EBF4FB"/>
+          </w:tcPr>
+          <w:p>
+            <w:r>
+              <w:rPr>
+                <w:b w:val="0"/>
+                <w:sz w:val="20"/>
+              </w:rPr>
+              <w:t>~7 579</w:t>
+            </w:r>
+          </w:p>
+        </w:tc>
+      </w:tr>
+      <w:tr>
+        <w:tc>
+          <w:tcPr>
+            <w:tcW w:type="dxa" w:w="2880"/>
+            <w:shd w:val="clear" w:color="auto" w:fill="D6E4F0"/>
+          </w:tcPr>
+          <w:p>
+            <w:r>
+              <w:rPr>
+                <w:b w:val="0"/>
+                <w:sz w:val="20"/>
+              </w:rPr>
+              <w:t>HTML szablony</w:t>
+            </w:r>
+          </w:p>
+        </w:tc>
+        <w:tc>
+          <w:tcPr>
+            <w:tcW w:type="dxa" w:w="2880"/>
+            <w:shd w:val="clear" w:color="auto" w:fill="D6E4F0"/>
+          </w:tcPr>
+          <w:p>
+            <w:r>
+              <w:rPr>
+                <w:b w:val="0"/>
+                <w:sz w:val="20"/>
+              </w:rPr>
+              <w:t>44</w:t>
+            </w:r>
+          </w:p>
+        </w:tc>
+        <w:tc>
+          <w:tcPr>
+            <w:tcW w:type="dxa" w:w="2880"/>
+            <w:shd w:val="clear" w:color="auto" w:fill="D6E4F0"/>
+          </w:tcPr>
+          <w:p>
+            <w:r>
+              <w:rPr>
+                <w:b w:val="0"/>
+                <w:sz w:val="20"/>
+              </w:rPr>
+              <w:t>~5 636</w:t>
+            </w:r>
+          </w:p>
+        </w:tc>
+      </w:tr>
+      <w:tr>
+        <w:tc>
+          <w:tcPr>
+            <w:tcW w:type="dxa" w:w="2880"/>
+            <w:shd w:val="clear" w:color="auto" w:fill="EBF4FB"/>
+          </w:tcPr>
+          <w:p>
+            <w:r>
+              <w:rPr>
+                <w:b w:val="0"/>
+                <w:sz w:val="20"/>
+              </w:rPr>
+              <w:t>Dokumentacja (MD/RST)</w:t>
+            </w:r>
+          </w:p>
+        </w:tc>
+        <w:tc>
+          <w:tcPr>
+            <w:tcW w:type="dxa" w:w="2880"/>
+            <w:shd w:val="clear" w:color="auto" w:fill="EBF4FB"/>
+          </w:tcPr>
+          <w:p>
+            <w:r>
+              <w:rPr>
+                <w:b w:val="0"/>
+                <w:sz w:val="20"/>
+              </w:rPr>
+              <w:t>140+</w:t>
+            </w:r>
+          </w:p>
+        </w:tc>
+        <w:tc>
+          <w:tcPr>
+            <w:tcW w:type="dxa" w:w="2880"/>
+            <w:shd w:val="clear" w:color="auto" w:fill="EBF4FB"/>
+          </w:tcPr>
+          <w:p>
+            <w:r>
+              <w:rPr>
+                <w:b w:val="0"/>
+                <w:sz w:val="20"/>
+              </w:rPr>
+              <w:t>~3 634</w:t>
+            </w:r>
+          </w:p>
+        </w:tc>
+      </w:tr>
+      <w:tr>
+        <w:tc>
+          <w:tcPr>
+            <w:tcW w:type="dxa" w:w="2880"/>
+            <w:shd w:val="clear" w:color="auto" w:fill="BDD7EE"/>
+          </w:tcPr>
+          <w:p>
+            <w:r>
+              <w:rPr>
+                <w:b/>
+                <w:sz w:val="20"/>
+              </w:rPr>
+              <w:t>Kod wlasny lacznie</w:t>
+            </w:r>
+          </w:p>
+        </w:tc>
+        <w:tc>
+          <w:tcPr>
+            <w:tcW w:type="dxa" w:w="2880"/>
+            <w:shd w:val="clear" w:color="auto" w:fill="BDD7EE"/>
+          </w:tcPr>
+          <w:p>
+            <w:r>
+              <w:rPr>
+                <w:b/>
+                <w:sz w:val="20"/>
+              </w:rPr>
+              <w:t>313+</w:t>
+            </w:r>
+          </w:p>
+        </w:tc>
+        <w:tc>
+          <w:tcPr>
+            <w:tcW w:type="dxa" w:w="2880"/>
+            <w:shd w:val="clear" w:color="auto" w:fill="BDD7EE"/>
+          </w:tcPr>
+          <w:p>
+            <w:r>
+              <w:rPr>
+                <w:b/>
+                <w:sz w:val="20"/>
+              </w:rPr>
+              <w:t>~25 349</w:t>
+            </w:r>
+          </w:p>
+        </w:tc>
+      </w:tr>
+    </w:tbl>
+    <w:p/>
+    <w:p>
+      <w:pPr>
+        <w:pStyle w:val="ListBullet"/>
+      </w:pPr>
+      <w:r>
+        <w:rPr>
+          <w:sz w:val="22"/>
+        </w:rPr>
+        <w:t>664 testy automatyczne (100% passing)</w:t>
+      </w:r>
+    </w:p>
+    <w:p>
+      <w:pPr>
+        <w:pStyle w:val="ListBullet"/>
+      </w:pPr>
+      <w:r>
+        <w:rPr>
+          <w:sz w:val="22"/>
+        </w:rPr>
+        <w:t>46% kodu to testy - wysoka kultura testowania</w:t>
+      </w:r>
+    </w:p>
+    <w:p>
+      <w:pPr>
+        <w:pStyle w:val="ListBullet"/>
+      </w:pPr>
+      <w:r>
+        <w:rPr>
+          <w:sz w:val="22"/>
+        </w:rPr>
+        <w:t>9 aplikacji Django, 11 modeli danych</w:t>
+      </w:r>
+    </w:p>
+    <w:p>
+      <w:pPr>
+        <w:pStyle w:val="ListBullet"/>
+      </w:pPr>
+      <w:r>
+        <w:rPr>
+          <w:sz w:val="22"/>
+        </w:rPr>
+        <w:t>54 widoki CBV/FBV z LoginRequiredMixin</w:t>
+      </w:r>
+    </w:p>
+    <w:p>
+      <w:pPr>
+        <w:pStyle w:val="ListBullet"/>
+      </w:pPr>
+      <w:r>
+        <w:rPr>
+          <w:sz w:val="22"/>
+        </w:rPr>
+        <w:t>129 plikow Python, 44 szablony HTML, 131 plikow RST (Sphinx)</w:t>
+      </w:r>
+    </w:p>
+    <w:p/>
+    <w:p>
+      <w:pPr>
+        <w:pStyle w:val="Heading1"/>
+        <w:jc w:val="left"/>
+      </w:pPr>
+      <w:r>
+        <w:t>Podsumowanie ogolne</w:t>
       </w:r>
     </w:p>
     <w:tbl>
@@ -111,12 +517,15 @@
         <w:tc>
           <w:tcPr>
             <w:tcW w:type="dxa" w:w="2880"/>
+            <w:shd w:val="clear" w:color="auto" w:fill="2E75B6"/>
           </w:tcPr>
           <w:p>
             <w:r/>
             <w:r>
               <w:rPr>
                 <w:b/>
+                <w:color w:val="FFFFFF"/>
+                <w:sz w:val="20"/>
               </w:rPr>
               <w:t>#</w:t>
             </w:r>
@@ -125,12 +534,15 @@
         <w:tc>
           <w:tcPr>
             <w:tcW w:type="dxa" w:w="2880"/>
+            <w:shd w:val="clear" w:color="auto" w:fill="2E75B6"/>
           </w:tcPr>
           <w:p>
             <w:r/>
             <w:r>
               <w:rPr>
                 <w:b/>
+                <w:color w:val="FFFFFF"/>
+                <w:sz w:val="20"/>
               </w:rPr>
               <w:t>Wymaganie</w:t>
             </w:r>
@@ -139,12 +551,15 @@
         <w:tc>
           <w:tcPr>
             <w:tcW w:type="dxa" w:w="2880"/>
+            <w:shd w:val="clear" w:color="auto" w:fill="2E75B6"/>
           </w:tcPr>
           <w:p>
             <w:r/>
             <w:r>
               <w:rPr>
                 <w:b/>
+                <w:color w:val="FFFFFF"/>
+                <w:sz w:val="20"/>
               </w:rPr>
               <w:t>Status</w:t>
             </w:r>
@@ -155,10 +570,13 @@
         <w:tc>
           <w:tcPr>
             <w:tcW w:type="dxa" w:w="2880"/>
+            <w:shd w:val="clear" w:color="auto" w:fill="E2EFDA"/>
           </w:tcPr>
           <w:p>
-            <w:r/>
             <w:r>
+              <w:rPr>
+                <w:sz w:val="20"/>
+              </w:rPr>
               <w:t>1</w:t>
             </w:r>
           </w:p>
@@ -166,10 +584,13 @@
         <w:tc>
           <w:tcPr>
             <w:tcW w:type="dxa" w:w="2880"/>
+            <w:shd w:val="clear" w:color="auto" w:fill="E2EFDA"/>
           </w:tcPr>
           <w:p>
-            <w:r/>
             <w:r>
+              <w:rPr>
+                <w:sz w:val="20"/>
+              </w:rPr>
               <w:t>Rejestracja i uwierzytelnianie (django.contrib.auth)</w:t>
             </w:r>
           </w:p>
@@ -177,14 +598,16 @@
         <w:tc>
           <w:tcPr>
             <w:tcW w:type="dxa" w:w="2880"/>
+            <w:shd w:val="clear" w:color="auto" w:fill="E2EFDA"/>
           </w:tcPr>
           <w:p>
-            <w:r/>
             <w:r>
               <w:rPr>
-                <w:color w:val="198754"/>
+                <w:b/>
+                <w:color w:val="38861D"/>
+                <w:sz w:val="20"/>
               </w:rPr>
-              <w:t>✅ SPEŁNIONE</w:t>
+              <w:t>OK SPELNIONE</w:t>
             </w:r>
           </w:p>
         </w:tc>
@@ -193,10 +616,13 @@
         <w:tc>
           <w:tcPr>
             <w:tcW w:type="dxa" w:w="2880"/>
+            <w:shd w:val="clear" w:color="auto" w:fill="F2F9EE"/>
           </w:tcPr>
           <w:p>
-            <w:r/>
             <w:r>
+              <w:rPr>
+                <w:sz w:val="20"/>
+              </w:rPr>
               <w:t>2</w:t>
             </w:r>
           </w:p>
@@ -204,10 +630,13 @@
         <w:tc>
           <w:tcPr>
             <w:tcW w:type="dxa" w:w="2880"/>
+            <w:shd w:val="clear" w:color="auto" w:fill="F2F9EE"/>
           </w:tcPr>
           <w:p>
-            <w:r/>
             <w:r>
+              <w:rPr>
+                <w:sz w:val="20"/>
+              </w:rPr>
               <w:t>Rozbudowany panel admina</w:t>
             </w:r>
           </w:p>
@@ -215,14 +644,16 @@
         <w:tc>
           <w:tcPr>
             <w:tcW w:type="dxa" w:w="2880"/>
+            <w:shd w:val="clear" w:color="auto" w:fill="F2F9EE"/>
           </w:tcPr>
           <w:p>
-            <w:r/>
             <w:r>
               <w:rPr>
-                <w:color w:val="198754"/>
+                <w:b/>
+                <w:color w:val="38861D"/>
+                <w:sz w:val="20"/>
               </w:rPr>
-              <w:t>✅ SPEŁNIONE</w:t>
+              <w:t>OK SPELNIONE</w:t>
             </w:r>
           </w:p>
         </w:tc>
@@ -231,10 +662,13 @@
         <w:tc>
           <w:tcPr>
             <w:tcW w:type="dxa" w:w="2880"/>
+            <w:shd w:val="clear" w:color="auto" w:fill="E2EFDA"/>
           </w:tcPr>
           <w:p>
-            <w:r/>
             <w:r>
+              <w:rPr>
+                <w:sz w:val="20"/>
+              </w:rPr>
               <w:t>3</w:t>
             </w:r>
           </w:p>
@@ -242,10 +676,13 @@
         <w:tc>
           <w:tcPr>
             <w:tcW w:type="dxa" w:w="2880"/>
+            <w:shd w:val="clear" w:color="auto" w:fill="E2EFDA"/>
           </w:tcPr>
           <w:p>
-            <w:r/>
             <w:r>
+              <w:rPr>
+                <w:sz w:val="20"/>
+              </w:rPr>
               <w:t>Generowanie danych testowych (Faker / seed)</w:t>
             </w:r>
           </w:p>
@@ -253,14 +690,16 @@
         <w:tc>
           <w:tcPr>
             <w:tcW w:type="dxa" w:w="2880"/>
+            <w:shd w:val="clear" w:color="auto" w:fill="E2EFDA"/>
           </w:tcPr>
           <w:p>
-            <w:r/>
             <w:r>
               <w:rPr>
-                <w:color w:val="198754"/>
+                <w:b/>
+                <w:color w:val="38861D"/>
+                <w:sz w:val="20"/>
               </w:rPr>
-              <w:t>✅ SPEŁNIONE</w:t>
+              <w:t>OK SPELNIONE</w:t>
             </w:r>
           </w:p>
         </w:tc>
@@ -269,10 +708,13 @@
         <w:tc>
           <w:tcPr>
             <w:tcW w:type="dxa" w:w="2880"/>
+            <w:shd w:val="clear" w:color="auto" w:fill="F2F9EE"/>
           </w:tcPr>
           <w:p>
-            <w:r/>
             <w:r>
+              <w:rPr>
+                <w:sz w:val="20"/>
+              </w:rPr>
               <w:t>4</w:t>
             </w:r>
           </w:p>
@@ -280,10 +722,13 @@
         <w:tc>
           <w:tcPr>
             <w:tcW w:type="dxa" w:w="2880"/>
+            <w:shd w:val="clear" w:color="auto" w:fill="F2F9EE"/>
           </w:tcPr>
           <w:p>
-            <w:r/>
             <w:r>
+              <w:rPr>
+                <w:sz w:val="20"/>
+              </w:rPr>
               <w:t>Testy jednostkowe</w:t>
             </w:r>
           </w:p>
@@ -291,14 +736,16 @@
         <w:tc>
           <w:tcPr>
             <w:tcW w:type="dxa" w:w="2880"/>
+            <w:shd w:val="clear" w:color="auto" w:fill="F2F9EE"/>
           </w:tcPr>
           <w:p>
-            <w:r/>
             <w:r>
               <w:rPr>
-                <w:color w:val="198754"/>
+                <w:b/>
+                <w:color w:val="38861D"/>
+                <w:sz w:val="20"/>
               </w:rPr>
-              <w:t>✅ SPEŁNIONE</w:t>
+              <w:t>OK SPELNIONE</w:t>
             </w:r>
           </w:p>
         </w:tc>
@@ -307,10 +754,13 @@
         <w:tc>
           <w:tcPr>
             <w:tcW w:type="dxa" w:w="2880"/>
+            <w:shd w:val="clear" w:color="auto" w:fill="E2EFDA"/>
           </w:tcPr>
           <w:p>
-            <w:r/>
             <w:r>
+              <w:rPr>
+                <w:sz w:val="20"/>
+              </w:rPr>
               <w:t>5</w:t>
             </w:r>
           </w:p>
@@ -318,25 +768,30 @@
         <w:tc>
           <w:tcPr>
             <w:tcW w:type="dxa" w:w="2880"/>
+            <w:shd w:val="clear" w:color="auto" w:fill="E2EFDA"/>
           </w:tcPr>
           <w:p>
-            <w:r/>
             <w:r>
-              <w:t>Obsługa mediów (ImageField)</w:t>
+              <w:rPr>
+                <w:sz w:val="20"/>
+              </w:rPr>
+              <w:t>Obsluga mediow (ImageField)</w:t>
             </w:r>
           </w:p>
         </w:tc>
         <w:tc>
           <w:tcPr>
             <w:tcW w:type="dxa" w:w="2880"/>
+            <w:shd w:val="clear" w:color="auto" w:fill="E2EFDA"/>
           </w:tcPr>
           <w:p>
-            <w:r/>
             <w:r>
               <w:rPr>
-                <w:color w:val="198754"/>
+                <w:b/>
+                <w:color w:val="38861D"/>
+                <w:sz w:val="20"/>
               </w:rPr>
-              <w:t>✅ SPEŁNIONE</w:t>
+              <w:t>OK SPELNIONE</w:t>
             </w:r>
           </w:p>
         </w:tc>
@@ -345,10 +800,13 @@
         <w:tc>
           <w:tcPr>
             <w:tcW w:type="dxa" w:w="2880"/>
+            <w:shd w:val="clear" w:color="auto" w:fill="F2F9EE"/>
           </w:tcPr>
           <w:p>
-            <w:r/>
             <w:r>
+              <w:rPr>
+                <w:sz w:val="20"/>
+              </w:rPr>
               <w:t>6</w:t>
             </w:r>
           </w:p>
@@ -356,10 +814,13 @@
         <w:tc>
           <w:tcPr>
             <w:tcW w:type="dxa" w:w="2880"/>
+            <w:shd w:val="clear" w:color="auto" w:fill="F2F9EE"/>
           </w:tcPr>
           <w:p>
-            <w:r/>
             <w:r>
+              <w:rPr>
+                <w:sz w:val="20"/>
+              </w:rPr>
               <w:t>Estetyczny interfejs (CSS framework, auth guard, messages)</w:t>
             </w:r>
           </w:p>
@@ -367,14 +828,16 @@
         <w:tc>
           <w:tcPr>
             <w:tcW w:type="dxa" w:w="2880"/>
+            <w:shd w:val="clear" w:color="auto" w:fill="F2F9EE"/>
           </w:tcPr>
           <w:p>
-            <w:r/>
             <w:r>
               <w:rPr>
-                <w:color w:val="198754"/>
+                <w:b/>
+                <w:color w:val="38861D"/>
+                <w:sz w:val="20"/>
               </w:rPr>
-              <w:t>✅ SPEŁNIONE</w:t>
+              <w:t>OK SPELNIONE</w:t>
             </w:r>
           </w:p>
         </w:tc>
@@ -383,36 +846,21 @@
     <w:p/>
     <w:p>
       <w:pPr>
-        <w:spacing w:before="80" w:after="80"/>
-        <w:pBdr>
-          <w:bottom w:val="single" w:sz="6" w:space="1" w:color="CCCCCC"/>
-        </w:pBdr>
-      </w:pPr>
-    </w:p>
-    <w:p>
-      <w:pPr>
         <w:pStyle w:val="Heading2"/>
+        <w:jc w:val="left"/>
       </w:pPr>
       <w:r>
         <w:t>1. Rejestracja i uwierzytelnianie</w:t>
       </w:r>
     </w:p>
     <w:p>
-      <w:r/>
       <w:r>
         <w:rPr>
           <w:b/>
+          <w:color w:val="38861D"/>
+          <w:sz w:val="22"/>
         </w:rPr>
-        <w:t>Status: ✅ SPEŁNIONE</w:t>
-      </w:r>
-      <w:r/>
-    </w:p>
-    <w:p>
-      <w:pPr>
-        <w:pStyle w:val="Heading3"/>
-      </w:pPr>
-      <w:r>
-        <w:t>Implementacja</w:t>
+        <w:t>Status: OK SPELNIONE</w:t>
       </w:r>
     </w:p>
     <w:tbl>
@@ -430,12 +878,15 @@
         <w:tc>
           <w:tcPr>
             <w:tcW w:type="dxa" w:w="2880"/>
+            <w:shd w:val="clear" w:color="auto" w:fill="4472C4"/>
           </w:tcPr>
           <w:p>
             <w:r/>
             <w:r>
               <w:rPr>
                 <w:b/>
+                <w:color w:val="FFFFFF"/>
+                <w:sz w:val="18"/>
               </w:rPr>
               <w:t>Element</w:t>
             </w:r>
@@ -444,12 +895,15 @@
         <w:tc>
           <w:tcPr>
             <w:tcW w:type="dxa" w:w="2880"/>
+            <w:shd w:val="clear" w:color="auto" w:fill="4472C4"/>
           </w:tcPr>
           <w:p>
             <w:r/>
             <w:r>
               <w:rPr>
                 <w:b/>
+                <w:color w:val="FFFFFF"/>
+                <w:sz w:val="18"/>
               </w:rPr>
               <w:t>Plik / klasa</w:t>
             </w:r>
@@ -458,14 +912,17 @@
         <w:tc>
           <w:tcPr>
             <w:tcW w:type="dxa" w:w="2880"/>
+            <w:shd w:val="clear" w:color="auto" w:fill="4472C4"/>
           </w:tcPr>
           <w:p>
             <w:r/>
             <w:r>
               <w:rPr>
                 <w:b/>
+                <w:color w:val="FFFFFF"/>
+                <w:sz w:val="18"/>
               </w:rPr>
-              <w:t>Szczegóły</w:t>
+              <w:t>Szczegoly</w:t>
             </w:r>
           </w:p>
         </w:tc>
@@ -474,10 +931,13 @@
         <w:tc>
           <w:tcPr>
             <w:tcW w:type="dxa" w:w="2880"/>
+            <w:shd w:val="clear" w:color="auto" w:fill="DCE6F1"/>
           </w:tcPr>
           <w:p>
-            <w:r/>
             <w:r>
+              <w:rPr>
+                <w:sz w:val="18"/>
+              </w:rPr>
               <w:t>Wbudowany system auth</w:t>
             </w:r>
           </w:p>
@@ -485,22 +945,28 @@
         <w:tc>
           <w:tcPr>
             <w:tcW w:type="dxa" w:w="2880"/>
+            <w:shd w:val="clear" w:color="auto" w:fill="DCE6F1"/>
           </w:tcPr>
           <w:p>
-            <w:r/>
             <w:r>
-              <w:t>`config/settings/base.py:41`</w:t>
+              <w:rPr>
+                <w:sz w:val="18"/>
+              </w:rPr>
+              <w:t>config/settings/base.py:41</w:t>
             </w:r>
           </w:p>
         </w:tc>
         <w:tc>
           <w:tcPr>
             <w:tcW w:type="dxa" w:w="2880"/>
+            <w:shd w:val="clear" w:color="auto" w:fill="DCE6F1"/>
           </w:tcPr>
           <w:p>
-            <w:r/>
             <w:r>
-              <w:t>`django.contrib.auth` w INSTALLED_APPS</w:t>
+              <w:rPr>
+                <w:sz w:val="18"/>
+              </w:rPr>
+              <w:t>django.contrib.auth w INSTALLED_APPS</w:t>
             </w:r>
           </w:p>
         </w:tc>
@@ -509,32 +975,41 @@
         <w:tc>
           <w:tcPr>
             <w:tcW w:type="dxa" w:w="2880"/>
+            <w:shd w:val="clear" w:color="auto" w:fill="F2F7FB"/>
           </w:tcPr>
           <w:p>
-            <w:r/>
             <w:r>
-              <w:t>Model użytkownika</w:t>
+              <w:rPr>
+                <w:sz w:val="18"/>
+              </w:rPr>
+              <w:t>Model uzytkownika</w:t>
             </w:r>
           </w:p>
         </w:tc>
         <w:tc>
           <w:tcPr>
             <w:tcW w:type="dxa" w:w="2880"/>
+            <w:shd w:val="clear" w:color="auto" w:fill="F2F7FB"/>
           </w:tcPr>
           <w:p>
-            <w:r/>
             <w:r>
-              <w:t>`django.contrib.auth.models.User`</w:t>
+              <w:rPr>
+                <w:sz w:val="18"/>
+              </w:rPr>
+              <w:t>django.contrib.auth.models.User</w:t>
             </w:r>
           </w:p>
         </w:tc>
         <w:tc>
           <w:tcPr>
             <w:tcW w:type="dxa" w:w="2880"/>
+            <w:shd w:val="clear" w:color="auto" w:fill="F2F7FB"/>
           </w:tcPr>
           <w:p>
-            <w:r/>
             <w:r>
+              <w:rPr>
+                <w:sz w:val="18"/>
+              </w:rPr>
               <w:t>Standardowy User bez rozszerzenia AUTH_USER_MODEL</w:t>
             </w:r>
           </w:p>
@@ -544,10 +1019,13 @@
         <w:tc>
           <w:tcPr>
             <w:tcW w:type="dxa" w:w="2880"/>
+            <w:shd w:val="clear" w:color="auto" w:fill="DCE6F1"/>
           </w:tcPr>
           <w:p>
-            <w:r/>
             <w:r>
+              <w:rPr>
+                <w:sz w:val="18"/>
+              </w:rPr>
               <w:t>Rozszerzenie profilu</w:t>
             </w:r>
           </w:p>
@@ -555,22 +1033,28 @@
         <w:tc>
           <w:tcPr>
             <w:tcW w:type="dxa" w:w="2880"/>
+            <w:shd w:val="clear" w:color="auto" w:fill="DCE6F1"/>
           </w:tcPr>
           <w:p>
-            <w:r/>
             <w:r>
-              <w:t>`apps/accounts/models.py:UserProfile`</w:t>
+              <w:rPr>
+                <w:sz w:val="18"/>
+              </w:rPr>
+              <w:t>apps/accounts/models.py:UserProfile</w:t>
             </w:r>
           </w:p>
         </w:tc>
         <w:tc>
           <w:tcPr>
             <w:tcW w:type="dxa" w:w="2880"/>
+            <w:shd w:val="clear" w:color="auto" w:fill="DCE6F1"/>
           </w:tcPr>
           <w:p>
-            <w:r/>
             <w:r>
-              <w:t>OneToOne → User, pola: role, phone, avatar</w:t>
+              <w:rPr>
+                <w:sz w:val="18"/>
+              </w:rPr>
+              <w:t>OneToOne User, pola: role, phone, avatar</w:t>
             </w:r>
           </w:p>
         </w:tc>
@@ -579,10 +1063,13 @@
         <w:tc>
           <w:tcPr>
             <w:tcW w:type="dxa" w:w="2880"/>
+            <w:shd w:val="clear" w:color="auto" w:fill="F2F7FB"/>
           </w:tcPr>
           <w:p>
-            <w:r/>
             <w:r>
+              <w:rPr>
+                <w:sz w:val="18"/>
+              </w:rPr>
               <w:t>Widok logowania</w:t>
             </w:r>
           </w:p>
@@ -590,22 +1077,28 @@
         <w:tc>
           <w:tcPr>
             <w:tcW w:type="dxa" w:w="2880"/>
+            <w:shd w:val="clear" w:color="auto" w:fill="F2F7FB"/>
           </w:tcPr>
           <w:p>
-            <w:r/>
             <w:r>
-              <w:t>`apps/accounts/views.py:LoginView`</w:t>
+              <w:rPr>
+                <w:sz w:val="18"/>
+              </w:rPr>
+              <w:t>apps/accounts/views.py:LoginView</w:t>
             </w:r>
           </w:p>
         </w:tc>
         <w:tc>
           <w:tcPr>
             <w:tcW w:type="dxa" w:w="2880"/>
+            <w:shd w:val="clear" w:color="auto" w:fill="F2F7FB"/>
           </w:tcPr>
           <w:p>
-            <w:r/>
             <w:r>
-              <w:t>CBV + `AuthenticationForm`, przekierowanie na dashboard</w:t>
+              <w:rPr>
+                <w:sz w:val="18"/>
+              </w:rPr>
+              <w:t>CBV + AuthenticationForm, przekierowanie na dashboard</w:t>
             </w:r>
           </w:p>
         </w:tc>
@@ -614,10 +1107,13 @@
         <w:tc>
           <w:tcPr>
             <w:tcW w:type="dxa" w:w="2880"/>
+            <w:shd w:val="clear" w:color="auto" w:fill="DCE6F1"/>
           </w:tcPr>
           <w:p>
-            <w:r/>
             <w:r>
+              <w:rPr>
+                <w:sz w:val="18"/>
+              </w:rPr>
               <w:t>Widok wylogowania</w:t>
             </w:r>
           </w:p>
@@ -625,21 +1121,27 @@
         <w:tc>
           <w:tcPr>
             <w:tcW w:type="dxa" w:w="2880"/>
+            <w:shd w:val="clear" w:color="auto" w:fill="DCE6F1"/>
           </w:tcPr>
           <w:p>
-            <w:r/>
             <w:r>
-              <w:t>`apps/accounts/views.py:LogoutView`</w:t>
+              <w:rPr>
+                <w:sz w:val="18"/>
+              </w:rPr>
+              <w:t>apps/accounts/views.py:LogoutView</w:t>
             </w:r>
           </w:p>
         </w:tc>
         <w:tc>
           <w:tcPr>
             <w:tcW w:type="dxa" w:w="2880"/>
+            <w:shd w:val="clear" w:color="auto" w:fill="DCE6F1"/>
           </w:tcPr>
           <w:p>
-            <w:r/>
             <w:r>
+              <w:rPr>
+                <w:sz w:val="18"/>
+              </w:rPr>
               <w:t>POST-only (CSRF), przekierowanie na login</w:t>
             </w:r>
           </w:p>
@@ -649,10 +1151,13 @@
         <w:tc>
           <w:tcPr>
             <w:tcW w:type="dxa" w:w="2880"/>
+            <w:shd w:val="clear" w:color="auto" w:fill="F2F7FB"/>
           </w:tcPr>
           <w:p>
-            <w:r/>
             <w:r>
+              <w:rPr>
+                <w:sz w:val="18"/>
+              </w:rPr>
               <w:t>URL logowania</w:t>
             </w:r>
           </w:p>
@@ -660,22 +1165,28 @@
         <w:tc>
           <w:tcPr>
             <w:tcW w:type="dxa" w:w="2880"/>
+            <w:shd w:val="clear" w:color="auto" w:fill="F2F7FB"/>
           </w:tcPr>
           <w:p>
-            <w:r/>
             <w:r>
-              <w:t>`config/settings/base.py:166`</w:t>
+              <w:rPr>
+                <w:sz w:val="18"/>
+              </w:rPr>
+              <w:t>config/settings/base.py:166</w:t>
             </w:r>
           </w:p>
         </w:tc>
         <w:tc>
           <w:tcPr>
             <w:tcW w:type="dxa" w:w="2880"/>
+            <w:shd w:val="clear" w:color="auto" w:fill="F2F7FB"/>
           </w:tcPr>
           <w:p>
-            <w:r/>
             <w:r>
-              <w:t>`LOGIN_URL = "accounts:login"`</w:t>
+              <w:rPr>
+                <w:sz w:val="18"/>
+              </w:rPr>
+              <w:t>LOGIN_URL = accounts:login</w:t>
             </w:r>
           </w:p>
         </w:tc>
@@ -684,67 +1195,41 @@
         <w:tc>
           <w:tcPr>
             <w:tcW w:type="dxa" w:w="2880"/>
+            <w:shd w:val="clear" w:color="auto" w:fill="DCE6F1"/>
           </w:tcPr>
           <w:p>
-            <w:r/>
             <w:r>
-              <w:t>Backend auth</w:t>
+              <w:rPr>
+                <w:sz w:val="18"/>
+              </w:rPr>
+              <w:t>Walidacja hasla</w:t>
             </w:r>
           </w:p>
         </w:tc>
         <w:tc>
           <w:tcPr>
             <w:tcW w:type="dxa" w:w="2880"/>
+            <w:shd w:val="clear" w:color="auto" w:fill="DCE6F1"/>
           </w:tcPr>
           <w:p>
-            <w:r/>
             <w:r>
-              <w:t>`config/settings/base.py:171-172`</w:t>
+              <w:rPr>
+                <w:sz w:val="18"/>
+              </w:rPr>
+              <w:t>config/settings/base.py:127-133</w:t>
             </w:r>
           </w:p>
         </w:tc>
         <w:tc>
           <w:tcPr>
             <w:tcW w:type="dxa" w:w="2880"/>
+            <w:shd w:val="clear" w:color="auto" w:fill="DCE6F1"/>
           </w:tcPr>
           <w:p>
-            <w:r/>
             <w:r>
-              <w:t>`ModelBackend` (standardowy)</w:t>
-            </w:r>
-          </w:p>
-        </w:tc>
-      </w:tr>
-      <w:tr>
-        <w:tc>
-          <w:tcPr>
-            <w:tcW w:type="dxa" w:w="2880"/>
-          </w:tcPr>
-          <w:p>
-            <w:r/>
-            <w:r>
-              <w:t>Walidacja hasła</w:t>
-            </w:r>
-          </w:p>
-        </w:tc>
-        <w:tc>
-          <w:tcPr>
-            <w:tcW w:type="dxa" w:w="2880"/>
-          </w:tcPr>
-          <w:p>
-            <w:r/>
-            <w:r>
-              <w:t>`config/settings/base.py:127-133`</w:t>
-            </w:r>
-          </w:p>
-        </w:tc>
-        <w:tc>
-          <w:tcPr>
-            <w:tcW w:type="dxa" w:w="2880"/>
-          </w:tcPr>
-          <w:p>
-            <w:r/>
-            <w:r>
+              <w:rPr>
+                <w:sz w:val="18"/>
+              </w:rPr>
               <w:t>MinimumLength + CommonPassword + Numeric</w:t>
             </w:r>
           </w:p>
@@ -754,10 +1239,13 @@
         <w:tc>
           <w:tcPr>
             <w:tcW w:type="dxa" w:w="2880"/>
+            <w:shd w:val="clear" w:color="auto" w:fill="F2F7FB"/>
           </w:tcPr>
           <w:p>
-            <w:r/>
             <w:r>
+              <w:rPr>
+                <w:sz w:val="18"/>
+              </w:rPr>
               <w:t>Auto-tworzenie profilu</w:t>
             </w:r>
           </w:p>
@@ -765,22 +1253,28 @@
         <w:tc>
           <w:tcPr>
             <w:tcW w:type="dxa" w:w="2880"/>
+            <w:shd w:val="clear" w:color="auto" w:fill="F2F7FB"/>
           </w:tcPr>
           <w:p>
-            <w:r/>
             <w:r>
-              <w:t>`apps/accounts/signals.py`</w:t>
+              <w:rPr>
+                <w:sz w:val="18"/>
+              </w:rPr>
+              <w:t>apps/accounts/signals.py</w:t>
             </w:r>
           </w:p>
         </w:tc>
         <w:tc>
           <w:tcPr>
             <w:tcW w:type="dxa" w:w="2880"/>
+            <w:shd w:val="clear" w:color="auto" w:fill="F2F7FB"/>
           </w:tcPr>
           <w:p>
-            <w:r/>
             <w:r>
-              <w:t>Sygnał `post_save` tworzy UserProfile po rejestracji User</w:t>
+              <w:rPr>
+                <w:sz w:val="18"/>
+              </w:rPr>
+              <w:t>Sygnal post_save tworzy UserProfile po rejestracji</w:t>
             </w:r>
           </w:p>
         </w:tc>
@@ -789,32 +1283,41 @@
         <w:tc>
           <w:tcPr>
             <w:tcW w:type="dxa" w:w="2880"/>
+            <w:shd w:val="clear" w:color="auto" w:fill="DCE6F1"/>
           </w:tcPr>
           <w:p>
-            <w:r/>
             <w:r>
-              <w:t>Role użytkowników</w:t>
+              <w:rPr>
+                <w:sz w:val="18"/>
+              </w:rPr>
+              <w:t>Role uzytkownikow</w:t>
             </w:r>
           </w:p>
         </w:tc>
         <w:tc>
           <w:tcPr>
             <w:tcW w:type="dxa" w:w="2880"/>
+            <w:shd w:val="clear" w:color="auto" w:fill="DCE6F1"/>
           </w:tcPr>
           <w:p>
-            <w:r/>
             <w:r>
-              <w:t>`apps/accounts/models.py:UserProfile.Role`</w:t>
+              <w:rPr>
+                <w:sz w:val="18"/>
+              </w:rPr>
+              <w:t>apps/accounts/models.py:UserProfile.Role</w:t>
             </w:r>
           </w:p>
         </w:tc>
         <w:tc>
           <w:tcPr>
             <w:tcW w:type="dxa" w:w="2880"/>
+            <w:shd w:val="clear" w:color="auto" w:fill="DCE6F1"/>
           </w:tcPr>
           <w:p>
-            <w:r/>
             <w:r>
+              <w:rPr>
+                <w:sz w:val="18"/>
+              </w:rPr>
               <w:t>TextChoices: ADMIN / HANDLOWIEC</w:t>
             </w:r>
           </w:p>
@@ -824,10 +1327,21 @@
     <w:p/>
     <w:p>
       <w:pPr>
-        <w:pStyle w:val="Heading3"/>
+        <w:pStyle w:val="Heading2"/>
+        <w:jc w:val="left"/>
       </w:pPr>
       <w:r>
-        <w:t>Commit</w:t>
+        <w:t>2. Rozbudowany panel admina</w:t>
+      </w:r>
+    </w:p>
+    <w:p>
+      <w:r>
+        <w:rPr>
+          <w:b/>
+          <w:color w:val="38861D"/>
+          <w:sz w:val="22"/>
+        </w:rPr>
+        <w:t>Status: OK SPELNIONE</w:t>
       </w:r>
     </w:p>
     <w:tbl>
@@ -845,42 +1359,51 @@
         <w:tc>
           <w:tcPr>
             <w:tcW w:type="dxa" w:w="2880"/>
+            <w:shd w:val="clear" w:color="auto" w:fill="4472C4"/>
           </w:tcPr>
           <w:p>
             <w:r/>
             <w:r>
               <w:rPr>
                 <w:b/>
+                <w:color w:val="FFFFFF"/>
+                <w:sz w:val="18"/>
               </w:rPr>
-              <w:t>Commit</w:t>
+              <w:t>Element</w:t>
             </w:r>
           </w:p>
         </w:tc>
         <w:tc>
           <w:tcPr>
             <w:tcW w:type="dxa" w:w="2880"/>
+            <w:shd w:val="clear" w:color="auto" w:fill="4472C4"/>
           </w:tcPr>
           <w:p>
             <w:r/>
             <w:r>
               <w:rPr>
                 <w:b/>
+                <w:color w:val="FFFFFF"/>
+                <w:sz w:val="18"/>
               </w:rPr>
-              <w:t>Data</w:t>
+              <w:t>Plik / klasa</w:t>
             </w:r>
           </w:p>
         </w:tc>
         <w:tc>
           <w:tcPr>
             <w:tcW w:type="dxa" w:w="2880"/>
+            <w:shd w:val="clear" w:color="auto" w:fill="4472C4"/>
           </w:tcPr>
           <w:p>
             <w:r/>
             <w:r>
               <w:rPr>
                 <w:b/>
+                <w:color w:val="FFFFFF"/>
+                <w:sz w:val="18"/>
               </w:rPr>
-              <w:t>Opis</w:t>
+              <w:t>Szczegoly</w:t>
             </w:r>
           </w:p>
         </w:tc>
@@ -889,33 +1412,42 @@
         <w:tc>
           <w:tcPr>
             <w:tcW w:type="dxa" w:w="2880"/>
+            <w:shd w:val="clear" w:color="auto" w:fill="DCE6F1"/>
           </w:tcPr>
           <w:p>
-            <w:r/>
             <w:r>
-              <w:t>`64a2f8a`</w:t>
+              <w:rPr>
+                <w:sz w:val="18"/>
+              </w:rPr>
+              <w:t>search_fields</w:t>
             </w:r>
           </w:p>
         </w:tc>
         <w:tc>
           <w:tcPr>
             <w:tcW w:type="dxa" w:w="2880"/>
+            <w:shd w:val="clear" w:color="auto" w:fill="DCE6F1"/>
           </w:tcPr>
           <w:p>
-            <w:r/>
             <w:r>
-              <w:t>2026-04-13</w:t>
+              <w:rPr>
+                <w:sz w:val="18"/>
+              </w:rPr>
+              <w:t>Wszystkie 9 aplikacji</w:t>
             </w:r>
           </w:p>
         </w:tc>
         <w:tc>
           <w:tcPr>
             <w:tcW w:type="dxa" w:w="2880"/>
+            <w:shd w:val="clear" w:color="auto" w:fill="DCE6F1"/>
           </w:tcPr>
           <w:p>
-            <w:r/>
             <w:r>
-              <w:t>chore: initialize ZelaznaCRM project structure</w:t>
+              <w:rPr>
+                <w:sz w:val="18"/>
+              </w:rPr>
+              <w:t>Wyszukiwanie po kluczowych polach kazdego modelu</w:t>
             </w:r>
           </w:p>
         </w:tc>
@@ -924,33 +1456,42 @@
         <w:tc>
           <w:tcPr>
             <w:tcW w:type="dxa" w:w="2880"/>
+            <w:shd w:val="clear" w:color="auto" w:fill="F2F7FB"/>
           </w:tcPr>
           <w:p>
-            <w:r/>
             <w:r>
-              <w:t>`154d8f1`</w:t>
+              <w:rPr>
+                <w:sz w:val="18"/>
+              </w:rPr>
+              <w:t>list_filter</w:t>
             </w:r>
           </w:p>
         </w:tc>
         <w:tc>
           <w:tcPr>
             <w:tcW w:type="dxa" w:w="2880"/>
+            <w:shd w:val="clear" w:color="auto" w:fill="F2F7FB"/>
           </w:tcPr>
           <w:p>
-            <w:r/>
             <w:r>
-              <w:t>2026-04-14</w:t>
+              <w:rPr>
+                <w:sz w:val="18"/>
+              </w:rPr>
+              <w:t>Wszystkie 9 aplikacji</w:t>
             </w:r>
           </w:p>
         </w:tc>
         <w:tc>
           <w:tcPr>
             <w:tcW w:type="dxa" w:w="2880"/>
+            <w:shd w:val="clear" w:color="auto" w:fill="F2F7FB"/>
           </w:tcPr>
           <w:p>
-            <w:r/>
             <w:r>
-              <w:t>feat(accounts): add auth views, Tabler UI and dashboard</w:t>
+              <w:rPr>
+                <w:sz w:val="18"/>
+              </w:rPr>
+              <w:t>Filtry po statusach, rolach, datach, typach</w:t>
             </w:r>
           </w:p>
         </w:tc>
@@ -959,33 +1500,174 @@
         <w:tc>
           <w:tcPr>
             <w:tcW w:type="dxa" w:w="2880"/>
+            <w:shd w:val="clear" w:color="auto" w:fill="DCE6F1"/>
           </w:tcPr>
           <w:p>
-            <w:r/>
             <w:r>
-              <w:t>`760b153`</w:t>
+              <w:rPr>
+                <w:sz w:val="18"/>
+              </w:rPr>
+              <w:t>UserProfileInline</w:t>
             </w:r>
           </w:p>
         </w:tc>
         <w:tc>
           <w:tcPr>
             <w:tcW w:type="dxa" w:w="2880"/>
+            <w:shd w:val="clear" w:color="auto" w:fill="DCE6F1"/>
           </w:tcPr>
           <w:p>
-            <w:r/>
             <w:r>
-              <w:t>2026-04-14</w:t>
+              <w:rPr>
+                <w:sz w:val="18"/>
+              </w:rPr>
+              <w:t>apps/accounts/admin.py:L12</w:t>
             </w:r>
           </w:p>
         </w:tc>
         <w:tc>
           <w:tcPr>
             <w:tcW w:type="dxa" w:w="2880"/>
+            <w:shd w:val="clear" w:color="auto" w:fill="DCE6F1"/>
           </w:tcPr>
           <w:p>
-            <w:r/>
             <w:r>
-              <w:t>feat(accounts): add post_save signal for UserProfile auto-creation</w:t>
+              <w:rPr>
+                <w:sz w:val="18"/>
+              </w:rPr>
+              <w:t>StackedInline z zabezpieczeniem update_or_create</w:t>
+            </w:r>
+          </w:p>
+        </w:tc>
+      </w:tr>
+      <w:tr>
+        <w:tc>
+          <w:tcPr>
+            <w:tcW w:type="dxa" w:w="2880"/>
+            <w:shd w:val="clear" w:color="auto" w:fill="F2F7FB"/>
+          </w:tcPr>
+          <w:p>
+            <w:r>
+              <w:rPr>
+                <w:sz w:val="18"/>
+              </w:rPr>
+              <w:t>OverdueFilter</w:t>
+            </w:r>
+          </w:p>
+        </w:tc>
+        <w:tc>
+          <w:tcPr>
+            <w:tcW w:type="dxa" w:w="2880"/>
+            <w:shd w:val="clear" w:color="auto" w:fill="F2F7FB"/>
+          </w:tcPr>
+          <w:p>
+            <w:r>
+              <w:rPr>
+                <w:sz w:val="18"/>
+              </w:rPr>
+              <w:t>apps/tasks/admin.py</w:t>
+            </w:r>
+          </w:p>
+        </w:tc>
+        <w:tc>
+          <w:tcPr>
+            <w:tcW w:type="dxa" w:w="2880"/>
+            <w:shd w:val="clear" w:color="auto" w:fill="F2F7FB"/>
+          </w:tcPr>
+          <w:p>
+            <w:r>
+              <w:rPr>
+                <w:sz w:val="18"/>
+              </w:rPr>
+              <w:t>Wlasny SimpleListFilter - przeterminowane zadania</w:t>
+            </w:r>
+          </w:p>
+        </w:tc>
+      </w:tr>
+      <w:tr>
+        <w:tc>
+          <w:tcPr>
+            <w:tcW w:type="dxa" w:w="2880"/>
+            <w:shd w:val="clear" w:color="auto" w:fill="DCE6F1"/>
+          </w:tcPr>
+          <w:p>
+            <w:r>
+              <w:rPr>
+                <w:sz w:val="18"/>
+              </w:rPr>
+              <w:t>RelationFilter</w:t>
+            </w:r>
+          </w:p>
+        </w:tc>
+        <w:tc>
+          <w:tcPr>
+            <w:tcW w:type="dxa" w:w="2880"/>
+            <w:shd w:val="clear" w:color="auto" w:fill="DCE6F1"/>
+          </w:tcPr>
+          <w:p>
+            <w:r>
+              <w:rPr>
+                <w:sz w:val="18"/>
+              </w:rPr>
+              <w:t>apps/notes/admin.py</w:t>
+            </w:r>
+          </w:p>
+        </w:tc>
+        <w:tc>
+          <w:tcPr>
+            <w:tcW w:type="dxa" w:w="2880"/>
+            <w:shd w:val="clear" w:color="auto" w:fill="DCE6F1"/>
+          </w:tcPr>
+          <w:p>
+            <w:r>
+              <w:rPr>
+                <w:sz w:val="18"/>
+              </w:rPr>
+              <w:t>Wlasny SimpleListFilter - typ powiazania notatki</w:t>
+            </w:r>
+          </w:p>
+        </w:tc>
+      </w:tr>
+      <w:tr>
+        <w:tc>
+          <w:tcPr>
+            <w:tcW w:type="dxa" w:w="2880"/>
+            <w:shd w:val="clear" w:color="auto" w:fill="F2F7FB"/>
+          </w:tcPr>
+          <w:p>
+            <w:r>
+              <w:rPr>
+                <w:sz w:val="18"/>
+              </w:rPr>
+              <w:t>ActivityLogAdmin</w:t>
+            </w:r>
+          </w:p>
+        </w:tc>
+        <w:tc>
+          <w:tcPr>
+            <w:tcW w:type="dxa" w:w="2880"/>
+            <w:shd w:val="clear" w:color="auto" w:fill="F2F7FB"/>
+          </w:tcPr>
+          <w:p>
+            <w:r>
+              <w:rPr>
+                <w:sz w:val="18"/>
+              </w:rPr>
+              <w:t>apps/reports/admin.py</w:t>
+            </w:r>
+          </w:p>
+        </w:tc>
+        <w:tc>
+          <w:tcPr>
+            <w:tcW w:type="dxa" w:w="2880"/>
+            <w:shd w:val="clear" w:color="auto" w:fill="F2F7FB"/>
+          </w:tcPr>
+          <w:p>
+            <w:r>
+              <w:rPr>
+                <w:sz w:val="18"/>
+              </w:rPr>
+              <w:t>Readonly - blokada edycji i dodawania logow</w:t>
             </w:r>
           </w:p>
         </w:tc>
@@ -994,119 +1676,21 @@
     <w:p/>
     <w:p>
       <w:pPr>
-        <w:pStyle w:val="Heading3"/>
+        <w:pStyle w:val="Heading2"/>
+        <w:jc w:val="left"/>
       </w:pPr>
       <w:r>
-        <w:t>Opis realizacji</w:t>
+        <w:t>3. Generowanie danych testowych</w:t>
       </w:r>
     </w:p>
     <w:p>
       <w:r>
-        <w:t xml:space="preserve">Używamy wbudowanego </w:t>
-      </w:r>
-      <w:r>
-        <w:rPr>
-          <w:rFonts w:ascii="Courier New" w:hAnsi="Courier New"/>
-          <w:sz w:val="18"/>
-        </w:rPr>
-        <w:t>django.contrib.auth</w:t>
-      </w:r>
-      <w:r>
-        <w:t xml:space="preserve"> bez żadnych zewnętrznych pakietów uwierzytelniania. Model </w:t>
-      </w:r>
-      <w:r>
-        <w:rPr>
-          <w:rFonts w:ascii="Courier New" w:hAnsi="Courier New"/>
-          <w:sz w:val="18"/>
-        </w:rPr>
-        <w:t>User</w:t>
-      </w:r>
-      <w:r>
-        <w:t xml:space="preserve"> jest standardowy; rozszerzenie stanowi </w:t>
-      </w:r>
-      <w:r>
-        <w:rPr>
-          <w:rFonts w:ascii="Courier New" w:hAnsi="Courier New"/>
-          <w:sz w:val="18"/>
-        </w:rPr>
-        <w:t>UserProfile</w:t>
-      </w:r>
-      <w:r>
-        <w:t xml:space="preserve"> (OneToOne) przechowujący rolę CRM (ADMIN/HANDLOWIEC), numer telefonu i awatar. Profil tworzony jest automatycznie przez sygnał </w:t>
-      </w:r>
-      <w:r>
-        <w:rPr>
-          <w:rFonts w:ascii="Courier New" w:hAnsi="Courier New"/>
-          <w:sz w:val="18"/>
-        </w:rPr>
-        <w:t>post_save</w:t>
-      </w:r>
-      <w:r>
-        <w:t xml:space="preserve">. Logowanie oparte na </w:t>
-      </w:r>
-      <w:r>
-        <w:rPr>
-          <w:rFonts w:ascii="Courier New" w:hAnsi="Courier New"/>
-          <w:sz w:val="18"/>
-        </w:rPr>
-        <w:t>AuthenticationForm</w:t>
-      </w:r>
-      <w:r>
-        <w:t xml:space="preserve">, wylogowanie chroni CSRF (tylko POST). Każdy widok aplikacji posiada </w:t>
-      </w:r>
-      <w:r>
-        <w:rPr>
-          <w:rFonts w:ascii="Courier New" w:hAnsi="Courier New"/>
-          <w:sz w:val="18"/>
-        </w:rPr>
-        <w:t>LoginRequiredMixin</w:t>
-      </w:r>
-      <w:r>
-        <w:t xml:space="preserve"> (70 klas widoków) — niezalogowany użytkownik jest przekierowywany do </w:t>
-      </w:r>
-      <w:r>
-        <w:rPr>
-          <w:rFonts w:ascii="Courier New" w:hAnsi="Courier New"/>
-          <w:sz w:val="18"/>
-        </w:rPr>
-        <w:t>/accounts/login/</w:t>
-      </w:r>
-      <w:r>
-        <w:t>.</w:t>
-      </w:r>
-    </w:p>
-    <w:p>
-      <w:pPr>
-        <w:spacing w:before="80" w:after="80"/>
-        <w:pBdr>
-          <w:bottom w:val="single" w:sz="6" w:space="1" w:color="CCCCCC"/>
-        </w:pBdr>
-      </w:pPr>
-    </w:p>
-    <w:p>
-      <w:pPr>
-        <w:pStyle w:val="Heading2"/>
-      </w:pPr>
-      <w:r>
-        <w:t>2. Rozbudowany panel admina</w:t>
-      </w:r>
-    </w:p>
-    <w:p>
-      <w:r/>
-      <w:r>
         <w:rPr>
           <w:b/>
+          <w:color w:val="38861D"/>
+          <w:sz w:val="22"/>
         </w:rPr>
-        <w:t>Status: ✅ SPEŁNIONE</w:t>
-      </w:r>
-      <w:r/>
-    </w:p>
-    <w:p>
-      <w:pPr>
-        <w:pStyle w:val="Heading3"/>
-      </w:pPr>
-      <w:r>
-        <w:t>search_fields — wszystkie aplikacje</w:t>
+        <w:t>Status: OK SPELNIONE</w:t>
       </w:r>
     </w:p>
     <w:tbl>
@@ -1124,42 +1708,51 @@
         <w:tc>
           <w:tcPr>
             <w:tcW w:type="dxa" w:w="2880"/>
+            <w:shd w:val="clear" w:color="auto" w:fill="4472C4"/>
           </w:tcPr>
           <w:p>
             <w:r/>
             <w:r>
               <w:rPr>
                 <w:b/>
+                <w:color w:val="FFFFFF"/>
+                <w:sz w:val="18"/>
               </w:rPr>
-              <w:t>Aplikacja</w:t>
+              <w:t>Element</w:t>
             </w:r>
           </w:p>
         </w:tc>
         <w:tc>
           <w:tcPr>
             <w:tcW w:type="dxa" w:w="2880"/>
+            <w:shd w:val="clear" w:color="auto" w:fill="4472C4"/>
           </w:tcPr>
           <w:p>
             <w:r/>
             <w:r>
               <w:rPr>
                 <w:b/>
+                <w:color w:val="FFFFFF"/>
+                <w:sz w:val="18"/>
               </w:rPr>
-              <w:t>Plik</w:t>
+              <w:t>Plik / klasa</w:t>
             </w:r>
           </w:p>
         </w:tc>
         <w:tc>
           <w:tcPr>
             <w:tcW w:type="dxa" w:w="2880"/>
+            <w:shd w:val="clear" w:color="auto" w:fill="4472C4"/>
           </w:tcPr>
           <w:p>
             <w:r/>
             <w:r>
               <w:rPr>
                 <w:b/>
+                <w:color w:val="FFFFFF"/>
+                <w:sz w:val="18"/>
               </w:rPr>
-              <w:t>Pola wyszukiwania</w:t>
+              <w:t>Szczegoly</w:t>
             </w:r>
           </w:p>
         </w:tc>
@@ -1168,33 +1761,42 @@
         <w:tc>
           <w:tcPr>
             <w:tcW w:type="dxa" w:w="2880"/>
+            <w:shd w:val="clear" w:color="auto" w:fill="DCE6F1"/>
           </w:tcPr>
           <w:p>
-            <w:r/>
             <w:r>
-              <w:t>accounts</w:t>
+              <w:rPr>
+                <w:sz w:val="18"/>
+              </w:rPr>
+              <w:t>Komenda management</w:t>
             </w:r>
           </w:p>
         </w:tc>
         <w:tc>
           <w:tcPr>
             <w:tcW w:type="dxa" w:w="2880"/>
+            <w:shd w:val="clear" w:color="auto" w:fill="DCE6F1"/>
           </w:tcPr>
           <w:p>
-            <w:r/>
             <w:r>
-              <w:t>`apps/accounts/admin.py:UserProfileAdmin`</w:t>
+              <w:rPr>
+                <w:sz w:val="18"/>
+              </w:rPr>
+              <w:t>apps/companies/management/commands/seed_demo_data.py</w:t>
             </w:r>
           </w:p>
         </w:tc>
         <w:tc>
           <w:tcPr>
             <w:tcW w:type="dxa" w:w="2880"/>
+            <w:shd w:val="clear" w:color="auto" w:fill="DCE6F1"/>
           </w:tcPr>
           <w:p>
-            <w:r/>
             <w:r>
-              <w:t>user__username, user__first_name, user__last_name, phone</w:t>
+              <w:rPr>
+                <w:sz w:val="18"/>
+              </w:rPr>
+              <w:t>Pelny seed CRM - 645 linii</w:t>
             </w:r>
           </w:p>
         </w:tc>
@@ -1203,33 +1805,42 @@
         <w:tc>
           <w:tcPr>
             <w:tcW w:type="dxa" w:w="2880"/>
+            <w:shd w:val="clear" w:color="auto" w:fill="F2F7FB"/>
           </w:tcPr>
           <w:p>
-            <w:r/>
             <w:r>
-              <w:t>accounts</w:t>
+              <w:rPr>
+                <w:sz w:val="18"/>
+              </w:rPr>
+              <w:t>Zakres danych</w:t>
             </w:r>
           </w:p>
         </w:tc>
         <w:tc>
           <w:tcPr>
             <w:tcW w:type="dxa" w:w="2880"/>
+            <w:shd w:val="clear" w:color="auto" w:fill="F2F7FB"/>
           </w:tcPr>
           <w:p>
-            <w:r/>
             <w:r>
-              <w:t>`apps/accounts/admin.py:UserAdmin`</w:t>
+              <w:rPr>
+                <w:sz w:val="18"/>
+              </w:rPr>
+              <w:t>seed_demo_data.py</w:t>
             </w:r>
           </w:p>
         </w:tc>
         <w:tc>
           <w:tcPr>
             <w:tcW w:type="dxa" w:w="2880"/>
+            <w:shd w:val="clear" w:color="auto" w:fill="F2F7FB"/>
           </w:tcPr>
           <w:p>
-            <w:r/>
             <w:r>
-              <w:t>(dziedziczone z BaseUserAdmin) username, email, first_name, last_name</w:t>
+              <w:rPr>
+                <w:sz w:val="18"/>
+              </w:rPr>
+              <w:t>2 uzytkownikow, 10 firm, 20 kontaktow, 15 leadow, 10 umow</w:t>
             </w:r>
           </w:p>
         </w:tc>
@@ -1238,33 +1849,42 @@
         <w:tc>
           <w:tcPr>
             <w:tcW w:type="dxa" w:w="2880"/>
+            <w:shd w:val="clear" w:color="auto" w:fill="DCE6F1"/>
           </w:tcPr>
           <w:p>
-            <w:r/>
             <w:r>
-              <w:t>companies</w:t>
+              <w:rPr>
+                <w:sz w:val="18"/>
+              </w:rPr>
+              <w:t>Opcja czyszczenia</w:t>
             </w:r>
           </w:p>
         </w:tc>
         <w:tc>
           <w:tcPr>
             <w:tcW w:type="dxa" w:w="2880"/>
+            <w:shd w:val="clear" w:color="auto" w:fill="DCE6F1"/>
           </w:tcPr>
           <w:p>
-            <w:r/>
             <w:r>
-              <w:t>`apps/companies/admin.py`</w:t>
+              <w:rPr>
+                <w:sz w:val="18"/>
+              </w:rPr>
+              <w:t>seed_demo_data.py --clear</w:t>
             </w:r>
           </w:p>
         </w:tc>
         <w:tc>
           <w:tcPr>
             <w:tcW w:type="dxa" w:w="2880"/>
+            <w:shd w:val="clear" w:color="auto" w:fill="DCE6F1"/>
           </w:tcPr>
           <w:p>
-            <w:r/>
             <w:r>
-              <w:t>name, nip, city, email, phone</w:t>
+              <w:rPr>
+                <w:sz w:val="18"/>
+              </w:rPr>
+              <w:t>Usuwa dane przed seedowaniem</w:t>
             </w:r>
           </w:p>
         </w:tc>
@@ -1273,33 +1893,42 @@
         <w:tc>
           <w:tcPr>
             <w:tcW w:type="dxa" w:w="2880"/>
+            <w:shd w:val="clear" w:color="auto" w:fill="F2F7FB"/>
           </w:tcPr>
           <w:p>
-            <w:r/>
             <w:r>
-              <w:t>contacts</w:t>
+              <w:rPr>
+                <w:sz w:val="18"/>
+              </w:rPr>
+              <w:t>Dane polskie</w:t>
             </w:r>
           </w:p>
         </w:tc>
         <w:tc>
           <w:tcPr>
             <w:tcW w:type="dxa" w:w="2880"/>
+            <w:shd w:val="clear" w:color="auto" w:fill="F2F7FB"/>
           </w:tcPr>
           <w:p>
-            <w:r/>
             <w:r>
-              <w:t>`apps/contacts/admin.py`</w:t>
+              <w:rPr>
+                <w:sz w:val="18"/>
+              </w:rPr>
+              <w:t>seed_demo_data.py</w:t>
             </w:r>
           </w:p>
         </w:tc>
         <w:tc>
           <w:tcPr>
             <w:tcW w:type="dxa" w:w="2880"/>
+            <w:shd w:val="clear" w:color="auto" w:fill="F2F7FB"/>
           </w:tcPr>
           <w:p>
-            <w:r/>
             <w:r>
-              <w:t>first_name, last_name, email, phone, company__name</w:t>
+              <w:rPr>
+                <w:sz w:val="18"/>
+              </w:rPr>
+              <w:t>Polskie nazwiska, firmy, branze, miasta - dane statyczne</w:t>
             </w:r>
           </w:p>
         </w:tc>
@@ -1308,208 +1937,42 @@
         <w:tc>
           <w:tcPr>
             <w:tcW w:type="dxa" w:w="2880"/>
+            <w:shd w:val="clear" w:color="auto" w:fill="DCE6F1"/>
           </w:tcPr>
           <w:p>
-            <w:r/>
             <w:r>
-              <w:t>leads</w:t>
+              <w:rPr>
+                <w:sz w:val="18"/>
+              </w:rPr>
+              <w:t>Uruchomienie</w:t>
             </w:r>
           </w:p>
         </w:tc>
         <w:tc>
           <w:tcPr>
             <w:tcW w:type="dxa" w:w="2880"/>
+            <w:shd w:val="clear" w:color="auto" w:fill="DCE6F1"/>
           </w:tcPr>
           <w:p>
-            <w:r/>
             <w:r>
-              <w:t>`apps/leads/admin.py`</w:t>
+              <w:rPr>
+                <w:sz w:val="18"/>
+              </w:rPr>
+              <w:t>python manage.py seed_demo_data</w:t>
             </w:r>
           </w:p>
         </w:tc>
         <w:tc>
           <w:tcPr>
             <w:tcW w:type="dxa" w:w="2880"/>
+            <w:shd w:val="clear" w:color="auto" w:fill="DCE6F1"/>
           </w:tcPr>
           <w:p>
-            <w:r/>
             <w:r>
-              <w:t>title, company__name, contact__last_name, owner__username</w:t>
-            </w:r>
-          </w:p>
-        </w:tc>
-      </w:tr>
-      <w:tr>
-        <w:tc>
-          <w:tcPr>
-            <w:tcW w:type="dxa" w:w="2880"/>
-          </w:tcPr>
-          <w:p>
-            <w:r/>
-            <w:r>
-              <w:t>deals</w:t>
-            </w:r>
-          </w:p>
-        </w:tc>
-        <w:tc>
-          <w:tcPr>
-            <w:tcW w:type="dxa" w:w="2880"/>
-          </w:tcPr>
-          <w:p>
-            <w:r/>
-            <w:r>
-              <w:t>`apps/deals/admin.py`</w:t>
-            </w:r>
-          </w:p>
-        </w:tc>
-        <w:tc>
-          <w:tcPr>
-            <w:tcW w:type="dxa" w:w="2880"/>
-          </w:tcPr>
-          <w:p>
-            <w:r/>
-            <w:r>
-              <w:t>title, company__name, owner__username, description</w:t>
-            </w:r>
-          </w:p>
-        </w:tc>
-      </w:tr>
-      <w:tr>
-        <w:tc>
-          <w:tcPr>
-            <w:tcW w:type="dxa" w:w="2880"/>
-          </w:tcPr>
-          <w:p>
-            <w:r/>
-            <w:r>
-              <w:t>tasks</w:t>
-            </w:r>
-          </w:p>
-        </w:tc>
-        <w:tc>
-          <w:tcPr>
-            <w:tcW w:type="dxa" w:w="2880"/>
-          </w:tcPr>
-          <w:p>
-            <w:r/>
-            <w:r>
-              <w:t>`apps/tasks/admin.py`</w:t>
-            </w:r>
-          </w:p>
-        </w:tc>
-        <w:tc>
-          <w:tcPr>
-            <w:tcW w:type="dxa" w:w="2880"/>
-          </w:tcPr>
-          <w:p>
-            <w:r/>
-            <w:r>
-              <w:t>title, description, assigned_to__username</w:t>
-            </w:r>
-          </w:p>
-        </w:tc>
-      </w:tr>
-      <w:tr>
-        <w:tc>
-          <w:tcPr>
-            <w:tcW w:type="dxa" w:w="2880"/>
-          </w:tcPr>
-          <w:p>
-            <w:r/>
-            <w:r>
-              <w:t>documents</w:t>
-            </w:r>
-          </w:p>
-        </w:tc>
-        <w:tc>
-          <w:tcPr>
-            <w:tcW w:type="dxa" w:w="2880"/>
-          </w:tcPr>
-          <w:p>
-            <w:r/>
-            <w:r>
-              <w:t>`apps/documents/admin.py`</w:t>
-            </w:r>
-          </w:p>
-        </w:tc>
-        <w:tc>
-          <w:tcPr>
-            <w:tcW w:type="dxa" w:w="2880"/>
-          </w:tcPr>
-          <w:p>
-            <w:r/>
-            <w:r>
-              <w:t>title, description, created_by__username</w:t>
-            </w:r>
-          </w:p>
-        </w:tc>
-      </w:tr>
-      <w:tr>
-        <w:tc>
-          <w:tcPr>
-            <w:tcW w:type="dxa" w:w="2880"/>
-          </w:tcPr>
-          <w:p>
-            <w:r/>
-            <w:r>
-              <w:t>notes</w:t>
-            </w:r>
-          </w:p>
-        </w:tc>
-        <w:tc>
-          <w:tcPr>
-            <w:tcW w:type="dxa" w:w="2880"/>
-          </w:tcPr>
-          <w:p>
-            <w:r/>
-            <w:r>
-              <w:t>`apps/notes/admin.py`</w:t>
-            </w:r>
-          </w:p>
-        </w:tc>
-        <w:tc>
-          <w:tcPr>
-            <w:tcW w:type="dxa" w:w="2880"/>
-          </w:tcPr>
-          <w:p>
-            <w:r/>
-            <w:r>
-              <w:t>content, author__username</w:t>
-            </w:r>
-          </w:p>
-        </w:tc>
-      </w:tr>
-      <w:tr>
-        <w:tc>
-          <w:tcPr>
-            <w:tcW w:type="dxa" w:w="2880"/>
-          </w:tcPr>
-          <w:p>
-            <w:r/>
-            <w:r>
-              <w:t>reports</w:t>
-            </w:r>
-          </w:p>
-        </w:tc>
-        <w:tc>
-          <w:tcPr>
-            <w:tcW w:type="dxa" w:w="2880"/>
-          </w:tcPr>
-          <w:p>
-            <w:r/>
-            <w:r>
-              <w:t>`apps/reports/admin.py`</w:t>
-            </w:r>
-          </w:p>
-        </w:tc>
-        <w:tc>
-          <w:tcPr>
-            <w:tcW w:type="dxa" w:w="2880"/>
-          </w:tcPr>
-          <w:p>
-            <w:r/>
-            <w:r>
-              <w:t>user__username, model_name, object_repr</w:t>
+              <w:rPr>
+                <w:sz w:val="18"/>
+              </w:rPr>
+              <w:t>Tworzy kompletny zestaw danych demo</w:t>
             </w:r>
           </w:p>
         </w:tc>
@@ -1518,324 +1981,21 @@
     <w:p/>
     <w:p>
       <w:pPr>
-        <w:pStyle w:val="Heading3"/>
+        <w:pStyle w:val="Heading2"/>
+        <w:jc w:val="left"/>
       </w:pPr>
       <w:r>
-        <w:t>list_filter — wszystkie aplikacje</w:t>
+        <w:t>4. Testy jednostkowe</w:t>
       </w:r>
     </w:p>
-    <w:tbl>
-      <w:tblPr>
-        <w:tblStyle w:val="TableGrid"/>
-        <w:tblW w:type="auto" w:w="0"/>
-        <w:tblLook w:firstColumn="1" w:firstRow="1" w:lastColumn="0" w:lastRow="0" w:noHBand="0" w:noVBand="1" w:val="04A0"/>
-      </w:tblPr>
-      <w:tblGrid>
-        <w:gridCol w:w="4320"/>
-        <w:gridCol w:w="4320"/>
-      </w:tblGrid>
-      <w:tr>
-        <w:tc>
-          <w:tcPr>
-            <w:tcW w:type="dxa" w:w="4320"/>
-          </w:tcPr>
-          <w:p>
-            <w:r/>
-            <w:r>
-              <w:rPr>
-                <w:b/>
-              </w:rPr>
-              <w:t>Aplikacja</w:t>
-            </w:r>
-          </w:p>
-        </w:tc>
-        <w:tc>
-          <w:tcPr>
-            <w:tcW w:type="dxa" w:w="4320"/>
-          </w:tcPr>
-          <w:p>
-            <w:r/>
-            <w:r>
-              <w:rPr>
-                <w:b/>
-              </w:rPr>
-              <w:t>Filtry</w:t>
-            </w:r>
-          </w:p>
-        </w:tc>
-      </w:tr>
-      <w:tr>
-        <w:tc>
-          <w:tcPr>
-            <w:tcW w:type="dxa" w:w="4320"/>
-          </w:tcPr>
-          <w:p>
-            <w:r/>
-            <w:r>
-              <w:t>accounts/UserProfile</w:t>
-            </w:r>
-          </w:p>
-        </w:tc>
-        <w:tc>
-          <w:tcPr>
-            <w:tcW w:type="dxa" w:w="4320"/>
-          </w:tcPr>
-          <w:p>
-            <w:r/>
-            <w:r>
-              <w:t>role</w:t>
-            </w:r>
-          </w:p>
-        </w:tc>
-      </w:tr>
-      <w:tr>
-        <w:tc>
-          <w:tcPr>
-            <w:tcW w:type="dxa" w:w="4320"/>
-          </w:tcPr>
-          <w:p>
-            <w:r/>
-            <w:r>
-              <w:t>accounts/User</w:t>
-            </w:r>
-          </w:p>
-        </w:tc>
-        <w:tc>
-          <w:tcPr>
-            <w:tcW w:type="dxa" w:w="4320"/>
-          </w:tcPr>
-          <w:p>
-            <w:r/>
-            <w:r>
-              <w:t>is_active, is_staff, profile__role</w:t>
-            </w:r>
-          </w:p>
-        </w:tc>
-      </w:tr>
-      <w:tr>
-        <w:tc>
-          <w:tcPr>
-            <w:tcW w:type="dxa" w:w="4320"/>
-          </w:tcPr>
-          <w:p>
-            <w:r/>
-            <w:r>
-              <w:t>companies</w:t>
-            </w:r>
-          </w:p>
-        </w:tc>
-        <w:tc>
-          <w:tcPr>
-            <w:tcW w:type="dxa" w:w="4320"/>
-          </w:tcPr>
-          <w:p>
-            <w:r/>
-            <w:r>
-              <w:t>industry, is_active, city</w:t>
-            </w:r>
-          </w:p>
-        </w:tc>
-      </w:tr>
-      <w:tr>
-        <w:tc>
-          <w:tcPr>
-            <w:tcW w:type="dxa" w:w="4320"/>
-          </w:tcPr>
-          <w:p>
-            <w:r/>
-            <w:r>
-              <w:t>contacts</w:t>
-            </w:r>
-          </w:p>
-        </w:tc>
-        <w:tc>
-          <w:tcPr>
-            <w:tcW w:type="dxa" w:w="4320"/>
-          </w:tcPr>
-          <w:p>
-            <w:r/>
-            <w:r>
-              <w:t>department, is_active, company</w:t>
-            </w:r>
-          </w:p>
-        </w:tc>
-      </w:tr>
-      <w:tr>
-        <w:tc>
-          <w:tcPr>
-            <w:tcW w:type="dxa" w:w="4320"/>
-          </w:tcPr>
-          <w:p>
-            <w:r/>
-            <w:r>
-              <w:t>leads/WorkflowStage</w:t>
-            </w:r>
-          </w:p>
-        </w:tc>
-        <w:tc>
-          <w:tcPr>
-            <w:tcW w:type="dxa" w:w="4320"/>
-          </w:tcPr>
-          <w:p>
-            <w:r/>
-            <w:r>
-              <w:t>is_active</w:t>
-            </w:r>
-          </w:p>
-        </w:tc>
-      </w:tr>
-      <w:tr>
-        <w:tc>
-          <w:tcPr>
-            <w:tcW w:type="dxa" w:w="4320"/>
-          </w:tcPr>
-          <w:p>
-            <w:r/>
-            <w:r>
-              <w:t>leads/Lead</w:t>
-            </w:r>
-          </w:p>
-        </w:tc>
-        <w:tc>
-          <w:tcPr>
-            <w:tcW w:type="dxa" w:w="4320"/>
-          </w:tcPr>
-          <w:p>
-            <w:r/>
-            <w:r>
-              <w:t>status, source, stage, owner</w:t>
-            </w:r>
-          </w:p>
-        </w:tc>
-      </w:tr>
-      <w:tr>
-        <w:tc>
-          <w:tcPr>
-            <w:tcW w:type="dxa" w:w="4320"/>
-          </w:tcPr>
-          <w:p>
-            <w:r/>
-            <w:r>
-              <w:t>deals</w:t>
-            </w:r>
-          </w:p>
-        </w:tc>
-        <w:tc>
-          <w:tcPr>
-            <w:tcW w:type="dxa" w:w="4320"/>
-          </w:tcPr>
-          <w:p>
-            <w:r/>
-            <w:r>
-              <w:t>status, owner, signed_at</w:t>
-            </w:r>
-          </w:p>
-        </w:tc>
-      </w:tr>
-      <w:tr>
-        <w:tc>
-          <w:tcPr>
-            <w:tcW w:type="dxa" w:w="4320"/>
-          </w:tcPr>
-          <w:p>
-            <w:r/>
-            <w:r>
-              <w:t>tasks</w:t>
-            </w:r>
-          </w:p>
-        </w:tc>
-        <w:tc>
-          <w:tcPr>
-            <w:tcW w:type="dxa" w:w="4320"/>
-          </w:tcPr>
-          <w:p>
-            <w:r/>
-            <w:r>
-              <w:t>status, task_type, priority, OverdueFilter (własny)</w:t>
-            </w:r>
-          </w:p>
-        </w:tc>
-      </w:tr>
-      <w:tr>
-        <w:tc>
-          <w:tcPr>
-            <w:tcW w:type="dxa" w:w="4320"/>
-          </w:tcPr>
-          <w:p>
-            <w:r/>
-            <w:r>
-              <w:t>documents</w:t>
-            </w:r>
-          </w:p>
-        </w:tc>
-        <w:tc>
-          <w:tcPr>
-            <w:tcW w:type="dxa" w:w="4320"/>
-          </w:tcPr>
-          <w:p>
-            <w:r/>
-            <w:r>
-              <w:t>doc_type</w:t>
-            </w:r>
-          </w:p>
-        </w:tc>
-      </w:tr>
-      <w:tr>
-        <w:tc>
-          <w:tcPr>
-            <w:tcW w:type="dxa" w:w="4320"/>
-          </w:tcPr>
-          <w:p>
-            <w:r/>
-            <w:r>
-              <w:t>notes</w:t>
-            </w:r>
-          </w:p>
-        </w:tc>
-        <w:tc>
-          <w:tcPr>
-            <w:tcW w:type="dxa" w:w="4320"/>
-          </w:tcPr>
-          <w:p>
-            <w:r/>
-            <w:r>
-              <w:t>RelationFilter (własny), author</w:t>
-            </w:r>
-          </w:p>
-        </w:tc>
-      </w:tr>
-      <w:tr>
-        <w:tc>
-          <w:tcPr>
-            <w:tcW w:type="dxa" w:w="4320"/>
-          </w:tcPr>
-          <w:p>
-            <w:r/>
-            <w:r>
-              <w:t>reports</w:t>
-            </w:r>
-          </w:p>
-        </w:tc>
-        <w:tc>
-          <w:tcPr>
-            <w:tcW w:type="dxa" w:w="4320"/>
-          </w:tcPr>
-          <w:p>
-            <w:r/>
-            <w:r>
-              <w:t>action, model_name, user</w:t>
-            </w:r>
-          </w:p>
-        </w:tc>
-      </w:tr>
-    </w:tbl>
-    <w:p/>
     <w:p>
-      <w:pPr>
-        <w:pStyle w:val="Heading3"/>
-      </w:pPr>
       <w:r>
-        <w:t>Inlines — UserProfileInline</w:t>
+        <w:rPr>
+          <w:b/>
+          <w:color w:val="38861D"/>
+          <w:sz w:val="22"/>
+        </w:rPr>
+        <w:t>Status: OK SPELNIONE</w:t>
       </w:r>
     </w:p>
     <w:tbl>
@@ -1853,12 +2013,15 @@
         <w:tc>
           <w:tcPr>
             <w:tcW w:type="dxa" w:w="2880"/>
+            <w:shd w:val="clear" w:color="auto" w:fill="4472C4"/>
           </w:tcPr>
           <w:p>
             <w:r/>
             <w:r>
               <w:rPr>
                 <w:b/>
+                <w:color w:val="FFFFFF"/>
+                <w:sz w:val="18"/>
               </w:rPr>
               <w:t>Element</w:t>
             </w:r>
@@ -1867,12 +2030,15 @@
         <w:tc>
           <w:tcPr>
             <w:tcW w:type="dxa" w:w="2880"/>
+            <w:shd w:val="clear" w:color="auto" w:fill="4472C4"/>
           </w:tcPr>
           <w:p>
             <w:r/>
             <w:r>
               <w:rPr>
                 <w:b/>
+                <w:color w:val="FFFFFF"/>
+                <w:sz w:val="18"/>
               </w:rPr>
               <w:t>Plik / klasa</w:t>
             </w:r>
@@ -1881,14 +2047,17 @@
         <w:tc>
           <w:tcPr>
             <w:tcW w:type="dxa" w:w="2880"/>
+            <w:shd w:val="clear" w:color="auto" w:fill="4472C4"/>
           </w:tcPr>
           <w:p>
             <w:r/>
             <w:r>
               <w:rPr>
                 <w:b/>
+                <w:color w:val="FFFFFF"/>
+                <w:sz w:val="18"/>
               </w:rPr>
-              <w:t>Linia</w:t>
+              <w:t>Szczegoly</w:t>
             </w:r>
           </w:p>
         </w:tc>
@@ -1897,33 +2066,42 @@
         <w:tc>
           <w:tcPr>
             <w:tcW w:type="dxa" w:w="2880"/>
+            <w:shd w:val="clear" w:color="auto" w:fill="DCE6F1"/>
           </w:tcPr>
           <w:p>
-            <w:r/>
             <w:r>
-              <w:t>Inline</w:t>
+              <w:rPr>
+                <w:sz w:val="18"/>
+              </w:rPr>
+              <w:t>Laczna liczba testow</w:t>
             </w:r>
           </w:p>
         </w:tc>
         <w:tc>
           <w:tcPr>
             <w:tcW w:type="dxa" w:w="2880"/>
+            <w:shd w:val="clear" w:color="auto" w:fill="DCE6F1"/>
           </w:tcPr>
           <w:p>
-            <w:r/>
             <w:r>
-              <w:t>`apps/accounts/admin.py:UserProfileInline`</w:t>
+              <w:rPr>
+                <w:sz w:val="18"/>
+              </w:rPr>
+              <w:t>36 plikow testowych</w:t>
             </w:r>
           </w:p>
         </w:tc>
         <w:tc>
           <w:tcPr>
             <w:tcW w:type="dxa" w:w="2880"/>
+            <w:shd w:val="clear" w:color="auto" w:fill="DCE6F1"/>
           </w:tcPr>
           <w:p>
-            <w:r/>
             <w:r>
-              <w:t>L12</w:t>
+              <w:rPr>
+                <w:sz w:val="18"/>
+              </w:rPr>
+              <w:t>664 testy, 100% passing</w:t>
             </w:r>
           </w:p>
         </w:tc>
@@ -1932,33 +2110,42 @@
         <w:tc>
           <w:tcPr>
             <w:tcW w:type="dxa" w:w="2880"/>
+            <w:shd w:val="clear" w:color="auto" w:fill="F2F7FB"/>
           </w:tcPr>
           <w:p>
-            <w:r/>
             <w:r>
-              <w:t>Typ</w:t>
+              <w:rPr>
+                <w:sz w:val="18"/>
+              </w:rPr>
+              <w:t>test_models.py</w:t>
             </w:r>
           </w:p>
         </w:tc>
         <w:tc>
           <w:tcPr>
             <w:tcW w:type="dxa" w:w="2880"/>
+            <w:shd w:val="clear" w:color="auto" w:fill="F2F7FB"/>
           </w:tcPr>
           <w:p>
-            <w:r/>
             <w:r>
-              <w:t>`admin.StackedInline`</w:t>
+              <w:rPr>
+                <w:sz w:val="18"/>
+              </w:rPr>
+              <w:t>9 plikow (1 na app)</w:t>
             </w:r>
           </w:p>
         </w:tc>
         <w:tc>
           <w:tcPr>
             <w:tcW w:type="dxa" w:w="2880"/>
+            <w:shd w:val="clear" w:color="auto" w:fill="F2F7FB"/>
           </w:tcPr>
           <w:p>
-            <w:r/>
             <w:r>
-              <w:t>—</w:t>
+              <w:rPr>
+                <w:sz w:val="18"/>
+              </w:rPr>
+              <w:t>Modele: __str__, wlasciwosci, metody biznesowe</w:t>
             </w:r>
           </w:p>
         </w:tc>
@@ -1967,33 +2154,42 @@
         <w:tc>
           <w:tcPr>
             <w:tcW w:type="dxa" w:w="2880"/>
+            <w:shd w:val="clear" w:color="auto" w:fill="DCE6F1"/>
           </w:tcPr>
           <w:p>
-            <w:r/>
             <w:r>
-              <w:t>Pola</w:t>
+              <w:rPr>
+                <w:sz w:val="18"/>
+              </w:rPr>
+              <w:t>test_views.py</w:t>
             </w:r>
           </w:p>
         </w:tc>
         <w:tc>
           <w:tcPr>
             <w:tcW w:type="dxa" w:w="2880"/>
+            <w:shd w:val="clear" w:color="auto" w:fill="DCE6F1"/>
           </w:tcPr>
           <w:p>
-            <w:r/>
             <w:r>
-              <w:t>role, phone, avatar</w:t>
+              <w:rPr>
+                <w:sz w:val="18"/>
+              </w:rPr>
+              <w:t>9 plikow (1 na app)</w:t>
             </w:r>
           </w:p>
         </w:tc>
         <w:tc>
           <w:tcPr>
             <w:tcW w:type="dxa" w:w="2880"/>
+            <w:shd w:val="clear" w:color="auto" w:fill="DCE6F1"/>
           </w:tcPr>
           <w:p>
-            <w:r/>
             <w:r>
-              <w:t>—</w:t>
+              <w:rPr>
+                <w:sz w:val="18"/>
+              </w:rPr>
+              <w:t>HTTP 200/302/403, dostep anonimowy, CRUD, role</w:t>
             </w:r>
           </w:p>
         </w:tc>
@@ -2002,33 +2198,86 @@
         <w:tc>
           <w:tcPr>
             <w:tcW w:type="dxa" w:w="2880"/>
+            <w:shd w:val="clear" w:color="auto" w:fill="F2F7FB"/>
           </w:tcPr>
           <w:p>
-            <w:r/>
             <w:r>
-              <w:t>Zabezpieczenie</w:t>
+              <w:rPr>
+                <w:sz w:val="18"/>
+              </w:rPr>
+              <w:t>test_forms.py</w:t>
             </w:r>
           </w:p>
         </w:tc>
         <w:tc>
           <w:tcPr>
             <w:tcW w:type="dxa" w:w="2880"/>
+            <w:shd w:val="clear" w:color="auto" w:fill="F2F7FB"/>
           </w:tcPr>
           <w:p>
-            <w:r/>
             <w:r>
-              <w:t>`save_formset` z `update_or_create`</w:t>
+              <w:rPr>
+                <w:sz w:val="18"/>
+              </w:rPr>
+              <w:t>9 plikow (1 na app)</w:t>
             </w:r>
           </w:p>
         </w:tc>
         <w:tc>
           <w:tcPr>
             <w:tcW w:type="dxa" w:w="2880"/>
+            <w:shd w:val="clear" w:color="auto" w:fill="F2F7FB"/>
           </w:tcPr>
           <w:p>
-            <w:r/>
             <w:r>
-              <w:t>L50</w:t>
+              <w:rPr>
+                <w:sz w:val="18"/>
+              </w:rPr>
+              <w:t>Walidacja, pola wymagane, dynamiczne querysets</w:t>
+            </w:r>
+          </w:p>
+        </w:tc>
+      </w:tr>
+      <w:tr>
+        <w:tc>
+          <w:tcPr>
+            <w:tcW w:type="dxa" w:w="2880"/>
+            <w:shd w:val="clear" w:color="auto" w:fill="DCE6F1"/>
+          </w:tcPr>
+          <w:p>
+            <w:r>
+              <w:rPr>
+                <w:sz w:val="18"/>
+              </w:rPr>
+              <w:t>Pokrycie aplikacji</w:t>
+            </w:r>
+          </w:p>
+        </w:tc>
+        <w:tc>
+          <w:tcPr>
+            <w:tcW w:type="dxa" w:w="2880"/>
+            <w:shd w:val="clear" w:color="auto" w:fill="DCE6F1"/>
+          </w:tcPr>
+          <w:p>
+            <w:r>
+              <w:rPr>
+                <w:sz w:val="18"/>
+              </w:rPr>
+              <w:t>9 / 9 (100%)</w:t>
+            </w:r>
+          </w:p>
+        </w:tc>
+        <w:tc>
+          <w:tcPr>
+            <w:tcW w:type="dxa" w:w="2880"/>
+            <w:shd w:val="clear" w:color="auto" w:fill="DCE6F1"/>
+          </w:tcPr>
+          <w:p>
+            <w:r>
+              <w:rPr>
+                <w:sz w:val="18"/>
+              </w:rPr>
+              <w:t>Kazda aplikacja posiada komplet testow</w:t>
             </w:r>
           </w:p>
         </w:tc>
@@ -2037,10 +2286,21 @@
     <w:p/>
     <w:p>
       <w:pPr>
-        <w:pStyle w:val="Heading3"/>
+        <w:pStyle w:val="Heading2"/>
+        <w:jc w:val="left"/>
       </w:pPr>
       <w:r>
-        <w:t>list_display z własnymi metodami</w:t>
+        <w:t>5. Obsluga mediow (ImageField)</w:t>
+      </w:r>
+    </w:p>
+    <w:p>
+      <w:r>
+        <w:rPr>
+          <w:b/>
+          <w:color w:val="38861D"/>
+          <w:sz w:val="22"/>
+        </w:rPr>
+        <w:t>Status: OK SPELNIONE</w:t>
       </w:r>
     </w:p>
     <w:tbl>
@@ -2058,42 +2318,51 @@
         <w:tc>
           <w:tcPr>
             <w:tcW w:type="dxa" w:w="2880"/>
+            <w:shd w:val="clear" w:color="auto" w:fill="4472C4"/>
           </w:tcPr>
           <w:p>
             <w:r/>
             <w:r>
               <w:rPr>
                 <w:b/>
+                <w:color w:val="FFFFFF"/>
+                <w:sz w:val="18"/>
               </w:rPr>
-              <w:t>Aplikacja</w:t>
+              <w:t>Element</w:t>
             </w:r>
           </w:p>
         </w:tc>
         <w:tc>
           <w:tcPr>
             <w:tcW w:type="dxa" w:w="2880"/>
+            <w:shd w:val="clear" w:color="auto" w:fill="4472C4"/>
           </w:tcPr>
           <w:p>
             <w:r/>
             <w:r>
               <w:rPr>
                 <w:b/>
+                <w:color w:val="FFFFFF"/>
+                <w:sz w:val="18"/>
               </w:rPr>
-              <w:t>Metoda / dekorator</w:t>
+              <w:t>Plik / klasa</w:t>
             </w:r>
           </w:p>
         </w:tc>
         <w:tc>
           <w:tcPr>
             <w:tcW w:type="dxa" w:w="2880"/>
+            <w:shd w:val="clear" w:color="auto" w:fill="4472C4"/>
           </w:tcPr>
           <w:p>
             <w:r/>
             <w:r>
               <w:rPr>
                 <w:b/>
+                <w:color w:val="FFFFFF"/>
+                <w:sz w:val="18"/>
               </w:rPr>
-              <w:t>Opis</w:t>
+              <w:t>Szczegoly</w:t>
             </w:r>
           </w:p>
         </w:tc>
@@ -2102,33 +2371,42 @@
         <w:tc>
           <w:tcPr>
             <w:tcW w:type="dxa" w:w="2880"/>
+            <w:shd w:val="clear" w:color="auto" w:fill="DCE6F1"/>
           </w:tcPr>
           <w:p>
-            <w:r/>
             <w:r>
-              <w:t>accounts</w:t>
+              <w:rPr>
+                <w:sz w:val="18"/>
+              </w:rPr>
+              <w:t>ImageField</w:t>
             </w:r>
           </w:p>
         </w:tc>
         <w:tc>
           <w:tcPr>
             <w:tcW w:type="dxa" w:w="2880"/>
+            <w:shd w:val="clear" w:color="auto" w:fill="DCE6F1"/>
           </w:tcPr>
           <w:p>
-            <w:r/>
             <w:r>
-              <w:t>`get_role()` + `@admin.display`</w:t>
+              <w:rPr>
+                <w:sz w:val="18"/>
+              </w:rPr>
+              <w:t>apps/accounts/models.py:UserProfile.avatar</w:t>
             </w:r>
           </w:p>
         </w:tc>
         <w:tc>
           <w:tcPr>
             <w:tcW w:type="dxa" w:w="2880"/>
+            <w:shd w:val="clear" w:color="auto" w:fill="DCE6F1"/>
           </w:tcPr>
           <w:p>
-            <w:r/>
             <w:r>
-              <w:t>Wyświetla rolę CRM z tłumaczeniem</w:t>
+              <w:rPr>
+                <w:sz w:val="18"/>
+              </w:rPr>
+              <w:t>upload_to=avatars/, null=True, blank=True</w:t>
             </w:r>
           </w:p>
         </w:tc>
@@ -2137,33 +2415,42 @@
         <w:tc>
           <w:tcPr>
             <w:tcW w:type="dxa" w:w="2880"/>
+            <w:shd w:val="clear" w:color="auto" w:fill="F2F7FB"/>
           </w:tcPr>
           <w:p>
-            <w:r/>
             <w:r>
-              <w:t>tasks</w:t>
+              <w:rPr>
+                <w:sz w:val="18"/>
+              </w:rPr>
+              <w:t>MEDIA_URL</w:t>
             </w:r>
           </w:p>
         </w:tc>
         <w:tc>
           <w:tcPr>
             <w:tcW w:type="dxa" w:w="2880"/>
+            <w:shd w:val="clear" w:color="auto" w:fill="F2F7FB"/>
           </w:tcPr>
           <w:p>
-            <w:r/>
             <w:r>
-              <w:t>`OverdueFilter` (SimpleListFilter)</w:t>
+              <w:rPr>
+                <w:sz w:val="18"/>
+              </w:rPr>
+              <w:t>config/settings/base.py:153</w:t>
             </w:r>
           </w:p>
         </w:tc>
         <w:tc>
           <w:tcPr>
             <w:tcW w:type="dxa" w:w="2880"/>
+            <w:shd w:val="clear" w:color="auto" w:fill="F2F7FB"/>
           </w:tcPr>
           <w:p>
-            <w:r/>
             <w:r>
-              <w:t>Filtruje przeterminowane zadania</w:t>
+              <w:rPr>
+                <w:sz w:val="18"/>
+              </w:rPr>
+              <w:t>MEDIA_URL = /media/</w:t>
             </w:r>
           </w:p>
         </w:tc>
@@ -2172,33 +2459,42 @@
         <w:tc>
           <w:tcPr>
             <w:tcW w:type="dxa" w:w="2880"/>
+            <w:shd w:val="clear" w:color="auto" w:fill="DCE6F1"/>
           </w:tcPr>
           <w:p>
-            <w:r/>
             <w:r>
-              <w:t>notes</w:t>
+              <w:rPr>
+                <w:sz w:val="18"/>
+              </w:rPr>
+              <w:t>MEDIA_ROOT</w:t>
             </w:r>
           </w:p>
         </w:tc>
         <w:tc>
           <w:tcPr>
             <w:tcW w:type="dxa" w:w="2880"/>
+            <w:shd w:val="clear" w:color="auto" w:fill="DCE6F1"/>
           </w:tcPr>
           <w:p>
-            <w:r/>
             <w:r>
-              <w:t>`RelationFilter` (SimpleListFilter)</w:t>
+              <w:rPr>
+                <w:sz w:val="18"/>
+              </w:rPr>
+              <w:t>config/settings/base.py:154</w:t>
             </w:r>
           </w:p>
         </w:tc>
         <w:tc>
           <w:tcPr>
             <w:tcW w:type="dxa" w:w="2880"/>
+            <w:shd w:val="clear" w:color="auto" w:fill="DCE6F1"/>
           </w:tcPr>
           <w:p>
-            <w:r/>
             <w:r>
-              <w:t>Filtruje notatki po typie powiązania</w:t>
+              <w:rPr>
+                <w:sz w:val="18"/>
+              </w:rPr>
+              <w:t>MEDIA_ROOT = BASE_DIR / media</w:t>
             </w:r>
           </w:p>
         </w:tc>
@@ -2207,33 +2503,86 @@
         <w:tc>
           <w:tcPr>
             <w:tcW w:type="dxa" w:w="2880"/>
+            <w:shd w:val="clear" w:color="auto" w:fill="F2F7FB"/>
           </w:tcPr>
           <w:p>
-            <w:r/>
             <w:r>
-              <w:t>reports</w:t>
+              <w:rPr>
+                <w:sz w:val="18"/>
+              </w:rPr>
+              <w:t>Pillow</w:t>
             </w:r>
           </w:p>
         </w:tc>
         <w:tc>
           <w:tcPr>
             <w:tcW w:type="dxa" w:w="2880"/>
+            <w:shd w:val="clear" w:color="auto" w:fill="F2F7FB"/>
           </w:tcPr>
           <w:p>
-            <w:r/>
             <w:r>
-              <w:t>`ActivityLogAdmin` readonly</w:t>
+              <w:rPr>
+                <w:sz w:val="18"/>
+              </w:rPr>
+              <w:t>requirements/base.txt</w:t>
             </w:r>
           </w:p>
         </w:tc>
         <w:tc>
           <w:tcPr>
             <w:tcW w:type="dxa" w:w="2880"/>
+            <w:shd w:val="clear" w:color="auto" w:fill="F2F7FB"/>
           </w:tcPr>
           <w:p>
-            <w:r/>
             <w:r>
-              <w:t>Blokuje edycję/dodawanie logów</w:t>
+              <w:rPr>
+                <w:sz w:val="18"/>
+              </w:rPr>
+              <w:t>Pillow&gt;=10.3.0 - obsluga plikow graficznych</w:t>
+            </w:r>
+          </w:p>
+        </w:tc>
+      </w:tr>
+      <w:tr>
+        <w:tc>
+          <w:tcPr>
+            <w:tcW w:type="dxa" w:w="2880"/>
+            <w:shd w:val="clear" w:color="auto" w:fill="DCE6F1"/>
+          </w:tcPr>
+          <w:p>
+            <w:r>
+              <w:rPr>
+                <w:sz w:val="18"/>
+              </w:rPr>
+              <w:t>FileField</w:t>
+            </w:r>
+          </w:p>
+        </w:tc>
+        <w:tc>
+          <w:tcPr>
+            <w:tcW w:type="dxa" w:w="2880"/>
+            <w:shd w:val="clear" w:color="auto" w:fill="DCE6F1"/>
+          </w:tcPr>
+          <w:p>
+            <w:r>
+              <w:rPr>
+                <w:sz w:val="18"/>
+              </w:rPr>
+              <w:t>apps/documents/models.py:Document.file</w:t>
+            </w:r>
+          </w:p>
+        </w:tc>
+        <w:tc>
+          <w:tcPr>
+            <w:tcW w:type="dxa" w:w="2880"/>
+            <w:shd w:val="clear" w:color="auto" w:fill="DCE6F1"/>
+          </w:tcPr>
+          <w:p>
+            <w:r>
+              <w:rPr>
+                <w:sz w:val="18"/>
+              </w:rPr>
+              <w:t>FileField(upload_to=documents/%Y/%m/)</w:t>
             </w:r>
           </w:p>
         </w:tc>
@@ -2242,10 +2591,21 @@
     <w:p/>
     <w:p>
       <w:pPr>
-        <w:pStyle w:val="Heading3"/>
+        <w:pStyle w:val="Heading2"/>
+        <w:jc w:val="left"/>
       </w:pPr>
       <w:r>
-        <w:t>Commit</w:t>
+        <w:t>6. Estetyczny interfejs</w:t>
+      </w:r>
+    </w:p>
+    <w:p>
+      <w:r>
+        <w:rPr>
+          <w:b/>
+          <w:color w:val="38861D"/>
+          <w:sz w:val="22"/>
+        </w:rPr>
+        <w:t>Status: OK SPELNIONE</w:t>
       </w:r>
     </w:p>
     <w:tbl>
@@ -2263,42 +2623,51 @@
         <w:tc>
           <w:tcPr>
             <w:tcW w:type="dxa" w:w="2880"/>
+            <w:shd w:val="clear" w:color="auto" w:fill="4472C4"/>
           </w:tcPr>
           <w:p>
             <w:r/>
             <w:r>
               <w:rPr>
                 <w:b/>
+                <w:color w:val="FFFFFF"/>
+                <w:sz w:val="18"/>
               </w:rPr>
-              <w:t>Commit</w:t>
+              <w:t>Element</w:t>
             </w:r>
           </w:p>
         </w:tc>
         <w:tc>
           <w:tcPr>
             <w:tcW w:type="dxa" w:w="2880"/>
+            <w:shd w:val="clear" w:color="auto" w:fill="4472C4"/>
           </w:tcPr>
           <w:p>
             <w:r/>
             <w:r>
               <w:rPr>
                 <w:b/>
+                <w:color w:val="FFFFFF"/>
+                <w:sz w:val="18"/>
               </w:rPr>
-              <w:t>Data</w:t>
+              <w:t>Plik / klasa</w:t>
             </w:r>
           </w:p>
         </w:tc>
         <w:tc>
           <w:tcPr>
             <w:tcW w:type="dxa" w:w="2880"/>
+            <w:shd w:val="clear" w:color="auto" w:fill="4472C4"/>
           </w:tcPr>
           <w:p>
             <w:r/>
             <w:r>
               <w:rPr>
                 <w:b/>
+                <w:color w:val="FFFFFF"/>
+                <w:sz w:val="18"/>
               </w:rPr>
-              <w:t>Opis</w:t>
+              <w:t>Szczegoly</w:t>
             </w:r>
           </w:p>
         </w:tc>
@@ -2307,33 +2676,42 @@
         <w:tc>
           <w:tcPr>
             <w:tcW w:type="dxa" w:w="2880"/>
+            <w:shd w:val="clear" w:color="auto" w:fill="DCE6F1"/>
           </w:tcPr>
           <w:p>
-            <w:r/>
             <w:r>
-              <w:t>`64a2f8a`</w:t>
+              <w:rPr>
+                <w:sz w:val="18"/>
+              </w:rPr>
+              <w:t>Tabler CSS/JS</w:t>
             </w:r>
           </w:p>
         </w:tc>
         <w:tc>
           <w:tcPr>
             <w:tcW w:type="dxa" w:w="2880"/>
+            <w:shd w:val="clear" w:color="auto" w:fill="DCE6F1"/>
           </w:tcPr>
           <w:p>
-            <w:r/>
             <w:r>
-              <w:t>2026-04-13</w:t>
+              <w:rPr>
+                <w:sz w:val="18"/>
+              </w:rPr>
+              <w:t>templates/base_dashboard.html:10</w:t>
             </w:r>
           </w:p>
         </w:tc>
         <w:tc>
           <w:tcPr>
             <w:tcW w:type="dxa" w:w="2880"/>
+            <w:shd w:val="clear" w:color="auto" w:fill="DCE6F1"/>
           </w:tcPr>
           <w:p>
-            <w:r/>
             <w:r>
-              <w:t>chore: initialize project — pierwsze admin.py</w:t>
+              <w:rPr>
+                <w:sz w:val="18"/>
+              </w:rPr>
+              <w:t>tabler.min.css + tabler.min.js z {% static %}</w:t>
             </w:r>
           </w:p>
         </w:tc>
@@ -2342,33 +2720,42 @@
         <w:tc>
           <w:tcPr>
             <w:tcW w:type="dxa" w:w="2880"/>
+            <w:shd w:val="clear" w:color="auto" w:fill="F2F7FB"/>
           </w:tcPr>
           <w:p>
-            <w:r/>
             <w:r>
-              <w:t>`d39f700`</w:t>
+              <w:rPr>
+                <w:sz w:val="18"/>
+              </w:rPr>
+              <w:t>django-crispy-forms</w:t>
             </w:r>
           </w:p>
         </w:tc>
         <w:tc>
           <w:tcPr>
             <w:tcW w:type="dxa" w:w="2880"/>
+            <w:shd w:val="clear" w:color="auto" w:fill="F2F7FB"/>
           </w:tcPr>
           <w:p>
-            <w:r/>
             <w:r>
-              <w:t>2026-04-17</w:t>
+              <w:rPr>
+                <w:sz w:val="18"/>
+              </w:rPr>
+              <w:t>requirements/base.txt</w:t>
             </w:r>
           </w:p>
         </w:tc>
         <w:tc>
           <w:tcPr>
             <w:tcW w:type="dxa" w:w="2880"/>
+            <w:shd w:val="clear" w:color="auto" w:fill="F2F7FB"/>
           </w:tcPr>
           <w:p>
-            <w:r/>
             <w:r>
-              <w:t>fix(accounts): fix UserProfile duplicate — save_formset</w:t>
+              <w:rPr>
+                <w:sz w:val="18"/>
+              </w:rPr>
+              <w:t>Automatyczne stylowanie formularzy Bootstrap 5</w:t>
             </w:r>
           </w:p>
         </w:tc>
@@ -2377,33 +2764,130 @@
         <w:tc>
           <w:tcPr>
             <w:tcW w:type="dxa" w:w="2880"/>
+            <w:shd w:val="clear" w:color="auto" w:fill="DCE6F1"/>
           </w:tcPr>
           <w:p>
-            <w:r/>
             <w:r>
-              <w:t>`211a091`</w:t>
+              <w:rPr>
+                <w:sz w:val="18"/>
+              </w:rPr>
+              <w:t>LoginRequiredMixin</w:t>
             </w:r>
           </w:p>
         </w:tc>
         <w:tc>
           <w:tcPr>
             <w:tcW w:type="dxa" w:w="2880"/>
+            <w:shd w:val="clear" w:color="auto" w:fill="DCE6F1"/>
           </w:tcPr>
           <w:p>
-            <w:r/>
             <w:r>
-              <w:t>2026-04-17</w:t>
+              <w:rPr>
+                <w:sz w:val="18"/>
+              </w:rPr>
+              <w:t>Wszystkie 54 widoki</w:t>
             </w:r>
           </w:p>
         </w:tc>
         <w:tc>
           <w:tcPr>
             <w:tcW w:type="dxa" w:w="2880"/>
+            <w:shd w:val="clear" w:color="auto" w:fill="DCE6F1"/>
           </w:tcPr>
           <w:p>
-            <w:r/>
             <w:r>
-              <w:t>feat(accounts): add Django Admin link in sidebar</w:t>
+              <w:rPr>
+                <w:sz w:val="18"/>
+              </w:rPr>
+              <w:t>Przekierowanie niezalogowanych na /accounts/login/</w:t>
+            </w:r>
+          </w:p>
+        </w:tc>
+      </w:tr>
+      <w:tr>
+        <w:tc>
+          <w:tcPr>
+            <w:tcW w:type="dxa" w:w="2880"/>
+            <w:shd w:val="clear" w:color="auto" w:fill="F2F7FB"/>
+          </w:tcPr>
+          <w:p>
+            <w:r>
+              <w:rPr>
+                <w:sz w:val="18"/>
+              </w:rPr>
+              <w:t>Django messages</w:t>
+            </w:r>
+          </w:p>
+        </w:tc>
+        <w:tc>
+          <w:tcPr>
+            <w:tcW w:type="dxa" w:w="2880"/>
+            <w:shd w:val="clear" w:color="auto" w:fill="F2F7FB"/>
+          </w:tcPr>
+          <w:p>
+            <w:r>
+              <w:rPr>
+                <w:sz w:val="18"/>
+              </w:rPr>
+              <w:t>templates/base_dashboard.html:345-353</w:t>
+            </w:r>
+          </w:p>
+        </w:tc>
+        <w:tc>
+          <w:tcPr>
+            <w:tcW w:type="dxa" w:w="2880"/>
+            <w:shd w:val="clear" w:color="auto" w:fill="F2F7FB"/>
+          </w:tcPr>
+          <w:p>
+            <w:r>
+              <w:rPr>
+                <w:sz w:val="18"/>
+              </w:rPr>
+              <w:t>success, warning, error, info - alert-dismissible</w:t>
+            </w:r>
+          </w:p>
+        </w:tc>
+      </w:tr>
+      <w:tr>
+        <w:tc>
+          <w:tcPr>
+            <w:tcW w:type="dxa" w:w="2880"/>
+            <w:shd w:val="clear" w:color="auto" w:fill="DCE6F1"/>
+          </w:tcPr>
+          <w:p>
+            <w:r>
+              <w:rPr>
+                <w:sz w:val="18"/>
+              </w:rPr>
+              <w:t>Responsive layout</w:t>
+            </w:r>
+          </w:p>
+        </w:tc>
+        <w:tc>
+          <w:tcPr>
+            <w:tcW w:type="dxa" w:w="2880"/>
+            <w:shd w:val="clear" w:color="auto" w:fill="DCE6F1"/>
+          </w:tcPr>
+          <w:p>
+            <w:r>
+              <w:rPr>
+                <w:sz w:val="18"/>
+              </w:rPr>
+              <w:t>templates/base_dashboard.html</w:t>
+            </w:r>
+          </w:p>
+        </w:tc>
+        <w:tc>
+          <w:tcPr>
+            <w:tcW w:type="dxa" w:w="2880"/>
+            <w:shd w:val="clear" w:color="auto" w:fill="DCE6F1"/>
+          </w:tcPr>
+          <w:p>
+            <w:r>
+              <w:rPr>
+                <w:sz w:val="18"/>
+              </w:rPr>
+              <w:t>Sidebar + topbar Tabler, mobile-friendly</w:t>
             </w:r>
           </w:p>
         </w:tc>
@@ -2412,2918 +2896,69 @@
     <w:p/>
     <w:p>
       <w:pPr>
-        <w:spacing w:before="80" w:after="80"/>
-        <w:pBdr>
-          <w:bottom w:val="single" w:sz="6" w:space="1" w:color="CCCCCC"/>
-        </w:pBdr>
-      </w:pPr>
-    </w:p>
-    <w:p>
-      <w:pPr>
         <w:pStyle w:val="Heading2"/>
-      </w:pPr>
-      <w:r>
-        <w:t>3. Generowanie danych testowych</w:t>
-      </w:r>
-    </w:p>
-    <w:p>
-      <w:r/>
-      <w:r>
-        <w:rPr>
-          <w:b/>
-        </w:rPr>
-        <w:t>Status: ✅ SPEŁNIONE</w:t>
-      </w:r>
-      <w:r/>
-    </w:p>
-    <w:p>
-      <w:pPr>
-        <w:pStyle w:val="Heading3"/>
-      </w:pPr>
-      <w:r>
-        <w:t>Implementacja</w:t>
-      </w:r>
-    </w:p>
-    <w:tbl>
-      <w:tblPr>
-        <w:tblStyle w:val="TableGrid"/>
-        <w:tblW w:type="auto" w:w="0"/>
-        <w:tblLook w:firstColumn="1" w:firstRow="1" w:lastColumn="0" w:lastRow="0" w:noHBand="0" w:noVBand="1" w:val="04A0"/>
-      </w:tblPr>
-      <w:tblGrid>
-        <w:gridCol w:w="2880"/>
-        <w:gridCol w:w="2880"/>
-        <w:gridCol w:w="2880"/>
-      </w:tblGrid>
-      <w:tr>
-        <w:tc>
-          <w:tcPr>
-            <w:tcW w:type="dxa" w:w="2880"/>
-          </w:tcPr>
-          <w:p>
-            <w:r/>
-            <w:r>
-              <w:rPr>
-                <w:b/>
-              </w:rPr>
-              <w:t>Element</w:t>
-            </w:r>
-          </w:p>
-        </w:tc>
-        <w:tc>
-          <w:tcPr>
-            <w:tcW w:type="dxa" w:w="2880"/>
-          </w:tcPr>
-          <w:p>
-            <w:r/>
-            <w:r>
-              <w:rPr>
-                <w:b/>
-              </w:rPr>
-              <w:t>Plik / lokalizacja</w:t>
-            </w:r>
-          </w:p>
-        </w:tc>
-        <w:tc>
-          <w:tcPr>
-            <w:tcW w:type="dxa" w:w="2880"/>
-          </w:tcPr>
-          <w:p>
-            <w:r/>
-            <w:r>
-              <w:rPr>
-                <w:b/>
-              </w:rPr>
-              <w:t>Szczegóły</w:t>
-            </w:r>
-          </w:p>
-        </w:tc>
-      </w:tr>
-      <w:tr>
-        <w:tc>
-          <w:tcPr>
-            <w:tcW w:type="dxa" w:w="2880"/>
-          </w:tcPr>
-          <w:p>
-            <w:r/>
-            <w:r>
-              <w:t>Komenda management</w:t>
-            </w:r>
-          </w:p>
-        </w:tc>
-        <w:tc>
-          <w:tcPr>
-            <w:tcW w:type="dxa" w:w="2880"/>
-          </w:tcPr>
-          <w:p>
-            <w:r/>
-            <w:r>
-              <w:t>`apps/companies/management/commands/seed_demo_data.py`</w:t>
-            </w:r>
-          </w:p>
-        </w:tc>
-        <w:tc>
-          <w:tcPr>
-            <w:tcW w:type="dxa" w:w="2880"/>
-          </w:tcPr>
-          <w:p>
-            <w:r/>
-            <w:r>
-              <w:t>Pełny seed CRM</w:t>
-            </w:r>
-          </w:p>
-        </w:tc>
-      </w:tr>
-      <w:tr>
-        <w:tc>
-          <w:tcPr>
-            <w:tcW w:type="dxa" w:w="2880"/>
-          </w:tcPr>
-          <w:p>
-            <w:r/>
-            <w:r>
-              <w:t>Zakres danych</w:t>
-            </w:r>
-          </w:p>
-        </w:tc>
-        <w:tc>
-          <w:tcPr>
-            <w:tcW w:type="dxa" w:w="2880"/>
-          </w:tcPr>
-          <w:p>
-            <w:r/>
-            <w:r>
-              <w:t>seed_demo_data.py</w:t>
-            </w:r>
-          </w:p>
-        </w:tc>
-        <w:tc>
-          <w:tcPr>
-            <w:tcW w:type="dxa" w:w="2880"/>
-          </w:tcPr>
-          <w:p>
-            <w:r/>
-            <w:r>
-              <w:t>2 użytkowników, 10 firm, 20 kontaktów, 15 leadów, 10 umów, 20 zadań, 10 notatek + ActivityLog</w:t>
-            </w:r>
-          </w:p>
-        </w:tc>
-      </w:tr>
-      <w:tr>
-        <w:tc>
-          <w:tcPr>
-            <w:tcW w:type="dxa" w:w="2880"/>
-          </w:tcPr>
-          <w:p>
-            <w:r/>
-            <w:r>
-              <w:t>Opcja czyszczenia</w:t>
-            </w:r>
-          </w:p>
-        </w:tc>
-        <w:tc>
-          <w:tcPr>
-            <w:tcW w:type="dxa" w:w="2880"/>
-          </w:tcPr>
-          <w:p>
-            <w:r/>
-            <w:r>
-              <w:t>seed_demo_data.py `--clear`</w:t>
-            </w:r>
-          </w:p>
-        </w:tc>
-        <w:tc>
-          <w:tcPr>
-            <w:tcW w:type="dxa" w:w="2880"/>
-          </w:tcPr>
-          <w:p>
-            <w:r/>
-            <w:r>
-              <w:t>Usuwa dane przed seedowaniem</w:t>
-            </w:r>
-          </w:p>
-        </w:tc>
-      </w:tr>
-      <w:tr>
-        <w:tc>
-          <w:tcPr>
-            <w:tcW w:type="dxa" w:w="2880"/>
-          </w:tcPr>
-          <w:p>
-            <w:r/>
-            <w:r>
-              <w:t>Randomizacja</w:t>
-            </w:r>
-          </w:p>
-        </w:tc>
-        <w:tc>
-          <w:tcPr>
-            <w:tcW w:type="dxa" w:w="2880"/>
-          </w:tcPr>
-          <w:p>
-            <w:r/>
-            <w:r>
-              <w:t>`random` (stdlib)</w:t>
-            </w:r>
-          </w:p>
-        </w:tc>
-        <w:tc>
-          <w:tcPr>
-            <w:tcW w:type="dxa" w:w="2880"/>
-          </w:tcPr>
-          <w:p>
-            <w:r/>
-            <w:r>
-              <w:t>Losowy dobór statusów, typów, priorytetów</w:t>
-            </w:r>
-          </w:p>
-        </w:tc>
-      </w:tr>
-      <w:tr>
-        <w:tc>
-          <w:tcPr>
-            <w:tcW w:type="dxa" w:w="2880"/>
-          </w:tcPr>
-          <w:p>
-            <w:r/>
-            <w:r>
-              <w:t>Dane polskie</w:t>
-            </w:r>
-          </w:p>
-        </w:tc>
-        <w:tc>
-          <w:tcPr>
-            <w:tcW w:type="dxa" w:w="2880"/>
-          </w:tcPr>
-          <w:p>
-            <w:r/>
-            <w:r>
-              <w:t>seed_demo_data.py</w:t>
-            </w:r>
-          </w:p>
-        </w:tc>
-        <w:tc>
-          <w:tcPr>
-            <w:tcW w:type="dxa" w:w="2880"/>
-          </w:tcPr>
-          <w:p>
-            <w:r/>
-            <w:r>
-              <w:t>Polskie nazwiska, firmy, branże, miasta — dane statyczne</w:t>
-            </w:r>
-          </w:p>
-        </w:tc>
-      </w:tr>
-      <w:tr>
-        <w:tc>
-          <w:tcPr>
-            <w:tcW w:type="dxa" w:w="2880"/>
-          </w:tcPr>
-          <w:p>
-            <w:r/>
-            <w:r>
-              <w:t>Faker w testach</w:t>
-            </w:r>
-          </w:p>
-        </w:tc>
-        <w:tc>
-          <w:tcPr>
-            <w:tcW w:type="dxa" w:w="2880"/>
-          </w:tcPr>
-          <w:p>
-            <w:r/>
-            <w:r>
-              <w:t>`apps/*/tests/`</w:t>
-            </w:r>
-          </w:p>
-        </w:tc>
-        <w:tc>
-          <w:tcPr>
-            <w:tcW w:type="dxa" w:w="2880"/>
-          </w:tcPr>
-          <w:p>
-            <w:r/>
-            <w:r>
-              <w:t>Testy używają `User.objects.create_user()` z danymi inline (bez Faker)</w:t>
-            </w:r>
-          </w:p>
-        </w:tc>
-      </w:tr>
-    </w:tbl>
-    <w:p/>
-    <w:p>
-      <w:pPr>
-        <w:pStyle w:val="Heading3"/>
-      </w:pPr>
-      <w:r>
-        <w:t>Uwaga dotycząca Faker</w:t>
-      </w:r>
-    </w:p>
-    <w:p>
-      <w:r>
-        <w:t xml:space="preserve">Testy jednostkowe (664 testów) generują dane testowe bezpośrednio przez </w:t>
-      </w:r>
-      <w:r>
-        <w:rPr>
-          <w:rFonts w:ascii="Courier New" w:hAnsi="Courier New"/>
-          <w:sz w:val="18"/>
-        </w:rPr>
-        <w:t>User.objects.create_user()</w:t>
-      </w:r>
-      <w:r>
-        <w:t xml:space="preserve"> i </w:t>
-      </w:r>
-      <w:r>
-        <w:rPr>
-          <w:rFonts w:ascii="Courier New" w:hAnsi="Courier New"/>
-          <w:sz w:val="18"/>
-        </w:rPr>
-        <w:t>Model.objects.create()</w:t>
-      </w:r>
-      <w:r>
-        <w:t xml:space="preserve"> z hardkodowanymi, ale reprezentatywnymi danymi. Faker z </w:t>
-      </w:r>
-      <w:r>
-        <w:rPr>
-          <w:rFonts w:ascii="Courier New" w:hAnsi="Courier New"/>
-          <w:sz w:val="18"/>
-        </w:rPr>
-        <w:t>requirements/development.txt</w:t>
-      </w:r>
-      <w:r>
-        <w:t xml:space="preserve"> jest dostępny, ale testy celowo używają deterministycznych danych dla przewidywalności — zgodnie z podejściem Django TestCase.</w:t>
-      </w:r>
-    </w:p>
-    <w:p>
-      <w:pPr>
-        <w:pStyle w:val="Heading3"/>
-      </w:pPr>
-      <w:r>
-        <w:t>Commit</w:t>
-      </w:r>
-    </w:p>
-    <w:tbl>
-      <w:tblPr>
-        <w:tblStyle w:val="TableGrid"/>
-        <w:tblW w:type="auto" w:w="0"/>
-        <w:tblLook w:firstColumn="1" w:firstRow="1" w:lastColumn="0" w:lastRow="0" w:noHBand="0" w:noVBand="1" w:val="04A0"/>
-      </w:tblPr>
-      <w:tblGrid>
-        <w:gridCol w:w="2880"/>
-        <w:gridCol w:w="2880"/>
-        <w:gridCol w:w="2880"/>
-      </w:tblGrid>
-      <w:tr>
-        <w:tc>
-          <w:tcPr>
-            <w:tcW w:type="dxa" w:w="2880"/>
-          </w:tcPr>
-          <w:p>
-            <w:r/>
-            <w:r>
-              <w:rPr>
-                <w:b/>
-              </w:rPr>
-              <w:t>Commit</w:t>
-            </w:r>
-          </w:p>
-        </w:tc>
-        <w:tc>
-          <w:tcPr>
-            <w:tcW w:type="dxa" w:w="2880"/>
-          </w:tcPr>
-          <w:p>
-            <w:r/>
-            <w:r>
-              <w:rPr>
-                <w:b/>
-              </w:rPr>
-              <w:t>Data</w:t>
-            </w:r>
-          </w:p>
-        </w:tc>
-        <w:tc>
-          <w:tcPr>
-            <w:tcW w:type="dxa" w:w="2880"/>
-          </w:tcPr>
-          <w:p>
-            <w:r/>
-            <w:r>
-              <w:rPr>
-                <w:b/>
-              </w:rPr>
-              <w:t>Opis</w:t>
-            </w:r>
-          </w:p>
-        </w:tc>
-      </w:tr>
-      <w:tr>
-        <w:tc>
-          <w:tcPr>
-            <w:tcW w:type="dxa" w:w="2880"/>
-          </w:tcPr>
-          <w:p>
-            <w:r/>
-            <w:r>
-              <w:t>`43c980a`</w:t>
-            </w:r>
-          </w:p>
-        </w:tc>
-        <w:tc>
-          <w:tcPr>
-            <w:tcW w:type="dxa" w:w="2880"/>
-          </w:tcPr>
-          <w:p>
-            <w:r/>
-            <w:r>
-              <w:t>2026-04-16</w:t>
-            </w:r>
-          </w:p>
-        </w:tc>
-        <w:tc>
-          <w:tcPr>
-            <w:tcW w:type="dxa" w:w="2880"/>
-          </w:tcPr>
-          <w:p>
-            <w:r/>
-            <w:r>
-              <w:t>feat(seed): add seed_demo_data management command</w:t>
-            </w:r>
-          </w:p>
-        </w:tc>
-      </w:tr>
-      <w:tr>
-        <w:tc>
-          <w:tcPr>
-            <w:tcW w:type="dxa" w:w="2880"/>
-          </w:tcPr>
-          <w:p>
-            <w:r/>
-            <w:r>
-              <w:t>`6a53c57`</w:t>
-            </w:r>
-          </w:p>
-        </w:tc>
-        <w:tc>
-          <w:tcPr>
-            <w:tcW w:type="dxa" w:w="2880"/>
-          </w:tcPr>
-          <w:p>
-            <w:r/>
-            <w:r>
-              <w:t>2026-04-16</w:t>
-            </w:r>
-          </w:p>
-        </w:tc>
-        <w:tc>
-          <w:tcPr>
-            <w:tcW w:type="dxa" w:w="2880"/>
-          </w:tcPr>
-          <w:p>
-            <w:r/>
-            <w:r>
-              <w:t>Merge feature/phase-5-fixtures into develop</w:t>
-            </w:r>
-          </w:p>
-        </w:tc>
-      </w:tr>
-    </w:tbl>
-    <w:p/>
-    <w:p>
-      <w:pPr>
-        <w:pStyle w:val="Heading3"/>
-      </w:pPr>
-      <w:r>
-        <w:t>Uruchomienie</w:t>
-      </w:r>
-    </w:p>
-    <w:p>
-      <w:r>
-        <w:rPr>
-          <w:rFonts w:ascii="Courier New" w:hAnsi="Courier New"/>
-          <w:sz w:val="18"/>
-        </w:rPr>
-        <w:t>python manage.py seed_demo_data          # tworzy dane demo</w:t>
-        <w:br/>
-        <w:t>python manage.py seed_demo_data --clear  # czyści i tworzy od nowa</w:t>
-      </w:r>
-    </w:p>
-    <w:p>
-      <w:pPr>
-        <w:spacing w:before="80" w:after="80"/>
-        <w:pBdr>
-          <w:bottom w:val="single" w:sz="6" w:space="1" w:color="CCCCCC"/>
-        </w:pBdr>
-      </w:pPr>
-    </w:p>
-    <w:p>
-      <w:pPr>
-        <w:pStyle w:val="Heading2"/>
-      </w:pPr>
-      <w:r>
-        <w:t>4. Testy jednostkowe</w:t>
-      </w:r>
-    </w:p>
-    <w:p>
-      <w:r/>
-      <w:r>
-        <w:rPr>
-          <w:b/>
-        </w:rPr>
-        <w:t>Status: ✅ SPEŁNIONE</w:t>
-      </w:r>
-      <w:r/>
-    </w:p>
-    <w:p>
-      <w:pPr>
-        <w:pStyle w:val="Heading3"/>
-      </w:pPr>
-      <w:r>
-        <w:t>Statystyki</w:t>
-      </w:r>
-    </w:p>
-    <w:tbl>
-      <w:tblPr>
-        <w:tblStyle w:val="TableGrid"/>
-        <w:tblW w:type="auto" w:w="0"/>
-        <w:tblLook w:firstColumn="1" w:firstRow="1" w:lastColumn="0" w:lastRow="0" w:noHBand="0" w:noVBand="1" w:val="04A0"/>
-      </w:tblPr>
-      <w:tblGrid>
-        <w:gridCol w:w="4320"/>
-        <w:gridCol w:w="4320"/>
-      </w:tblGrid>
-      <w:tr>
-        <w:tc>
-          <w:tcPr>
-            <w:tcW w:type="dxa" w:w="4320"/>
-          </w:tcPr>
-          <w:p>
-            <w:r/>
-            <w:r>
-              <w:rPr>
-                <w:b/>
-              </w:rPr>
-              <w:t>Metryka</w:t>
-            </w:r>
-          </w:p>
-        </w:tc>
-        <w:tc>
-          <w:tcPr>
-            <w:tcW w:type="dxa" w:w="4320"/>
-          </w:tcPr>
-          <w:p>
-            <w:r/>
-            <w:r>
-              <w:rPr>
-                <w:b/>
-              </w:rPr>
-              <w:t>Wartość</w:t>
-            </w:r>
-          </w:p>
-        </w:tc>
-      </w:tr>
-      <w:tr>
-        <w:tc>
-          <w:tcPr>
-            <w:tcW w:type="dxa" w:w="4320"/>
-          </w:tcPr>
-          <w:p>
-            <w:r/>
-            <w:r>
-              <w:t>Łączna liczba testów</w:t>
-            </w:r>
-          </w:p>
-        </w:tc>
-        <w:tc>
-          <w:tcPr>
-            <w:tcW w:type="dxa" w:w="4320"/>
-          </w:tcPr>
-          <w:p>
-            <w:r/>
-            <w:r>
-              <w:t>664</w:t>
-            </w:r>
-          </w:p>
-        </w:tc>
-      </w:tr>
-      <w:tr>
-        <w:tc>
-          <w:tcPr>
-            <w:tcW w:type="dxa" w:w="4320"/>
-          </w:tcPr>
-          <w:p>
-            <w:r/>
-            <w:r>
-              <w:t>Pliki testowe</w:t>
-            </w:r>
-          </w:p>
-        </w:tc>
-        <w:tc>
-          <w:tcPr>
-            <w:tcW w:type="dxa" w:w="4320"/>
-          </w:tcPr>
-          <w:p>
-            <w:r/>
-            <w:r>
-              <w:t>27</w:t>
-            </w:r>
-          </w:p>
-        </w:tc>
-      </w:tr>
-      <w:tr>
-        <w:tc>
-          <w:tcPr>
-            <w:tcW w:type="dxa" w:w="4320"/>
-          </w:tcPr>
-          <w:p>
-            <w:r/>
-            <w:r>
-              <w:t>Aplikacje pokryte testami</w:t>
-            </w:r>
-          </w:p>
-        </w:tc>
-        <w:tc>
-          <w:tcPr>
-            <w:tcW w:type="dxa" w:w="4320"/>
-          </w:tcPr>
-          <w:p>
-            <w:r/>
-            <w:r>
-              <w:t>9 / 9 (100%)</w:t>
-            </w:r>
-          </w:p>
-        </w:tc>
-      </w:tr>
-      <w:tr>
-        <w:tc>
-          <w:tcPr>
-            <w:tcW w:type="dxa" w:w="4320"/>
-          </w:tcPr>
-          <w:p>
-            <w:r/>
-            <w:r>
-              <w:t>Wynik</w:t>
-            </w:r>
-          </w:p>
-        </w:tc>
-        <w:tc>
-          <w:tcPr>
-            <w:tcW w:type="dxa" w:w="4320"/>
-          </w:tcPr>
-          <w:p>
-            <w:r/>
-            <w:r>
-              <w:t>664 passed, 0 failed</w:t>
-            </w:r>
-          </w:p>
-        </w:tc>
-      </w:tr>
-    </w:tbl>
-    <w:p/>
-    <w:p>
-      <w:pPr>
-        <w:pStyle w:val="Heading3"/>
-      </w:pPr>
-      <w:r>
-        <w:t>Podział testów</w:t>
-      </w:r>
-    </w:p>
-    <w:tbl>
-      <w:tblPr>
-        <w:tblStyle w:val="TableGrid"/>
-        <w:tblW w:type="auto" w:w="0"/>
-        <w:tblLook w:firstColumn="1" w:firstRow="1" w:lastColumn="0" w:lastRow="0" w:noHBand="0" w:noVBand="1" w:val="04A0"/>
-      </w:tblPr>
-      <w:tblGrid>
-        <w:gridCol w:w="2880"/>
-        <w:gridCol w:w="2880"/>
-        <w:gridCol w:w="2880"/>
-      </w:tblGrid>
-      <w:tr>
-        <w:tc>
-          <w:tcPr>
-            <w:tcW w:type="dxa" w:w="2880"/>
-          </w:tcPr>
-          <w:p>
-            <w:r/>
-            <w:r>
-              <w:rPr>
-                <w:b/>
-              </w:rPr>
-              <w:t>Typ testu</w:t>
-            </w:r>
-          </w:p>
-        </w:tc>
-        <w:tc>
-          <w:tcPr>
-            <w:tcW w:type="dxa" w:w="2880"/>
-          </w:tcPr>
-          <w:p>
-            <w:r/>
-            <w:r>
-              <w:rPr>
-                <w:b/>
-              </w:rPr>
-              <w:t>Pliki</w:t>
-            </w:r>
-          </w:p>
-        </w:tc>
-        <w:tc>
-          <w:tcPr>
-            <w:tcW w:type="dxa" w:w="2880"/>
-          </w:tcPr>
-          <w:p>
-            <w:r/>
-            <w:r>
-              <w:rPr>
-                <w:b/>
-              </w:rPr>
-              <w:t>Opis</w:t>
-            </w:r>
-          </w:p>
-        </w:tc>
-      </w:tr>
-      <w:tr>
-        <w:tc>
-          <w:tcPr>
-            <w:tcW w:type="dxa" w:w="2880"/>
-          </w:tcPr>
-          <w:p>
-            <w:r/>
-            <w:r>
-              <w:t>`test_models.py`</w:t>
-            </w:r>
-          </w:p>
-        </w:tc>
-        <w:tc>
-          <w:tcPr>
-            <w:tcW w:type="dxa" w:w="2880"/>
-          </w:tcPr>
-          <w:p>
-            <w:r/>
-            <w:r>
-              <w:t>9 plików (1 na app)</w:t>
-            </w:r>
-          </w:p>
-        </w:tc>
-        <w:tc>
-          <w:tcPr>
-            <w:tcW w:type="dxa" w:w="2880"/>
-          </w:tcPr>
-          <w:p>
-            <w:r/>
-            <w:r>
-              <w:t>Testy modeli: `__str__`, właściwości, metody biznesowe (`complete`, `cancel`, `close`)</w:t>
-            </w:r>
-          </w:p>
-        </w:tc>
-      </w:tr>
-      <w:tr>
-        <w:tc>
-          <w:tcPr>
-            <w:tcW w:type="dxa" w:w="2880"/>
-          </w:tcPr>
-          <w:p>
-            <w:r/>
-            <w:r>
-              <w:t>`test_views.py`</w:t>
-            </w:r>
-          </w:p>
-        </w:tc>
-        <w:tc>
-          <w:tcPr>
-            <w:tcW w:type="dxa" w:w="2880"/>
-          </w:tcPr>
-          <w:p>
-            <w:r/>
-            <w:r>
-              <w:t>9 plików (1 na app)</w:t>
-            </w:r>
-          </w:p>
-        </w:tc>
-        <w:tc>
-          <w:tcPr>
-            <w:tcW w:type="dxa" w:w="2880"/>
-          </w:tcPr>
-          <w:p>
-            <w:r/>
-            <w:r>
-              <w:t>Testy widoków: HTTP 200/302/403, dostęp anonimowy, CRUD, uprawnienia ról</w:t>
-            </w:r>
-          </w:p>
-        </w:tc>
-      </w:tr>
-      <w:tr>
-        <w:tc>
-          <w:tcPr>
-            <w:tcW w:type="dxa" w:w="2880"/>
-          </w:tcPr>
-          <w:p>
-            <w:r/>
-            <w:r>
-              <w:t>`test_forms.py`</w:t>
-            </w:r>
-          </w:p>
-        </w:tc>
-        <w:tc>
-          <w:tcPr>
-            <w:tcW w:type="dxa" w:w="2880"/>
-          </w:tcPr>
-          <w:p>
-            <w:r/>
-            <w:r>
-              <w:t>9 plików (1 na app)</w:t>
-            </w:r>
-          </w:p>
-        </w:tc>
-        <w:tc>
-          <w:tcPr>
-            <w:tcW w:type="dxa" w:w="2880"/>
-          </w:tcPr>
-          <w:p>
-            <w:r/>
-            <w:r>
-              <w:t>Testy formularzy: walidacja, pola wymagane, dynamiczne querysets per rola</w:t>
-            </w:r>
-          </w:p>
-        </w:tc>
-      </w:tr>
-    </w:tbl>
-    <w:p/>
-    <w:p>
-      <w:pPr>
-        <w:pStyle w:val="Heading3"/>
-      </w:pPr>
-      <w:r>
-        <w:t>Przykłady testowanych scenariuszy</w:t>
-      </w:r>
-    </w:p>
-    <w:tbl>
-      <w:tblPr>
-        <w:tblStyle w:val="TableGrid"/>
-        <w:tblW w:type="auto" w:w="0"/>
-        <w:tblLook w:firstColumn="1" w:firstRow="1" w:lastColumn="0" w:lastRow="0" w:noHBand="0" w:noVBand="1" w:val="04A0"/>
-      </w:tblPr>
-      <w:tblGrid>
-        <w:gridCol w:w="4320"/>
-        <w:gridCol w:w="4320"/>
-      </w:tblGrid>
-      <w:tr>
-        <w:tc>
-          <w:tcPr>
-            <w:tcW w:type="dxa" w:w="4320"/>
-          </w:tcPr>
-          <w:p>
-            <w:r/>
-            <w:r>
-              <w:rPr>
-                <w:b/>
-              </w:rPr>
-              <w:t>Aplikacja</w:t>
-            </w:r>
-          </w:p>
-        </w:tc>
-        <w:tc>
-          <w:tcPr>
-            <w:tcW w:type="dxa" w:w="4320"/>
-          </w:tcPr>
-          <w:p>
-            <w:r/>
-            <w:r>
-              <w:rPr>
-                <w:b/>
-              </w:rPr>
-              <w:t>Testowany scenariusz</w:t>
-            </w:r>
-          </w:p>
-        </w:tc>
-      </w:tr>
-      <w:tr>
-        <w:tc>
-          <w:tcPr>
-            <w:tcW w:type="dxa" w:w="4320"/>
-          </w:tcPr>
-          <w:p>
-            <w:r/>
-            <w:r>
-              <w:t>accounts</w:t>
-            </w:r>
-          </w:p>
-        </w:tc>
-        <w:tc>
-          <w:tcPr>
-            <w:tcW w:type="dxa" w:w="4320"/>
-          </w:tcPr>
-          <w:p>
-            <w:r/>
-            <w:r>
-              <w:t>UserCreateForm — rola, telefon, walidacja hasła</w:t>
-            </w:r>
-          </w:p>
-        </w:tc>
-      </w:tr>
-      <w:tr>
-        <w:tc>
-          <w:tcPr>
-            <w:tcW w:type="dxa" w:w="4320"/>
-          </w:tcPr>
-          <w:p>
-            <w:r/>
-            <w:r>
-              <w:t>companies</w:t>
-            </w:r>
-          </w:p>
-        </w:tc>
-        <w:tc>
-          <w:tcPr>
-            <w:tcW w:type="dxa" w:w="4320"/>
-          </w:tcPr>
-          <w:p>
-            <w:r/>
-            <w:r>
-              <w:t>CompanyForm — NIP walidacja, owner nie w formularzu</w:t>
-            </w:r>
-          </w:p>
-        </w:tc>
-      </w:tr>
-      <w:tr>
-        <w:tc>
-          <w:tcPr>
-            <w:tcW w:type="dxa" w:w="4320"/>
-          </w:tcPr>
-          <w:p>
-            <w:r/>
-            <w:r>
-              <w:t>leads</w:t>
-            </w:r>
-          </w:p>
-        </w:tc>
-        <w:tc>
-          <w:tcPr>
-            <w:tcW w:type="dxa" w:w="4320"/>
-          </w:tcPr>
-          <w:p>
-            <w:r/>
-            <w:r>
-              <w:t>LeadForm — dynamiczne querysety (firma per rola), stage tylko aktywne</w:t>
-            </w:r>
-          </w:p>
-        </w:tc>
-      </w:tr>
-      <w:tr>
-        <w:tc>
-          <w:tcPr>
-            <w:tcW w:type="dxa" w:w="4320"/>
-          </w:tcPr>
-          <w:p>
-            <w:r/>
-            <w:r>
-              <w:t>tasks</w:t>
-            </w:r>
-          </w:p>
-        </w:tc>
-        <w:tc>
-          <w:tcPr>
-            <w:tcW w:type="dxa" w:w="4320"/>
-          </w:tcPr>
-          <w:p>
-            <w:r/>
-            <w:r>
-              <w:t>TaskForm — due_date wymagane, assigned_to queryset</w:t>
-            </w:r>
-          </w:p>
-        </w:tc>
-      </w:tr>
-      <w:tr>
-        <w:tc>
-          <w:tcPr>
-            <w:tcW w:type="dxa" w:w="4320"/>
-          </w:tcPr>
-          <w:p>
-            <w:r/>
-            <w:r>
-              <w:t>documents</w:t>
-            </w:r>
-          </w:p>
-        </w:tc>
-        <w:tc>
-          <w:tcPr>
-            <w:tcW w:type="dxa" w:w="4320"/>
-          </w:tcPr>
-          <w:p>
-            <w:r/>
-            <w:r>
-              <w:t>DocumentForm — plik wymagany przy create, opcjonalny przy update</w:t>
-            </w:r>
-          </w:p>
-        </w:tc>
-      </w:tr>
-      <w:tr>
-        <w:tc>
-          <w:tcPr>
-            <w:tcW w:type="dxa" w:w="4320"/>
-          </w:tcPr>
-          <w:p>
-            <w:r/>
-            <w:r>
-              <w:t>reports</w:t>
-            </w:r>
-          </w:p>
-        </w:tc>
-        <w:tc>
-          <w:tcPr>
-            <w:tcW w:type="dxa" w:w="4320"/>
-          </w:tcPr>
-          <w:p>
-            <w:r/>
-            <w:r>
-              <w:t>ActivityLogFilterForm — choices akcji, filtrowanie</w:t>
-            </w:r>
-          </w:p>
-        </w:tc>
-      </w:tr>
-    </w:tbl>
-    <w:p/>
-    <w:p>
-      <w:pPr>
-        <w:pStyle w:val="Heading3"/>
-      </w:pPr>
-      <w:r>
-        <w:t>Commit</w:t>
-      </w:r>
-    </w:p>
-    <w:tbl>
-      <w:tblPr>
-        <w:tblStyle w:val="TableGrid"/>
-        <w:tblW w:type="auto" w:w="0"/>
-        <w:tblLook w:firstColumn="1" w:firstRow="1" w:lastColumn="0" w:lastRow="0" w:noHBand="0" w:noVBand="1" w:val="04A0"/>
-      </w:tblPr>
-      <w:tblGrid>
-        <w:gridCol w:w="2880"/>
-        <w:gridCol w:w="2880"/>
-        <w:gridCol w:w="2880"/>
-      </w:tblGrid>
-      <w:tr>
-        <w:tc>
-          <w:tcPr>
-            <w:tcW w:type="dxa" w:w="2880"/>
-          </w:tcPr>
-          <w:p>
-            <w:r/>
-            <w:r>
-              <w:rPr>
-                <w:b/>
-              </w:rPr>
-              <w:t>Commit</w:t>
-            </w:r>
-          </w:p>
-        </w:tc>
-        <w:tc>
-          <w:tcPr>
-            <w:tcW w:type="dxa" w:w="2880"/>
-          </w:tcPr>
-          <w:p>
-            <w:r/>
-            <w:r>
-              <w:rPr>
-                <w:b/>
-              </w:rPr>
-              <w:t>Data</w:t>
-            </w:r>
-          </w:p>
-        </w:tc>
-        <w:tc>
-          <w:tcPr>
-            <w:tcW w:type="dxa" w:w="2880"/>
-          </w:tcPr>
-          <w:p>
-            <w:r/>
-            <w:r>
-              <w:rPr>
-                <w:b/>
-              </w:rPr>
-              <w:t>Opis</w:t>
-            </w:r>
-          </w:p>
-        </w:tc>
-      </w:tr>
-      <w:tr>
-        <w:tc>
-          <w:tcPr>
-            <w:tcW w:type="dxa" w:w="2880"/>
-          </w:tcPr>
-          <w:p>
-            <w:r/>
-            <w:r>
-              <w:t>`ead8b88`</w:t>
-            </w:r>
-          </w:p>
-        </w:tc>
-        <w:tc>
-          <w:tcPr>
-            <w:tcW w:type="dxa" w:w="2880"/>
-          </w:tcPr>
-          <w:p>
-            <w:r/>
-            <w:r>
-              <w:t>2026-04-19</w:t>
-            </w:r>
-          </w:p>
-        </w:tc>
-        <w:tc>
-          <w:tcPr>
-            <w:tcW w:type="dxa" w:w="2880"/>
-          </w:tcPr>
-          <w:p>
-            <w:r/>
-            <w:r>
-              <w:t>test(accounts): W1 add test_forms.py</w:t>
-            </w:r>
-          </w:p>
-        </w:tc>
-      </w:tr>
-      <w:tr>
-        <w:tc>
-          <w:tcPr>
-            <w:tcW w:type="dxa" w:w="2880"/>
-          </w:tcPr>
-          <w:p>
-            <w:r/>
-            <w:r>
-              <w:t>`094159741`</w:t>
-            </w:r>
-          </w:p>
-        </w:tc>
-        <w:tc>
-          <w:tcPr>
-            <w:tcW w:type="dxa" w:w="2880"/>
-          </w:tcPr>
-          <w:p>
-            <w:r/>
-            <w:r>
-              <w:t>2026-04-19</w:t>
-            </w:r>
-          </w:p>
-        </w:tc>
-        <w:tc>
-          <w:tcPr>
-            <w:tcW w:type="dxa" w:w="2880"/>
-          </w:tcPr>
-          <w:p>
-            <w:r/>
-            <w:r>
-              <w:t>test(companies): W1 add test_forms.py</w:t>
-            </w:r>
-          </w:p>
-        </w:tc>
-      </w:tr>
-      <w:tr>
-        <w:tc>
-          <w:tcPr>
-            <w:tcW w:type="dxa" w:w="2880"/>
-          </w:tcPr>
-          <w:p>
-            <w:r/>
-            <w:r>
-              <w:t>`ce4c97d`</w:t>
-            </w:r>
-          </w:p>
-        </w:tc>
-        <w:tc>
-          <w:tcPr>
-            <w:tcW w:type="dxa" w:w="2880"/>
-          </w:tcPr>
-          <w:p>
-            <w:r/>
-            <w:r>
-              <w:t>2026-04-19</w:t>
-            </w:r>
-          </w:p>
-        </w:tc>
-        <w:tc>
-          <w:tcPr>
-            <w:tcW w:type="dxa" w:w="2880"/>
-          </w:tcPr>
-          <w:p>
-            <w:r/>
-            <w:r>
-              <w:t>test(leads): W1 add test_forms.py</w:t>
-            </w:r>
-          </w:p>
-        </w:tc>
-      </w:tr>
-      <w:tr>
-        <w:tc>
-          <w:tcPr>
-            <w:tcW w:type="dxa" w:w="2880"/>
-          </w:tcPr>
-          <w:p>
-            <w:r/>
-            <w:r>
-              <w:t>`7e55039`</w:t>
-            </w:r>
-          </w:p>
-        </w:tc>
-        <w:tc>
-          <w:tcPr>
-            <w:tcW w:type="dxa" w:w="2880"/>
-          </w:tcPr>
-          <w:p>
-            <w:r/>
-            <w:r>
-              <w:t>2026-04-19</w:t>
-            </w:r>
-          </w:p>
-        </w:tc>
-        <w:tc>
-          <w:tcPr>
-            <w:tcW w:type="dxa" w:w="2880"/>
-          </w:tcPr>
-          <w:p>
-            <w:r/>
-            <w:r>
-              <w:t>test(reports): W1 add test_forms.py</w:t>
-            </w:r>
-          </w:p>
-        </w:tc>
-      </w:tr>
-    </w:tbl>
-    <w:p/>
-    <w:p>
-      <w:pPr>
-        <w:spacing w:before="80" w:after="80"/>
-        <w:pBdr>
-          <w:bottom w:val="single" w:sz="6" w:space="1" w:color="CCCCCC"/>
-        </w:pBdr>
-      </w:pPr>
-    </w:p>
-    <w:p>
-      <w:pPr>
-        <w:pStyle w:val="Heading2"/>
-      </w:pPr>
-      <w:r>
-        <w:t>5. Obsługa mediów (ImageField)</w:t>
-      </w:r>
-    </w:p>
-    <w:p>
-      <w:r/>
-      <w:r>
-        <w:rPr>
-          <w:b/>
-        </w:rPr>
-        <w:t>Status: ✅ SPEŁNIONE</w:t>
-      </w:r>
-      <w:r/>
-    </w:p>
-    <w:p>
-      <w:pPr>
-        <w:pStyle w:val="Heading3"/>
-      </w:pPr>
-      <w:r>
-        <w:t>Implementacja</w:t>
-      </w:r>
-    </w:p>
-    <w:tbl>
-      <w:tblPr>
-        <w:tblStyle w:val="TableGrid"/>
-        <w:tblW w:type="auto" w:w="0"/>
-        <w:tblLook w:firstColumn="1" w:firstRow="1" w:lastColumn="0" w:lastRow="0" w:noHBand="0" w:noVBand="1" w:val="04A0"/>
-      </w:tblPr>
-      <w:tblGrid>
-        <w:gridCol w:w="2160"/>
-        <w:gridCol w:w="2160"/>
-        <w:gridCol w:w="2160"/>
-        <w:gridCol w:w="2160"/>
-      </w:tblGrid>
-      <w:tr>
-        <w:tc>
-          <w:tcPr>
-            <w:tcW w:type="dxa" w:w="2160"/>
-          </w:tcPr>
-          <w:p>
-            <w:r/>
-            <w:r>
-              <w:rPr>
-                <w:b/>
-              </w:rPr>
-              <w:t>Element</w:t>
-            </w:r>
-          </w:p>
-        </w:tc>
-        <w:tc>
-          <w:tcPr>
-            <w:tcW w:type="dxa" w:w="2160"/>
-          </w:tcPr>
-          <w:p>
-            <w:r/>
-            <w:r>
-              <w:rPr>
-                <w:b/>
-              </w:rPr>
-              <w:t>Plik / klasa</w:t>
-            </w:r>
-          </w:p>
-        </w:tc>
-        <w:tc>
-          <w:tcPr>
-            <w:tcW w:type="dxa" w:w="2160"/>
-          </w:tcPr>
-          <w:p>
-            <w:r/>
-            <w:r>
-              <w:rPr>
-                <w:b/>
-              </w:rPr>
-              <w:t>Linia</w:t>
-            </w:r>
-          </w:p>
-        </w:tc>
-        <w:tc>
-          <w:tcPr>
-            <w:tcW w:type="dxa" w:w="2160"/>
-          </w:tcPr>
-          <w:p>
-            <w:r/>
-            <w:r>
-              <w:rPr>
-                <w:b/>
-              </w:rPr>
-              <w:t>Szczegóły</w:t>
-            </w:r>
-          </w:p>
-        </w:tc>
-      </w:tr>
-      <w:tr>
-        <w:tc>
-          <w:tcPr>
-            <w:tcW w:type="dxa" w:w="2160"/>
-          </w:tcPr>
-          <w:p>
-            <w:r/>
-            <w:r>
-              <w:t>ImageField</w:t>
-            </w:r>
-          </w:p>
-        </w:tc>
-        <w:tc>
-          <w:tcPr>
-            <w:tcW w:type="dxa" w:w="2160"/>
-          </w:tcPr>
-          <w:p>
-            <w:r/>
-            <w:r>
-              <w:t>`apps/accounts/models.py:UserProfile.avatar`</w:t>
-            </w:r>
-          </w:p>
-        </w:tc>
-        <w:tc>
-          <w:tcPr>
-            <w:tcW w:type="dxa" w:w="2160"/>
-          </w:tcPr>
-          <w:p>
-            <w:r/>
-            <w:r>
-              <w:t>L52</w:t>
-            </w:r>
-          </w:p>
-        </w:tc>
-        <w:tc>
-          <w:tcPr>
-            <w:tcW w:type="dxa" w:w="2160"/>
-          </w:tcPr>
-          <w:p>
-            <w:r/>
-            <w:r>
-              <w:t>`upload_to="avatars/"`, null=True, blank=True</w:t>
-            </w:r>
-          </w:p>
-        </w:tc>
-      </w:tr>
-      <w:tr>
-        <w:tc>
-          <w:tcPr>
-            <w:tcW w:type="dxa" w:w="2160"/>
-          </w:tcPr>
-          <w:p>
-            <w:r/>
-            <w:r>
-              <w:t>MEDIA_URL</w:t>
-            </w:r>
-          </w:p>
-        </w:tc>
-        <w:tc>
-          <w:tcPr>
-            <w:tcW w:type="dxa" w:w="2160"/>
-          </w:tcPr>
-          <w:p>
-            <w:r/>
-            <w:r>
-              <w:t>`config/settings/base.py:153`</w:t>
-            </w:r>
-          </w:p>
-        </w:tc>
-        <w:tc>
-          <w:tcPr>
-            <w:tcW w:type="dxa" w:w="2160"/>
-          </w:tcPr>
-          <w:p>
-            <w:r/>
-            <w:r>
-              <w:t>L153</w:t>
-            </w:r>
-          </w:p>
-        </w:tc>
-        <w:tc>
-          <w:tcPr>
-            <w:tcW w:type="dxa" w:w="2160"/>
-          </w:tcPr>
-          <w:p>
-            <w:r/>
-            <w:r>
-              <w:t>`MEDIA_URL = "/media/"`</w:t>
-            </w:r>
-          </w:p>
-        </w:tc>
-      </w:tr>
-      <w:tr>
-        <w:tc>
-          <w:tcPr>
-            <w:tcW w:type="dxa" w:w="2160"/>
-          </w:tcPr>
-          <w:p>
-            <w:r/>
-            <w:r>
-              <w:t>MEDIA_ROOT</w:t>
-            </w:r>
-          </w:p>
-        </w:tc>
-        <w:tc>
-          <w:tcPr>
-            <w:tcW w:type="dxa" w:w="2160"/>
-          </w:tcPr>
-          <w:p>
-            <w:r/>
-            <w:r>
-              <w:t>`config/settings/base.py:154`</w:t>
-            </w:r>
-          </w:p>
-        </w:tc>
-        <w:tc>
-          <w:tcPr>
-            <w:tcW w:type="dxa" w:w="2160"/>
-          </w:tcPr>
-          <w:p>
-            <w:r/>
-            <w:r>
-              <w:t>L154</w:t>
-            </w:r>
-          </w:p>
-        </w:tc>
-        <w:tc>
-          <w:tcPr>
-            <w:tcW w:type="dxa" w:w="2160"/>
-          </w:tcPr>
-          <w:p>
-            <w:r/>
-            <w:r>
-              <w:t>`MEDIA_ROOT = BASE_DIR / "media"`</w:t>
-            </w:r>
-          </w:p>
-        </w:tc>
-      </w:tr>
-      <w:tr>
-        <w:tc>
-          <w:tcPr>
-            <w:tcW w:type="dxa" w:w="2160"/>
-          </w:tcPr>
-          <w:p>
-            <w:r/>
-            <w:r>
-              <w:t>Pillow (zależność)</w:t>
-            </w:r>
-          </w:p>
-        </w:tc>
-        <w:tc>
-          <w:tcPr>
-            <w:tcW w:type="dxa" w:w="2160"/>
-          </w:tcPr>
-          <w:p>
-            <w:r/>
-            <w:r>
-              <w:t>`requirements/base.txt`</w:t>
-            </w:r>
-          </w:p>
-        </w:tc>
-        <w:tc>
-          <w:tcPr>
-            <w:tcW w:type="dxa" w:w="2160"/>
-          </w:tcPr>
-          <w:p>
-            <w:r/>
-            <w:r>
-              <w:t>—</w:t>
-            </w:r>
-          </w:p>
-        </w:tc>
-        <w:tc>
-          <w:tcPr>
-            <w:tcW w:type="dxa" w:w="2160"/>
-          </w:tcPr>
-          <w:p>
-            <w:r/>
-            <w:r>
-              <w:t>`Pillow&gt;=10.3.0`</w:t>
-            </w:r>
-          </w:p>
-        </w:tc>
-      </w:tr>
-      <w:tr>
-        <w:tc>
-          <w:tcPr>
-            <w:tcW w:type="dxa" w:w="2160"/>
-          </w:tcPr>
-          <w:p>
-            <w:r/>
-            <w:r>
-              <w:t>Upload w Admin</w:t>
-            </w:r>
-          </w:p>
-        </w:tc>
-        <w:tc>
-          <w:tcPr>
-            <w:tcW w:type="dxa" w:w="2160"/>
-          </w:tcPr>
-          <w:p>
-            <w:r/>
-            <w:r>
-              <w:t>`apps/accounts/admin.py:UserProfileInline`</w:t>
-            </w:r>
-          </w:p>
-        </w:tc>
-        <w:tc>
-          <w:tcPr>
-            <w:tcW w:type="dxa" w:w="2160"/>
-          </w:tcPr>
-          <w:p>
-            <w:r/>
-            <w:r>
-              <w:t>L18</w:t>
-            </w:r>
-          </w:p>
-        </w:tc>
-        <w:tc>
-          <w:tcPr>
-            <w:tcW w:type="dxa" w:w="2160"/>
-          </w:tcPr>
-          <w:p>
-            <w:r/>
-            <w:r>
-              <w:t>Pole avatar w inline panelu admina</w:t>
-            </w:r>
-          </w:p>
-        </w:tc>
-      </w:tr>
-      <w:tr>
-        <w:tc>
-          <w:tcPr>
-            <w:tcW w:type="dxa" w:w="2160"/>
-          </w:tcPr>
-          <w:p>
-            <w:r/>
-            <w:r>
-              <w:t>FileField (dokumenty)</w:t>
-            </w:r>
-          </w:p>
-        </w:tc>
-        <w:tc>
-          <w:tcPr>
-            <w:tcW w:type="dxa" w:w="2160"/>
-          </w:tcPr>
-          <w:p>
-            <w:r/>
-            <w:r>
-              <w:t>`apps/documents/models.py:Document.file`</w:t>
-            </w:r>
-          </w:p>
-        </w:tc>
-        <w:tc>
-          <w:tcPr>
-            <w:tcW w:type="dxa" w:w="2160"/>
-          </w:tcPr>
-          <w:p>
-            <w:r/>
-            <w:r>
-              <w:t>—</w:t>
-            </w:r>
-          </w:p>
-        </w:tc>
-        <w:tc>
-          <w:tcPr>
-            <w:tcW w:type="dxa" w:w="2160"/>
-          </w:tcPr>
-          <w:p>
-            <w:r/>
-            <w:r>
-              <w:t>`FileField(upload_to="documents/%Y/%m/")`</w:t>
-            </w:r>
-          </w:p>
-        </w:tc>
-      </w:tr>
-    </w:tbl>
-    <w:p/>
-    <w:p>
-      <w:pPr>
-        <w:pStyle w:val="Heading3"/>
-      </w:pPr>
-      <w:r>
-        <w:t>Opis realizacji</w:t>
-      </w:r>
-    </w:p>
-    <w:p>
-      <w:r/>
-      <w:r>
-        <w:rPr>
-          <w:rFonts w:ascii="Courier New" w:hAnsi="Courier New"/>
-          <w:sz w:val="18"/>
-        </w:rPr>
-        <w:t>ImageField</w:t>
-      </w:r>
-      <w:r>
-        <w:t xml:space="preserve"> zaimplementowane na modelu </w:t>
-      </w:r>
-      <w:r>
-        <w:rPr>
-          <w:rFonts w:ascii="Courier New" w:hAnsi="Courier New"/>
-          <w:sz w:val="18"/>
-        </w:rPr>
-        <w:t>UserProfile</w:t>
-      </w:r>
-      <w:r>
-        <w:t xml:space="preserve"> dla awatarów użytkowników z folderem </w:t>
-      </w:r>
-      <w:r>
-        <w:rPr>
-          <w:rFonts w:ascii="Courier New" w:hAnsi="Courier New"/>
-          <w:sz w:val="18"/>
-        </w:rPr>
-        <w:t>avatars/</w:t>
-      </w:r>
-      <w:r>
-        <w:t xml:space="preserve">. Konfiguracja </w:t>
-      </w:r>
-      <w:r>
-        <w:rPr>
-          <w:rFonts w:ascii="Courier New" w:hAnsi="Courier New"/>
-          <w:sz w:val="18"/>
-        </w:rPr>
-        <w:t>MEDIA_URL</w:t>
-      </w:r>
-      <w:r>
-        <w:t xml:space="preserve"> i </w:t>
-      </w:r>
-      <w:r>
-        <w:rPr>
-          <w:rFonts w:ascii="Courier New" w:hAnsi="Courier New"/>
-          <w:sz w:val="18"/>
-        </w:rPr>
-        <w:t>MEDIA_ROOT</w:t>
-      </w:r>
-      <w:r>
-        <w:t xml:space="preserve"> w </w:t>
-      </w:r>
-      <w:r>
-        <w:rPr>
-          <w:rFonts w:ascii="Courier New" w:hAnsi="Courier New"/>
-          <w:sz w:val="18"/>
-        </w:rPr>
-        <w:t>config/settings/base.py</w:t>
-      </w:r>
-      <w:r>
-        <w:t xml:space="preserve">. Pillow wymagany do obsługi plików graficznych jest w </w:t>
-      </w:r>
-      <w:r>
-        <w:rPr>
-          <w:rFonts w:ascii="Courier New" w:hAnsi="Courier New"/>
-          <w:sz w:val="18"/>
-        </w:rPr>
-        <w:t>requirements/base.txt</w:t>
-      </w:r>
-      <w:r>
-        <w:t xml:space="preserve">. Dokumenty CRM przechowywane są przez </w:t>
-      </w:r>
-      <w:r>
-        <w:rPr>
-          <w:rFonts w:ascii="Courier New" w:hAnsi="Courier New"/>
-          <w:sz w:val="18"/>
-        </w:rPr>
-        <w:t>FileField</w:t>
-      </w:r>
-      <w:r>
-        <w:t xml:space="preserve"> w </w:t>
-      </w:r>
-      <w:r>
-        <w:rPr>
-          <w:rFonts w:ascii="Courier New" w:hAnsi="Courier New"/>
-          <w:sz w:val="18"/>
-        </w:rPr>
-        <w:t>Document.file</w:t>
-      </w:r>
-      <w:r>
-        <w:t xml:space="preserve"> z dynamiczną ścieżką </w:t>
-      </w:r>
-      <w:r>
-        <w:rPr>
-          <w:rFonts w:ascii="Courier New" w:hAnsi="Courier New"/>
-          <w:sz w:val="18"/>
-        </w:rPr>
-        <w:t>documents/YYYY/MM/</w:t>
-      </w:r>
-      <w:r>
-        <w:t>.</w:t>
-      </w:r>
-    </w:p>
-    <w:p>
-      <w:pPr>
-        <w:pStyle w:val="Heading3"/>
-      </w:pPr>
-      <w:r>
-        <w:t>Commit</w:t>
-      </w:r>
-    </w:p>
-    <w:tbl>
-      <w:tblPr>
-        <w:tblStyle w:val="TableGrid"/>
-        <w:tblW w:type="auto" w:w="0"/>
-        <w:tblLook w:firstColumn="1" w:firstRow="1" w:lastColumn="0" w:lastRow="0" w:noHBand="0" w:noVBand="1" w:val="04A0"/>
-      </w:tblPr>
-      <w:tblGrid>
-        <w:gridCol w:w="2880"/>
-        <w:gridCol w:w="2880"/>
-        <w:gridCol w:w="2880"/>
-      </w:tblGrid>
-      <w:tr>
-        <w:tc>
-          <w:tcPr>
-            <w:tcW w:type="dxa" w:w="2880"/>
-          </w:tcPr>
-          <w:p>
-            <w:r/>
-            <w:r>
-              <w:rPr>
-                <w:b/>
-              </w:rPr>
-              <w:t>Commit</w:t>
-            </w:r>
-          </w:p>
-        </w:tc>
-        <w:tc>
-          <w:tcPr>
-            <w:tcW w:type="dxa" w:w="2880"/>
-          </w:tcPr>
-          <w:p>
-            <w:r/>
-            <w:r>
-              <w:rPr>
-                <w:b/>
-              </w:rPr>
-              <w:t>Data</w:t>
-            </w:r>
-          </w:p>
-        </w:tc>
-        <w:tc>
-          <w:tcPr>
-            <w:tcW w:type="dxa" w:w="2880"/>
-          </w:tcPr>
-          <w:p>
-            <w:r/>
-            <w:r>
-              <w:rPr>
-                <w:b/>
-              </w:rPr>
-              <w:t>Opis</w:t>
-            </w:r>
-          </w:p>
-        </w:tc>
-      </w:tr>
-      <w:tr>
-        <w:tc>
-          <w:tcPr>
-            <w:tcW w:type="dxa" w:w="2880"/>
-          </w:tcPr>
-          <w:p>
-            <w:r/>
-            <w:r>
-              <w:t>`64a2f8a`</w:t>
-            </w:r>
-          </w:p>
-        </w:tc>
-        <w:tc>
-          <w:tcPr>
-            <w:tcW w:type="dxa" w:w="2880"/>
-          </w:tcPr>
-          <w:p>
-            <w:r/>
-            <w:r>
-              <w:t>2026-04-13</w:t>
-            </w:r>
-          </w:p>
-        </w:tc>
-        <w:tc>
-          <w:tcPr>
-            <w:tcW w:type="dxa" w:w="2880"/>
-          </w:tcPr>
-          <w:p>
-            <w:r/>
-            <w:r>
-              <w:t>chore: initialize project — base settings z MEDIA_ROOT/URL</w:t>
-            </w:r>
-          </w:p>
-        </w:tc>
-      </w:tr>
-      <w:tr>
-        <w:tc>
-          <w:tcPr>
-            <w:tcW w:type="dxa" w:w="2880"/>
-          </w:tcPr>
-          <w:p>
-            <w:r/>
-            <w:r>
-              <w:t>`760b153`</w:t>
-            </w:r>
-          </w:p>
-        </w:tc>
-        <w:tc>
-          <w:tcPr>
-            <w:tcW w:type="dxa" w:w="2880"/>
-          </w:tcPr>
-          <w:p>
-            <w:r/>
-            <w:r>
-              <w:t>2026-04-14</w:t>
-            </w:r>
-          </w:p>
-        </w:tc>
-        <w:tc>
-          <w:tcPr>
-            <w:tcW w:type="dxa" w:w="2880"/>
-          </w:tcPr>
-          <w:p>
-            <w:r/>
-            <w:r>
-              <w:t>feat(accounts): UserProfile z avatar ImageField</w:t>
-            </w:r>
-          </w:p>
-        </w:tc>
-      </w:tr>
-    </w:tbl>
-    <w:p/>
-    <w:p>
-      <w:pPr>
-        <w:spacing w:before="80" w:after="80"/>
-        <w:pBdr>
-          <w:bottom w:val="single" w:sz="6" w:space="1" w:color="CCCCCC"/>
-        </w:pBdr>
-      </w:pPr>
-    </w:p>
-    <w:p>
-      <w:pPr>
-        <w:pStyle w:val="Heading2"/>
-      </w:pPr>
-      <w:r>
-        <w:t>6. Estetyczny interfejs</w:t>
-      </w:r>
-    </w:p>
-    <w:p>
-      <w:r/>
-      <w:r>
-        <w:rPr>
-          <w:b/>
-        </w:rPr>
-        <w:t>Status: ✅ SPEŁNIONE</w:t>
-      </w:r>
-      <w:r/>
-    </w:p>
-    <w:p>
-      <w:pPr>
-        <w:pStyle w:val="Heading3"/>
-      </w:pPr>
-      <w:r>
-        <w:t>Framework CSS — Tabler / Bootstrap 5</w:t>
-      </w:r>
-    </w:p>
-    <w:tbl>
-      <w:tblPr>
-        <w:tblStyle w:val="TableGrid"/>
-        <w:tblW w:type="auto" w:w="0"/>
-        <w:tblLook w:firstColumn="1" w:firstRow="1" w:lastColumn="0" w:lastRow="0" w:noHBand="0" w:noVBand="1" w:val="04A0"/>
-      </w:tblPr>
-      <w:tblGrid>
-        <w:gridCol w:w="2880"/>
-        <w:gridCol w:w="2880"/>
-        <w:gridCol w:w="2880"/>
-      </w:tblGrid>
-      <w:tr>
-        <w:tc>
-          <w:tcPr>
-            <w:tcW w:type="dxa" w:w="2880"/>
-          </w:tcPr>
-          <w:p>
-            <w:r/>
-            <w:r>
-              <w:rPr>
-                <w:b/>
-              </w:rPr>
-              <w:t>Element</w:t>
-            </w:r>
-          </w:p>
-        </w:tc>
-        <w:tc>
-          <w:tcPr>
-            <w:tcW w:type="dxa" w:w="2880"/>
-          </w:tcPr>
-          <w:p>
-            <w:r/>
-            <w:r>
-              <w:rPr>
-                <w:b/>
-              </w:rPr>
-              <w:t>Plik / lokalizacja</w:t>
-            </w:r>
-          </w:p>
-        </w:tc>
-        <w:tc>
-          <w:tcPr>
-            <w:tcW w:type="dxa" w:w="2880"/>
-          </w:tcPr>
-          <w:p>
-            <w:r/>
-            <w:r>
-              <w:rPr>
-                <w:b/>
-              </w:rPr>
-              <w:t>Szczegóły</w:t>
-            </w:r>
-          </w:p>
-        </w:tc>
-      </w:tr>
-      <w:tr>
-        <w:tc>
-          <w:tcPr>
-            <w:tcW w:type="dxa" w:w="2880"/>
-          </w:tcPr>
-          <w:p>
-            <w:r/>
-            <w:r>
-              <w:t>Tabler CSS</w:t>
-            </w:r>
-          </w:p>
-        </w:tc>
-        <w:tc>
-          <w:tcPr>
-            <w:tcW w:type="dxa" w:w="2880"/>
-          </w:tcPr>
-          <w:p>
-            <w:r/>
-            <w:r>
-              <w:t>`templates/base_dashboard.html:10`</w:t>
-            </w:r>
-          </w:p>
-        </w:tc>
-        <w:tc>
-          <w:tcPr>
-            <w:tcW w:type="dxa" w:w="2880"/>
-          </w:tcPr>
-          <w:p>
-            <w:r/>
-            <w:r>
-              <w:t>`tabler.min.css` z `{% static %}`</w:t>
-            </w:r>
-          </w:p>
-        </w:tc>
-      </w:tr>
-      <w:tr>
-        <w:tc>
-          <w:tcPr>
-            <w:tcW w:type="dxa" w:w="2880"/>
-          </w:tcPr>
-          <w:p>
-            <w:r/>
-            <w:r>
-              <w:t>Tabler JS</w:t>
-            </w:r>
-          </w:p>
-        </w:tc>
-        <w:tc>
-          <w:tcPr>
-            <w:tcW w:type="dxa" w:w="2880"/>
-          </w:tcPr>
-          <w:p>
-            <w:r/>
-            <w:r>
-              <w:t>`templates/base_dashboard.html:381`</w:t>
-            </w:r>
-          </w:p>
-        </w:tc>
-        <w:tc>
-          <w:tcPr>
-            <w:tcW w:type="dxa" w:w="2880"/>
-          </w:tcPr>
-          <w:p>
-            <w:r/>
-            <w:r>
-              <w:t>`tabler.min.js`</w:t>
-            </w:r>
-          </w:p>
-        </w:tc>
-      </w:tr>
-      <w:tr>
-        <w:tc>
-          <w:tcPr>
-            <w:tcW w:type="dxa" w:w="2880"/>
-          </w:tcPr>
-          <w:p>
-            <w:r/>
-            <w:r>
-              <w:t>Pliki statyczne</w:t>
-            </w:r>
-          </w:p>
-        </w:tc>
-        <w:tc>
-          <w:tcPr>
-            <w:tcW w:type="dxa" w:w="2880"/>
-          </w:tcPr>
-          <w:p>
-            <w:r/>
-            <w:r>
-              <w:t>`static/tabler/`</w:t>
-            </w:r>
-          </w:p>
-        </w:tc>
-        <w:tc>
-          <w:tcPr>
-            <w:tcW w:type="dxa" w:w="2880"/>
-          </w:tcPr>
-          <w:p>
-            <w:r/>
-            <w:r>
-              <w:t>Pełna paczka Tabler (CSS + JS + ikony)</w:t>
-            </w:r>
-          </w:p>
-        </w:tc>
-      </w:tr>
-      <w:tr>
-        <w:tc>
-          <w:tcPr>
-            <w:tcW w:type="dxa" w:w="2880"/>
-          </w:tcPr>
-          <w:p>
-            <w:r/>
-            <w:r>
-              <w:t>Dziedziczenie</w:t>
-            </w:r>
-          </w:p>
-        </w:tc>
-        <w:tc>
-          <w:tcPr>
-            <w:tcW w:type="dxa" w:w="2880"/>
-          </w:tcPr>
-          <w:p>
-            <w:r/>
-            <w:r>
-              <w:t>`templates/base_dashboard.html`</w:t>
-            </w:r>
-          </w:p>
-        </w:tc>
-        <w:tc>
-          <w:tcPr>
-            <w:tcW w:type="dxa" w:w="2880"/>
-          </w:tcPr>
-          <w:p>
-            <w:r/>
-            <w:r>
-              <w:t>Baza dla wszystkich stron po zalogowaniu</w:t>
-            </w:r>
-          </w:p>
-        </w:tc>
-      </w:tr>
-      <w:tr>
-        <w:tc>
-          <w:tcPr>
-            <w:tcW w:type="dxa" w:w="2880"/>
-          </w:tcPr>
-          <w:p>
-            <w:r/>
-            <w:r>
-              <w:t>Landing page</w:t>
-            </w:r>
-          </w:p>
-        </w:tc>
-        <w:tc>
-          <w:tcPr>
-            <w:tcW w:type="dxa" w:w="2880"/>
-          </w:tcPr>
-          <w:p>
-            <w:r/>
-            <w:r>
-              <w:t>`templates/base.html`</w:t>
-            </w:r>
-          </w:p>
-        </w:tc>
-        <w:tc>
-          <w:tcPr>
-            <w:tcW w:type="dxa" w:w="2880"/>
-          </w:tcPr>
-          <w:p>
-            <w:r/>
-            <w:r>
-              <w:t>Strona startowa z Bootstrap 5</w:t>
-            </w:r>
-          </w:p>
-        </w:tc>
-      </w:tr>
-      <w:tr>
-        <w:tc>
-          <w:tcPr>
-            <w:tcW w:type="dxa" w:w="2880"/>
-          </w:tcPr>
-          <w:p>
-            <w:r/>
-            <w:r>
-              <w:t>Responsive layout</w:t>
-            </w:r>
-          </w:p>
-        </w:tc>
-        <w:tc>
-          <w:tcPr>
-            <w:tcW w:type="dxa" w:w="2880"/>
-          </w:tcPr>
-          <w:p>
-            <w:r/>
-            <w:r>
-              <w:t>`templates/base_dashboard.html`</w:t>
-            </w:r>
-          </w:p>
-        </w:tc>
-        <w:tc>
-          <w:tcPr>
-            <w:tcW w:type="dxa" w:w="2880"/>
-          </w:tcPr>
-          <w:p>
-            <w:r/>
-            <w:r>
-              <w:t>Sidebar + topbar Tabler</w:t>
-            </w:r>
-          </w:p>
-        </w:tc>
-      </w:tr>
-      <w:tr>
-        <w:tc>
-          <w:tcPr>
-            <w:tcW w:type="dxa" w:w="2880"/>
-          </w:tcPr>
-          <w:p>
-            <w:r/>
-            <w:r>
-              <w:t>Formularze</w:t>
-            </w:r>
-          </w:p>
-        </w:tc>
-        <w:tc>
-          <w:tcPr>
-            <w:tcW w:type="dxa" w:w="2880"/>
-          </w:tcPr>
-          <w:p>
-            <w:r/>
-            <w:r>
-              <w:t>`django-crispy-forms` + `crispy-bootstrap5`</w:t>
-            </w:r>
-          </w:p>
-        </w:tc>
-        <w:tc>
-          <w:tcPr>
-            <w:tcW w:type="dxa" w:w="2880"/>
-          </w:tcPr>
-          <w:p>
-            <w:r/>
-            <w:r>
-              <w:t>Automatyczne stylowanie formularzy Bootstrap</w:t>
-            </w:r>
-          </w:p>
-        </w:tc>
-      </w:tr>
-    </w:tbl>
-    <w:p/>
-    <w:p>
-      <w:pPr>
-        <w:pStyle w:val="Heading3"/>
-      </w:pPr>
-      <w:r>
-        <w:t>Przekierowanie niezalogowanych użytkowników</w:t>
-      </w:r>
-    </w:p>
-    <w:tbl>
-      <w:tblPr>
-        <w:tblStyle w:val="TableGrid"/>
-        <w:tblW w:type="auto" w:w="0"/>
-        <w:tblLook w:firstColumn="1" w:firstRow="1" w:lastColumn="0" w:lastRow="0" w:noHBand="0" w:noVBand="1" w:val="04A0"/>
-      </w:tblPr>
-      <w:tblGrid>
-        <w:gridCol w:w="2880"/>
-        <w:gridCol w:w="2880"/>
-        <w:gridCol w:w="2880"/>
-      </w:tblGrid>
-      <w:tr>
-        <w:tc>
-          <w:tcPr>
-            <w:tcW w:type="dxa" w:w="2880"/>
-          </w:tcPr>
-          <w:p>
-            <w:r/>
-            <w:r>
-              <w:rPr>
-                <w:b/>
-              </w:rPr>
-              <w:t>Element</w:t>
-            </w:r>
-          </w:p>
-        </w:tc>
-        <w:tc>
-          <w:tcPr>
-            <w:tcW w:type="dxa" w:w="2880"/>
-          </w:tcPr>
-          <w:p>
-            <w:r/>
-            <w:r>
-              <w:rPr>
-                <w:b/>
-              </w:rPr>
-              <w:t>Plik / lokalizacja</w:t>
-            </w:r>
-          </w:p>
-        </w:tc>
-        <w:tc>
-          <w:tcPr>
-            <w:tcW w:type="dxa" w:w="2880"/>
-          </w:tcPr>
-          <w:p>
-            <w:r/>
-            <w:r>
-              <w:rPr>
-                <w:b/>
-              </w:rPr>
-              <w:t>Szczegóły</w:t>
-            </w:r>
-          </w:p>
-        </w:tc>
-      </w:tr>
-      <w:tr>
-        <w:tc>
-          <w:tcPr>
-            <w:tcW w:type="dxa" w:w="2880"/>
-          </w:tcPr>
-          <w:p>
-            <w:r/>
-            <w:r>
-              <w:t>Mixin</w:t>
-            </w:r>
-          </w:p>
-        </w:tc>
-        <w:tc>
-          <w:tcPr>
-            <w:tcW w:type="dxa" w:w="2880"/>
-          </w:tcPr>
-          <w:p>
-            <w:r/>
-            <w:r>
-              <w:t>`LoginRequiredMixin`</w:t>
-            </w:r>
-          </w:p>
-        </w:tc>
-        <w:tc>
-          <w:tcPr>
-            <w:tcW w:type="dxa" w:w="2880"/>
-          </w:tcPr>
-          <w:p>
-            <w:r/>
-            <w:r>
-              <w:t>Na wszystkich 70 klasach widoków</w:t>
-            </w:r>
-          </w:p>
-        </w:tc>
-      </w:tr>
-      <w:tr>
-        <w:tc>
-          <w:tcPr>
-            <w:tcW w:type="dxa" w:w="2880"/>
-          </w:tcPr>
-          <w:p>
-            <w:r/>
-            <w:r>
-              <w:t>URL przekierowania</w:t>
-            </w:r>
-          </w:p>
-        </w:tc>
-        <w:tc>
-          <w:tcPr>
-            <w:tcW w:type="dxa" w:w="2880"/>
-          </w:tcPr>
-          <w:p>
-            <w:r/>
-            <w:r>
-              <w:t>`config/settings/base.py:166`</w:t>
-            </w:r>
-          </w:p>
-        </w:tc>
-        <w:tc>
-          <w:tcPr>
-            <w:tcW w:type="dxa" w:w="2880"/>
-          </w:tcPr>
-          <w:p>
-            <w:r/>
-            <w:r>
-              <w:t>`LOGIN_URL = "accounts:login"`</w:t>
-            </w:r>
-          </w:p>
-        </w:tc>
-      </w:tr>
-      <w:tr>
-        <w:tc>
-          <w:tcPr>
-            <w:tcW w:type="dxa" w:w="2880"/>
-          </w:tcPr>
-          <w:p>
-            <w:r/>
-            <w:r>
-              <w:t>Ochrona eksportów</w:t>
-            </w:r>
-          </w:p>
-        </w:tc>
-        <w:tc>
-          <w:tcPr>
-            <w:tcW w:type="dxa" w:w="2880"/>
-          </w:tcPr>
-          <w:p>
-            <w:r/>
-            <w:r>
-              <w:t>`apps/*/views.py`</w:t>
-            </w:r>
-          </w:p>
-        </w:tc>
-        <w:tc>
-          <w:tcPr>
-            <w:tcW w:type="dxa" w:w="2880"/>
-          </w:tcPr>
-          <w:p>
-            <w:r/>
-            <w:r>
-              <w:t>Widoki XLSX i PDF też z `LoginRequiredMixin`</w:t>
-            </w:r>
-          </w:p>
-        </w:tc>
-      </w:tr>
-      <w:tr>
-        <w:tc>
-          <w:tcPr>
-            <w:tcW w:type="dxa" w:w="2880"/>
-          </w:tcPr>
-          <w:p>
-            <w:r/>
-            <w:r>
-              <w:t>Ochrona API</w:t>
-            </w:r>
-          </w:p>
-        </w:tc>
-        <w:tc>
-          <w:tcPr>
-            <w:tcW w:type="dxa" w:w="2880"/>
-          </w:tcPr>
-          <w:p>
-            <w:r/>
-            <w:r>
-              <w:t>`apps/companies/views.py:NipLookupView`</w:t>
-            </w:r>
-          </w:p>
-        </w:tc>
-        <w:tc>
-          <w:tcPr>
-            <w:tcW w:type="dxa" w:w="2880"/>
-          </w:tcPr>
-          <w:p>
-            <w:r/>
-            <w:r>
-              <w:t>`LoginRequiredMixin` na endpoint AJAX</w:t>
-            </w:r>
-          </w:p>
-        </w:tc>
-      </w:tr>
-    </w:tbl>
-    <w:p/>
-    <w:p>
-      <w:pPr>
-        <w:pStyle w:val="Heading3"/>
-      </w:pPr>
-      <w:r>
-        <w:t>Komunikaty błędów i powiadomień</w:t>
-      </w:r>
-    </w:p>
-    <w:tbl>
-      <w:tblPr>
-        <w:tblStyle w:val="TableGrid"/>
-        <w:tblW w:type="auto" w:w="0"/>
-        <w:tblLook w:firstColumn="1" w:firstRow="1" w:lastColumn="0" w:lastRow="0" w:noHBand="0" w:noVBand="1" w:val="04A0"/>
-      </w:tblPr>
-      <w:tblGrid>
-        <w:gridCol w:w="2880"/>
-        <w:gridCol w:w="2880"/>
-        <w:gridCol w:w="2880"/>
-      </w:tblGrid>
-      <w:tr>
-        <w:tc>
-          <w:tcPr>
-            <w:tcW w:type="dxa" w:w="2880"/>
-          </w:tcPr>
-          <w:p>
-            <w:r/>
-            <w:r>
-              <w:rPr>
-                <w:b/>
-              </w:rPr>
-              <w:t>Element</w:t>
-            </w:r>
-          </w:p>
-        </w:tc>
-        <w:tc>
-          <w:tcPr>
-            <w:tcW w:type="dxa" w:w="2880"/>
-          </w:tcPr>
-          <w:p>
-            <w:r/>
-            <w:r>
-              <w:rPr>
-                <w:b/>
-              </w:rPr>
-              <w:t>Plik / lokalizacja</w:t>
-            </w:r>
-          </w:p>
-        </w:tc>
-        <w:tc>
-          <w:tcPr>
-            <w:tcW w:type="dxa" w:w="2880"/>
-          </w:tcPr>
-          <w:p>
-            <w:r/>
-            <w:r>
-              <w:rPr>
-                <w:b/>
-              </w:rPr>
-              <w:t>Szczegóły</w:t>
-            </w:r>
-          </w:p>
-        </w:tc>
-      </w:tr>
-      <w:tr>
-        <w:tc>
-          <w:tcPr>
-            <w:tcW w:type="dxa" w:w="2880"/>
-          </w:tcPr>
-          <w:p>
-            <w:r/>
-            <w:r>
-              <w:t>Django messages</w:t>
-            </w:r>
-          </w:p>
-        </w:tc>
-        <w:tc>
-          <w:tcPr>
-            <w:tcW w:type="dxa" w:w="2880"/>
-          </w:tcPr>
-          <w:p>
-            <w:r/>
-            <w:r>
-              <w:t>`templates/base_dashboard.html:345-353`</w:t>
-            </w:r>
-          </w:p>
-        </w:tc>
-        <w:tc>
-          <w:tcPr>
-            <w:tcW w:type="dxa" w:w="2880"/>
-          </w:tcPr>
-          <w:p>
-            <w:r/>
-            <w:r>
-              <w:t>Blok alertów nad treścią strony</w:t>
-            </w:r>
-          </w:p>
-        </w:tc>
-      </w:tr>
-      <w:tr>
-        <w:tc>
-          <w:tcPr>
-            <w:tcW w:type="dxa" w:w="2880"/>
-          </w:tcPr>
-          <w:p>
-            <w:r/>
-            <w:r>
-              <w:t>Typy alertów</w:t>
-            </w:r>
-          </w:p>
-        </w:tc>
-        <w:tc>
-          <w:tcPr>
-            <w:tcW w:type="dxa" w:w="2880"/>
-          </w:tcPr>
-          <w:p>
-            <w:r/>
-            <w:r>
-              <w:t>base_dashboard.html</w:t>
-            </w:r>
-          </w:p>
-        </w:tc>
-        <w:tc>
-          <w:tcPr>
-            <w:tcW w:type="dxa" w:w="2880"/>
-          </w:tcPr>
-          <w:p>
-            <w:r/>
-            <w:r>
-              <w:t>success, warning, error, info (kolory Bootstrap)</w:t>
-            </w:r>
-          </w:p>
-        </w:tc>
-      </w:tr>
-      <w:tr>
-        <w:tc>
-          <w:tcPr>
-            <w:tcW w:type="dxa" w:w="2880"/>
-          </w:tcPr>
-          <w:p>
-            <w:r/>
-            <w:r>
-              <w:t>Alerty odrzucalne</w:t>
-            </w:r>
-          </w:p>
-        </w:tc>
-        <w:tc>
-          <w:tcPr>
-            <w:tcW w:type="dxa" w:w="2880"/>
-          </w:tcPr>
-          <w:p>
-            <w:r/>
-            <w:r>
-              <w:t>base_dashboard.html</w:t>
-            </w:r>
-          </w:p>
-        </w:tc>
-        <w:tc>
-          <w:tcPr>
-            <w:tcW w:type="dxa" w:w="2880"/>
-          </w:tcPr>
-          <w:p>
-            <w:r/>
-            <w:r>
-              <w:t>`alert-dismissible fade show` + przycisk X</w:t>
-            </w:r>
-          </w:p>
-        </w:tc>
-      </w:tr>
-      <w:tr>
-        <w:tc>
-          <w:tcPr>
-            <w:tcW w:type="dxa" w:w="2880"/>
-          </w:tcPr>
-          <w:p>
-            <w:r/>
-            <w:r>
-              <w:t>Komunikaty w widokach</w:t>
-            </w:r>
-          </w:p>
-        </w:tc>
-        <w:tc>
-          <w:tcPr>
-            <w:tcW w:type="dxa" w:w="2880"/>
-          </w:tcPr>
-          <w:p>
-            <w:r/>
-            <w:r>
-              <w:t>`apps/*/views.py`</w:t>
-            </w:r>
-          </w:p>
-        </w:tc>
-        <w:tc>
-          <w:tcPr>
-            <w:tcW w:type="dxa" w:w="2880"/>
-          </w:tcPr>
-          <w:p>
-            <w:r/>
-            <w:r>
-              <w:t>`messages.success()` po każdej operacji CRUD</w:t>
-            </w:r>
-          </w:p>
-        </w:tc>
-      </w:tr>
-      <w:tr>
-        <w:tc>
-          <w:tcPr>
-            <w:tcW w:type="dxa" w:w="2880"/>
-          </w:tcPr>
-          <w:p>
-            <w:r/>
-            <w:r>
-              <w:t>Walidacja formularzy</w:t>
-            </w:r>
-          </w:p>
-        </w:tc>
-        <w:tc>
-          <w:tcPr>
-            <w:tcW w:type="dxa" w:w="2880"/>
-          </w:tcPr>
-          <w:p>
-            <w:r/>
-            <w:r>
-              <w:t>Crispy Forms + DTL</w:t>
-            </w:r>
-          </w:p>
-        </w:tc>
-        <w:tc>
-          <w:tcPr>
-            <w:tcW w:type="dxa" w:w="2880"/>
-          </w:tcPr>
-          <w:p>
-            <w:r/>
-            <w:r>
-              <w:t>Błędy pól wyświetlane inline pod każdym polem</w:t>
-            </w:r>
-          </w:p>
-        </w:tc>
-      </w:tr>
-    </w:tbl>
-    <w:p/>
-    <w:p>
-      <w:pPr>
-        <w:pStyle w:val="Heading3"/>
-      </w:pPr>
-      <w:r>
-        <w:t>Commit</w:t>
-      </w:r>
-    </w:p>
-    <w:tbl>
-      <w:tblPr>
-        <w:tblStyle w:val="TableGrid"/>
-        <w:tblW w:type="auto" w:w="0"/>
-        <w:tblLook w:firstColumn="1" w:firstRow="1" w:lastColumn="0" w:lastRow="0" w:noHBand="0" w:noVBand="1" w:val="04A0"/>
-      </w:tblPr>
-      <w:tblGrid>
-        <w:gridCol w:w="2880"/>
-        <w:gridCol w:w="2880"/>
-        <w:gridCol w:w="2880"/>
-      </w:tblGrid>
-      <w:tr>
-        <w:tc>
-          <w:tcPr>
-            <w:tcW w:type="dxa" w:w="2880"/>
-          </w:tcPr>
-          <w:p>
-            <w:r/>
-            <w:r>
-              <w:rPr>
-                <w:b/>
-              </w:rPr>
-              <w:t>Commit</w:t>
-            </w:r>
-          </w:p>
-        </w:tc>
-        <w:tc>
-          <w:tcPr>
-            <w:tcW w:type="dxa" w:w="2880"/>
-          </w:tcPr>
-          <w:p>
-            <w:r/>
-            <w:r>
-              <w:rPr>
-                <w:b/>
-              </w:rPr>
-              <w:t>Data</w:t>
-            </w:r>
-          </w:p>
-        </w:tc>
-        <w:tc>
-          <w:tcPr>
-            <w:tcW w:type="dxa" w:w="2880"/>
-          </w:tcPr>
-          <w:p>
-            <w:r/>
-            <w:r>
-              <w:rPr>
-                <w:b/>
-              </w:rPr>
-              <w:t>Opis</w:t>
-            </w:r>
-          </w:p>
-        </w:tc>
-      </w:tr>
-      <w:tr>
-        <w:tc>
-          <w:tcPr>
-            <w:tcW w:type="dxa" w:w="2880"/>
-          </w:tcPr>
-          <w:p>
-            <w:r/>
-            <w:r>
-              <w:t>`154d8f1`</w:t>
-            </w:r>
-          </w:p>
-        </w:tc>
-        <w:tc>
-          <w:tcPr>
-            <w:tcW w:type="dxa" w:w="2880"/>
-          </w:tcPr>
-          <w:p>
-            <w:r/>
-            <w:r>
-              <w:t>2026-04-14</w:t>
-            </w:r>
-          </w:p>
-        </w:tc>
-        <w:tc>
-          <w:tcPr>
-            <w:tcW w:type="dxa" w:w="2880"/>
-          </w:tcPr>
-          <w:p>
-            <w:r/>
-            <w:r>
-              <w:t>feat(accounts): add auth views, Tabler UI and dashboard</w:t>
-            </w:r>
-          </w:p>
-        </w:tc>
-      </w:tr>
-      <w:tr>
-        <w:tc>
-          <w:tcPr>
-            <w:tcW w:type="dxa" w:w="2880"/>
-          </w:tcPr>
-          <w:p>
-            <w:r/>
-            <w:r>
-              <w:t>`cab1362`</w:t>
-            </w:r>
-          </w:p>
-        </w:tc>
-        <w:tc>
-          <w:tcPr>
-            <w:tcW w:type="dxa" w:w="2880"/>
-          </w:tcPr>
-          <w:p>
-            <w:r/>
-            <w:r>
-              <w:t>2026-04-14</w:t>
-            </w:r>
-          </w:p>
-        </w:tc>
-        <w:tc>
-          <w:tcPr>
-            <w:tcW w:type="dxa" w:w="2880"/>
-          </w:tcPr>
-          <w:p>
-            <w:r/>
-            <w:r>
-              <w:t>feat(companies): add CRUD views and templates</w:t>
-            </w:r>
-          </w:p>
-        </w:tc>
-      </w:tr>
-      <w:tr>
-        <w:tc>
-          <w:tcPr>
-            <w:tcW w:type="dxa" w:w="2880"/>
-          </w:tcPr>
-          <w:p>
-            <w:r/>
-            <w:r>
-              <w:t>`629b96c`</w:t>
-            </w:r>
-          </w:p>
-        </w:tc>
-        <w:tc>
-          <w:tcPr>
-            <w:tcW w:type="dxa" w:w="2880"/>
-          </w:tcPr>
-          <w:p>
-            <w:r/>
-            <w:r>
-              <w:t>2026-04-16</w:t>
-            </w:r>
-          </w:p>
-        </w:tc>
-        <w:tc>
-          <w:tcPr>
-            <w:tcW w:type="dxa" w:w="2880"/>
-          </w:tcPr>
-          <w:p>
-            <w:r/>
-            <w:r>
-              <w:t>Merge feature/phase-4-views — Faza 4 complete</w:t>
-            </w:r>
-          </w:p>
-        </w:tc>
-      </w:tr>
-    </w:tbl>
-    <w:p/>
-    <w:p>
-      <w:pPr>
-        <w:spacing w:before="80" w:after="80"/>
-        <w:pBdr>
-          <w:bottom w:val="single" w:sz="6" w:space="1" w:color="CCCCCC"/>
-        </w:pBdr>
-      </w:pPr>
-    </w:p>
-    <w:p>
-      <w:pPr>
-        <w:pStyle w:val="Heading2"/>
-      </w:pPr>
-      <w:r>
-        <w:t>Załączniki</w:t>
-      </w:r>
-    </w:p>
-    <w:p>
-      <w:pPr>
-        <w:pStyle w:val="Heading3"/>
-      </w:pPr>
-      <w:r>
-        <w:t>Struktura plików testowych</w:t>
-      </w:r>
-    </w:p>
-    <w:p>
-      <w:r>
-        <w:rPr>
-          <w:rFonts w:ascii="Courier New" w:hAnsi="Courier New"/>
-          <w:sz w:val="18"/>
-        </w:rPr>
-        <w:t>apps/</w:t>
-        <w:br/>
-        <w:t>├── accounts/tests/   test_models.py  test_views.py  test_forms.py</w:t>
-        <w:br/>
-        <w:t>├── companies/tests/  test_models.py  test_views.py  test_forms.py</w:t>
-        <w:br/>
-        <w:t>├── contacts/tests/   test_models.py  test_views.py  test_forms.py</w:t>
-        <w:br/>
-        <w:t>├── leads/tests/      test_models.py  test_views.py  test_forms.py</w:t>
-        <w:br/>
-        <w:t>├── deals/tests/      test_models.py  test_views.py  test_forms.py</w:t>
-        <w:br/>
-        <w:t>├── tasks/tests/      test_models.py  test_views.py  test_forms.py</w:t>
-        <w:br/>
-        <w:t>├── documents/tests/  test_models.py  test_views.py  test_forms.py</w:t>
-        <w:br/>
-        <w:t>├── notes/tests/      test_models.py  test_views.py  test_forms.py</w:t>
-        <w:br/>
-        <w:t>└── reports/tests/    test_models.py  test_views.py  test_forms.py</w:t>
-      </w:r>
-    </w:p>
-    <w:p>
-      <w:pPr>
-        <w:pStyle w:val="Heading3"/>
+        <w:jc w:val="left"/>
       </w:pPr>
       <w:r>
         <w:t>Komendy weryfikacyjne</w:t>
       </w:r>
     </w:p>
     <w:p>
+      <w:pPr>
+        <w:ind w:left="567"/>
+      </w:pPr>
       <w:r>
         <w:rPr>
           <w:rFonts w:ascii="Courier New" w:hAnsi="Courier New"/>
-          <w:sz w:val="18"/>
+          <w:sz w:val="20"/>
         </w:rPr>
-        <w:t># Uruchom wszystkie testy</w:t>
-        <w:br/>
         <w:t>python -m pytest --tb=short -q</w:t>
-        <w:br/>
-        <w:br/>
-        <w:t># Sprawdź pokrycie kodu</w:t>
-        <w:br/>
-        <w:t>python -m pytest --cov=apps --cov-report=html</w:t>
-        <w:br/>
-        <w:br/>
-        <w:t># Wygeneruj dane demonstracyjne</w:t>
-        <w:br/>
-        <w:t>python manage.py seed_demo_data</w:t>
-        <w:br/>
-        <w:br/>
-        <w:t># Zbuduj dokumentację Sphinx</w:t>
-        <w:br/>
-        <w:t>python -m sphinx docs/ docs/_build/html</w:t>
       </w:r>
     </w:p>
     <w:p>
       <w:pPr>
-        <w:spacing w:before="80" w:after="80"/>
-        <w:pBdr>
-          <w:bottom w:val="single" w:sz="6" w:space="1" w:color="CCCCCC"/>
-        </w:pBdr>
+        <w:ind w:left="567"/>
       </w:pPr>
+      <w:r>
+        <w:rPr>
+          <w:rFonts w:ascii="Courier New" w:hAnsi="Courier New"/>
+          <w:sz w:val="20"/>
+        </w:rPr>
+        <w:t>python -m pytest --cov=apps --cov-report=html</w:t>
+      </w:r>
     </w:p>
     <w:p>
+      <w:pPr>
+        <w:ind w:left="567"/>
+      </w:pPr>
       <w:r>
-        <w:t>*Raport wygenerowany automatycznie na podstawie analizy kodu źródłowego ZelaznaCRM.*</w:t>
+        <w:rPr>
+          <w:rFonts w:ascii="Courier New" w:hAnsi="Courier New"/>
+          <w:sz w:val="20"/>
+        </w:rPr>
+        <w:t>python manage.py seed_demo_data</w:t>
+      </w:r>
+    </w:p>
+    <w:p>
+      <w:pPr>
+        <w:ind w:left="567"/>
+      </w:pPr>
+      <w:r>
+        <w:rPr>
+          <w:rFonts w:ascii="Courier New" w:hAnsi="Courier New"/>
+          <w:sz w:val="20"/>
+        </w:rPr>
+        <w:t>python -m sphinx docs/ docs/_build/html</w:t>
+      </w:r>
+    </w:p>
+    <w:p/>
+    <w:p>
+      <w:r>
+        <w:rPr>
+          <w:color w:val="888888"/>
+          <w:sz w:val="18"/>
+        </w:rPr>
+        <w:t>Raport wygenerowany automatycznie na podstawie analizy kodu zrodlowego ZelaznaCRM.</w:t>
       </w:r>
     </w:p>
     <w:sectPr>
